--- a/assets/TANET.docx
+++ b/assets/TANET.docx
@@ -29,25 +29,23 @@
           <w:b/>
           <w:sz w:val="32"/>
         </w:rPr>
-        <w:t xml:space="preserve"> </w:t>
-      </w:r>
-      <w:proofErr w:type="spellStart"/>
+        <w:t>Slurm</w:t>
+      </w:r>
       <w:r>
         <w:rPr>
           <w:rFonts w:eastAsia="標楷體" w:hint="eastAsia"/>
           <w:b/>
           <w:sz w:val="32"/>
         </w:rPr>
-        <w:t>Slurm</w:t>
-      </w:r>
-      <w:proofErr w:type="spellEnd"/>
+        <w:t>與</w:t>
+      </w:r>
       <w:r>
         <w:rPr>
           <w:rFonts w:eastAsia="標楷體" w:hint="eastAsia"/>
           <w:b/>
           <w:sz w:val="32"/>
         </w:rPr>
-        <w:t xml:space="preserve"> </w:t>
+        <w:t>Kubernetes</w:t>
       </w:r>
       <w:r>
         <w:rPr>
@@ -55,7 +53,7 @@
           <w:b/>
           <w:sz w:val="32"/>
         </w:rPr>
-        <w:t>與</w:t>
+        <w:t>架構下</w:t>
       </w:r>
       <w:r>
         <w:rPr>
@@ -63,23 +61,7 @@
           <w:b/>
           <w:sz w:val="32"/>
         </w:rPr>
-        <w:t xml:space="preserve"> Kubernetes </w:t>
-      </w:r>
-      <w:r>
-        <w:rPr>
-          <w:rFonts w:eastAsia="標楷體" w:hint="eastAsia"/>
-          <w:b/>
-          <w:sz w:val="32"/>
-        </w:rPr>
-        <w:t>架構下</w:t>
-      </w:r>
-      <w:r>
-        <w:rPr>
-          <w:rFonts w:eastAsia="標楷體" w:hint="eastAsia"/>
-          <w:b/>
-          <w:sz w:val="32"/>
-        </w:rPr>
-        <w:t xml:space="preserve"> AI </w:t>
+        <w:t>AI</w:t>
       </w:r>
       <w:r>
         <w:rPr>
@@ -107,7 +89,7 @@
           <w:b/>
           <w:sz w:val="32"/>
         </w:rPr>
-        <w:t xml:space="preserve">GPU </w:t>
+        <w:t>GPU</w:t>
       </w:r>
       <w:r>
         <w:rPr>
@@ -180,7 +162,7 @@
           <w:rFonts w:eastAsia="標楷體" w:hint="eastAsia"/>
           <w:b/>
         </w:rPr>
-        <w:t>XX</w:t>
+        <w:t>臺南</w:t>
       </w:r>
       <w:r>
         <w:rPr>
@@ -412,25 +394,23 @@
           <w:rFonts w:eastAsia="標楷體"/>
           <w:sz w:val="20"/>
         </w:rPr>
-        <w:t xml:space="preserve"> </w:t>
-      </w:r>
-      <w:proofErr w:type="spellStart"/>
+        <w:t xml:space="preserve"> Slurm </w:t>
+      </w:r>
       <w:r>
         <w:rPr>
           <w:rStyle w:val="18"/>
           <w:rFonts w:eastAsia="標楷體"/>
           <w:sz w:val="20"/>
         </w:rPr>
-        <w:t>Slurm</w:t>
-      </w:r>
-      <w:proofErr w:type="spellEnd"/>
+        <w:t>的批次排程能力與</w:t>
+      </w:r>
       <w:r>
         <w:rPr>
           <w:rStyle w:val="18"/>
           <w:rFonts w:eastAsia="標楷體"/>
           <w:sz w:val="20"/>
         </w:rPr>
-        <w:t xml:space="preserve"> </w:t>
+        <w:t xml:space="preserve"> Kubernetes </w:t>
       </w:r>
       <w:r>
         <w:rPr>
@@ -438,15 +418,15 @@
           <w:rFonts w:eastAsia="標楷體"/>
           <w:sz w:val="20"/>
         </w:rPr>
-        <w:t>的批次排程能力與</w:t>
+        <w:t>的容器編排及彈性擴縮能力</w:t>
       </w:r>
       <w:r>
         <w:rPr>
           <w:rStyle w:val="18"/>
-          <w:rFonts w:eastAsia="標楷體"/>
-          <w:sz w:val="20"/>
-        </w:rPr>
-        <w:t xml:space="preserve"> Kubernetes </w:t>
+          <w:rFonts w:eastAsia="標楷體" w:hint="eastAsia"/>
+          <w:sz w:val="20"/>
+        </w:rPr>
+        <w:t>，</w:t>
       </w:r>
       <w:r>
         <w:rPr>
@@ -454,7 +434,7 @@
           <w:rFonts w:eastAsia="標楷體"/>
           <w:sz w:val="20"/>
         </w:rPr>
-        <w:t>的容器編排及彈性擴縮能力</w:t>
+        <w:t>讓使用者能以熟悉流程提交工作</w:t>
       </w:r>
       <w:r>
         <w:rPr>
@@ -470,41 +450,15 @@
           <w:rFonts w:eastAsia="標楷體"/>
           <w:sz w:val="20"/>
         </w:rPr>
-        <w:t>讓使用者能以熟悉流程提交工作</w:t>
+        <w:t>同時由系統自動完成資源啟動、分配與監控。本專題提出以</w:t>
       </w:r>
       <w:r>
         <w:rPr>
           <w:rStyle w:val="18"/>
-          <w:rFonts w:eastAsia="標楷體" w:hint="eastAsia"/>
-          <w:sz w:val="20"/>
-        </w:rPr>
-        <w:t>，</w:t>
-      </w:r>
-      <w:r>
-        <w:rPr>
-          <w:rStyle w:val="18"/>
-          <w:rFonts w:eastAsia="標楷體"/>
-          <w:sz w:val="20"/>
-        </w:rPr>
-        <w:t>同時由系統自動完成資源啟動、分配與監控。本專題提出以</w:t>
-      </w:r>
-      <w:proofErr w:type="spellStart"/>
-      <w:r>
-        <w:rPr>
-          <w:rStyle w:val="18"/>
-          <w:rFonts w:eastAsia="標楷體"/>
-          <w:sz w:val="20"/>
-        </w:rPr>
-        <w:t>Slurm</w:t>
-      </w:r>
-      <w:proofErr w:type="spellEnd"/>
-      <w:r>
-        <w:rPr>
-          <w:rStyle w:val="18"/>
-          <w:rFonts w:eastAsia="標楷體"/>
-          <w:sz w:val="20"/>
-        </w:rPr>
-        <w:t>-on-Kubernetes</w:t>
+          <w:rFonts w:eastAsia="標楷體"/>
+          <w:sz w:val="20"/>
+        </w:rPr>
+        <w:t>Slurm-on-Kubernetes</w:t>
       </w:r>
       <w:r>
         <w:rPr>
@@ -652,37 +606,65 @@
       </w:r>
       <w:r>
         <w:rPr>
+          <w:rFonts w:eastAsia="標楷體"/>
+          <w:sz w:val="20"/>
+        </w:rPr>
+        <w:t>異質</w:t>
+      </w:r>
+      <w:r>
+        <w:rPr>
+          <w:rFonts w:eastAsia="標楷體"/>
+          <w:sz w:val="20"/>
+        </w:rPr>
+        <w:t xml:space="preserve"> GPU</w:t>
+      </w:r>
+      <w:r>
+        <w:rPr>
           <w:rStyle w:val="18"/>
           <w:rFonts w:eastAsia="標楷體"/>
           <w:sz w:val="20"/>
         </w:rPr>
+        <w:t>、</w:t>
+      </w:r>
+      <w:r>
+        <w:rPr>
+          <w:rStyle w:val="18"/>
+          <w:rFonts w:eastAsia="標楷體"/>
+          <w:sz w:val="20"/>
+        </w:rPr>
+        <w:t>Slurm</w:t>
+      </w:r>
+      <w:r>
+        <w:rPr>
+          <w:rStyle w:val="18"/>
+          <w:rFonts w:eastAsia="標楷體"/>
+          <w:sz w:val="20"/>
+        </w:rPr>
+        <w:t>、</w:t>
+      </w:r>
+      <w:r>
+        <w:rPr>
+          <w:rStyle w:val="18"/>
+          <w:rFonts w:eastAsia="標楷體"/>
+          <w:sz w:val="20"/>
+        </w:rPr>
         <w:t>Kubernetes</w:t>
       </w:r>
       <w:r>
         <w:rPr>
           <w:rStyle w:val="18"/>
-          <w:rFonts w:eastAsia="標楷體"/>
+          <w:rFonts w:eastAsia="標楷體" w:hint="eastAsia"/>
           <w:sz w:val="20"/>
         </w:rPr>
         <w:t>、</w:t>
       </w:r>
-      <w:proofErr w:type="spellStart"/>
       <w:r>
         <w:rPr>
           <w:rStyle w:val="18"/>
           <w:rFonts w:eastAsia="標楷體"/>
           <w:sz w:val="20"/>
         </w:rPr>
-        <w:t>Slurm</w:t>
-      </w:r>
-      <w:proofErr w:type="spellEnd"/>
-      <w:r>
-        <w:rPr>
-          <w:rStyle w:val="18"/>
-          <w:rFonts w:eastAsia="標楷體"/>
-          <w:sz w:val="20"/>
-        </w:rPr>
-        <w:t>、深度強化學習</w:t>
+        <w:t>深度強化學習</w:t>
       </w:r>
       <w:r>
         <w:rPr>
@@ -731,53 +713,21 @@
           <w:rStyle w:val="18"/>
           <w:sz w:val="20"/>
         </w:rPr>
-        <w:t xml:space="preserve">Large-scale AI workloads have rapidly increased the demand for GPU scheduling. Existing </w:t>
-      </w:r>
-      <w:proofErr w:type="spellStart"/>
+        <w:t>Large-scale AI workloads have rapidly increased the demand for GPU scheduling. Existing Slurm schedulers mainly allocate entire GPUs and rarely consider heterogeneous GPUs together with NVIDIA MPS, leading to poor resource utilization and long queueing delays.</w:t>
+      </w:r>
       <w:r>
         <w:rPr>
           <w:rStyle w:val="18"/>
           <w:sz w:val="20"/>
         </w:rPr>
-        <w:t>Slurm</w:t>
-      </w:r>
-      <w:proofErr w:type="spellEnd"/>
+        <w:t xml:space="preserve"> </w:t>
+      </w:r>
       <w:r>
         <w:rPr>
           <w:rStyle w:val="18"/>
           <w:sz w:val="20"/>
         </w:rPr>
-        <w:t xml:space="preserve"> schedulers mainly allocate entire GPUs and rarely consider heterogeneous GPUs together with NVIDIA MPS, leading to poor resource utilization and long queueing delays.</w:t>
-      </w:r>
-      <w:r>
-        <w:rPr>
-          <w:rStyle w:val="18"/>
-          <w:sz w:val="20"/>
-        </w:rPr>
-        <w:t xml:space="preserve"> </w:t>
-      </w:r>
-      <w:r>
-        <w:rPr>
-          <w:rStyle w:val="18"/>
-          <w:sz w:val="20"/>
-        </w:rPr>
-        <w:t xml:space="preserve">Existing heuristic scheduling policies such as FCFS and Backfill cannot dynamically adapt to workload characteristics, while existing DRL schedulers rarely support heterogeneous GPU placement and MPS allocation in real </w:t>
-      </w:r>
-      <w:proofErr w:type="spellStart"/>
-      <w:r>
-        <w:rPr>
-          <w:rStyle w:val="18"/>
-          <w:sz w:val="20"/>
-        </w:rPr>
-        <w:t>Slurm</w:t>
-      </w:r>
-      <w:proofErr w:type="spellEnd"/>
-      <w:r>
-        <w:rPr>
-          <w:rStyle w:val="18"/>
-          <w:sz w:val="20"/>
-        </w:rPr>
-        <w:t xml:space="preserve"> environments.</w:t>
+        <w:t>Existing heuristic scheduling policies such as FCFS and Backfill cannot dynamically adapt to workload characteristics, while existing DRL schedulers rarely support heterogeneous GPU placement and MPS allocation in real Slurm environments.</w:t>
       </w:r>
       <w:r>
         <w:rPr>
@@ -832,50 +782,24 @@
       <w:r>
         <w:rPr>
           <w:rStyle w:val="18"/>
-          <w:rFonts w:hint="eastAsia"/>
-          <w:sz w:val="20"/>
-        </w:rPr>
-        <w:t xml:space="preserve">GPU Resource Scheduling, Kubernetes, </w:t>
-      </w:r>
-      <w:proofErr w:type="spellStart"/>
+          <w:sz w:val="20"/>
+        </w:rPr>
+        <w:t>GPU Resource Scheduling, Heterogeneous GPU,</w:t>
+      </w:r>
       <w:r>
         <w:rPr>
           <w:rStyle w:val="18"/>
           <w:rFonts w:hint="eastAsia"/>
           <w:sz w:val="20"/>
         </w:rPr>
-        <w:t>Slurm</w:t>
-      </w:r>
-      <w:proofErr w:type="spellEnd"/>
+        <w:t xml:space="preserve"> </w:t>
+      </w:r>
       <w:r>
         <w:rPr>
           <w:rStyle w:val="18"/>
-          <w:rFonts w:hint="eastAsia"/>
-          <w:sz w:val="20"/>
-        </w:rPr>
-        <w:t xml:space="preserve">, Deep </w:t>
-      </w:r>
-      <w:r>
-        <w:rPr>
-          <w:rStyle w:val="18"/>
-          <w:sz w:val="20"/>
-        </w:rPr>
-        <w:t xml:space="preserve">Reinforcement </w:t>
-      </w:r>
-      <w:r>
-        <w:rPr>
-          <w:rStyle w:val="18"/>
-          <w:rFonts w:hint="eastAsia"/>
-          <w:sz w:val="20"/>
-        </w:rPr>
-        <w:t>Learning</w:t>
-      </w:r>
-      <w:r>
-        <w:rPr>
-          <w:rStyle w:val="18"/>
-          <w:sz w:val="20"/>
-        </w:rPr>
-        <w:t>.</w:t>
+          <w:sz w:val="20"/>
+        </w:rPr>
+        <w:t>Slurm, Kubernetes, Deep Reinforcement Learning</w:t>
       </w:r>
     </w:p>
     <w:p>
@@ -901,9 +825,6 @@
         <w:snapToGrid w:val="0"/>
         <w:ind w:left="240" w:hanging="240"/>
         <w:outlineLvl w:val="9"/>
-        <w:rPr>
-          <w:rFonts w:hint="eastAsia"/>
-        </w:rPr>
       </w:pPr>
       <w:r>
         <w:rPr>
@@ -927,26 +848,163 @@
       <w:pPr>
         <w:pStyle w:val="1"/>
         <w:snapToGrid w:val="0"/>
-        <w:ind w:firstLine="426"/>
-        <w:jc w:val="both"/>
-      </w:pPr>
-      <w:proofErr w:type="spellStart"/>
-      <w:r>
         <w:rPr>
           <w:rStyle w:val="18"/>
           <w:rFonts w:eastAsia="標楷體"/>
           <w:sz w:val="20"/>
         </w:rPr>
+      </w:pPr>
+      <w:r>
+        <w:rPr>
+          <w:rStyle w:val="18"/>
+          <w:rFonts w:eastAsia="標楷體" w:hint="eastAsia"/>
+          <w:sz w:val="20"/>
+        </w:rPr>
+        <w:t xml:space="preserve">　　</w:t>
+      </w:r>
+      <w:r>
+        <w:rPr>
+          <w:rStyle w:val="18"/>
+          <w:rFonts w:eastAsia="標楷體"/>
+          <w:sz w:val="20"/>
+        </w:rPr>
+        <w:t xml:space="preserve">Slurm Workload Manager </w:t>
+      </w:r>
+      <w:r>
+        <w:rPr>
+          <w:rStyle w:val="18"/>
+          <w:rFonts w:eastAsia="標楷體"/>
+          <w:sz w:val="20"/>
+        </w:rPr>
+        <w:t>是高效能運算叢集最廣泛使用的工作排程系統之一，提供完整的工作提交、佇列管理、資源限額與</w:t>
+      </w:r>
+      <w:r>
+        <w:rPr>
+          <w:rStyle w:val="18"/>
+          <w:rFonts w:eastAsia="標楷體"/>
+          <w:sz w:val="20"/>
+        </w:rPr>
+        <w:t xml:space="preserve"> GPU </w:t>
+      </w:r>
+      <w:r>
+        <w:rPr>
+          <w:rStyle w:val="18"/>
+          <w:rFonts w:eastAsia="標楷體"/>
+          <w:sz w:val="20"/>
+        </w:rPr>
+        <w:t>資源配置功能</w:t>
+      </w:r>
+      <w:r>
+        <w:rPr>
+          <w:rStyle w:val="18"/>
+          <w:rFonts w:eastAsia="標楷體"/>
+          <w:sz w:val="20"/>
+        </w:rPr>
+        <w:t xml:space="preserve"> [4]</w:t>
+      </w:r>
+      <w:r>
+        <w:rPr>
+          <w:rStyle w:val="18"/>
+          <w:rFonts w:eastAsia="標楷體"/>
+          <w:sz w:val="20"/>
+        </w:rPr>
+        <w:t>，其以「節點」為基礎的資源模型非常適合研究工作環境。然而</w:t>
+      </w:r>
+      <w:r>
+        <w:rPr>
+          <w:rStyle w:val="18"/>
+          <w:rFonts w:eastAsia="標楷體"/>
+          <w:sz w:val="20"/>
+        </w:rPr>
+        <w:t xml:space="preserve"> Slurm </w:t>
+      </w:r>
+      <w:r>
+        <w:rPr>
+          <w:rStyle w:val="18"/>
+          <w:rFonts w:eastAsia="標楷體"/>
+          <w:sz w:val="20"/>
+        </w:rPr>
+        <w:t>原生設計以固定實體節點為主，對彈性擴縮與容器化整合的支援相對有限。</w:t>
+      </w:r>
+      <w:r>
+        <w:rPr>
+          <w:rStyle w:val="18"/>
+          <w:rFonts w:eastAsia="標楷體"/>
+          <w:sz w:val="20"/>
+        </w:rPr>
+        <w:t xml:space="preserve">Kubernetes </w:t>
+      </w:r>
+      <w:r>
+        <w:rPr>
+          <w:rStyle w:val="18"/>
+          <w:rFonts w:eastAsia="標楷體"/>
+          <w:sz w:val="20"/>
+        </w:rPr>
+        <w:t>則是目前最主流的容器編排平台，能自動管理容器的部署、擴縮與健康監控</w:t>
+      </w:r>
+      <w:r>
+        <w:rPr>
+          <w:rStyle w:val="18"/>
+          <w:rFonts w:eastAsia="標楷體"/>
+          <w:sz w:val="20"/>
+        </w:rPr>
+        <w:t xml:space="preserve"> [5]</w:t>
+      </w:r>
+      <w:r>
+        <w:rPr>
+          <w:rStyle w:val="18"/>
+          <w:rFonts w:eastAsia="標楷體"/>
+          <w:sz w:val="20"/>
+        </w:rPr>
+        <w:t>，但其原生排程器</w:t>
+      </w:r>
+      <w:r>
+        <w:rPr>
+          <w:rStyle w:val="18"/>
+          <w:rFonts w:eastAsia="標楷體"/>
+          <w:sz w:val="20"/>
+        </w:rPr>
+        <w:t xml:space="preserve"> (kube-scheduler) </w:t>
+      </w:r>
+      <w:r>
+        <w:rPr>
+          <w:rStyle w:val="18"/>
+          <w:rFonts w:eastAsia="標楷體"/>
+          <w:sz w:val="20"/>
+        </w:rPr>
+        <w:t>以服務導向設計為主，對批次工作、</w:t>
+      </w:r>
+      <w:r>
+        <w:rPr>
+          <w:rStyle w:val="18"/>
+          <w:rFonts w:eastAsia="標楷體"/>
+          <w:sz w:val="20"/>
+        </w:rPr>
+        <w:t>GPU</w:t>
+      </w:r>
+      <w:r>
+        <w:rPr>
+          <w:rStyle w:val="18"/>
+          <w:rFonts w:eastAsia="標楷體"/>
+          <w:sz w:val="20"/>
+        </w:rPr>
+        <w:t>共享與研究工作特有的排程需求支援不足。因此有多項研究嘗試將</w:t>
+      </w:r>
+      <w:r>
+        <w:rPr>
+          <w:rStyle w:val="18"/>
+          <w:rFonts w:eastAsia="標楷體"/>
+          <w:sz w:val="20"/>
+        </w:rPr>
         <w:t>Slurm</w:t>
       </w:r>
-      <w:proofErr w:type="spellEnd"/>
       <w:r>
         <w:rPr>
           <w:rStyle w:val="18"/>
           <w:rFonts w:eastAsia="標楷體"/>
           <w:sz w:val="20"/>
         </w:rPr>
-        <w:t xml:space="preserve"> Workload Manager</w:t>
+        <w:t>與</w:t>
       </w:r>
       <w:r>
         <w:rPr>
@@ -954,7 +1012,7 @@
           <w:rFonts w:eastAsia="標楷體"/>
           <w:sz w:val="20"/>
         </w:rPr>
-        <w:t>是目前高效能運算叢集最廣泛使用的工作排程系統之一。它提供完整的工作提交、佇列管理、資源限額與帳務管理功能，並支援</w:t>
+        <w:t xml:space="preserve"> Kubernetes</w:t>
       </w:r>
       <w:r>
         <w:rPr>
@@ -962,7 +1020,7 @@
           <w:rFonts w:eastAsia="標楷體"/>
           <w:sz w:val="20"/>
         </w:rPr>
-        <w:t xml:space="preserve"> GPU </w:t>
+        <w:t>整合，以同時取得批次排程語意與雲端彈性管理能力；實作層面也有</w:t>
       </w:r>
       <w:r>
         <w:rPr>
@@ -970,7 +1028,7 @@
           <w:rFonts w:eastAsia="標楷體"/>
           <w:sz w:val="20"/>
         </w:rPr>
-        <w:t>資源分配。其以「節點」為基礎的資源模型非常適合研究工作環境。然而</w:t>
+        <w:t xml:space="preserve">Slinky [10] </w:t>
       </w:r>
       <w:r>
         <w:rPr>
@@ -978,397 +1036,31 @@
           <w:rFonts w:eastAsia="標楷體"/>
           <w:sz w:val="20"/>
         </w:rPr>
+        <w:t>等</w:t>
+      </w:r>
+      <w:r>
+        <w:rPr>
+          <w:rStyle w:val="18"/>
+          <w:rFonts w:eastAsia="標楷體"/>
+          <w:sz w:val="20"/>
+        </w:rPr>
         <w:t xml:space="preserve"> </w:t>
       </w:r>
-      <w:proofErr w:type="spellStart"/>
       <w:r>
         <w:rPr>
           <w:rStyle w:val="18"/>
           <w:rFonts w:eastAsia="標楷體"/>
           <w:sz w:val="20"/>
         </w:rPr>
-        <w:t>Slurm</w:t>
-      </w:r>
-      <w:proofErr w:type="spellEnd"/>
+        <w:t xml:space="preserve">Slurm-on-Kubernetes </w:t>
+      </w:r>
       <w:r>
         <w:rPr>
           <w:rStyle w:val="18"/>
           <w:rFonts w:eastAsia="標楷體"/>
           <w:sz w:val="20"/>
         </w:rPr>
-        <w:t xml:space="preserve"> </w:t>
-      </w:r>
-      <w:r>
-        <w:rPr>
-          <w:rStyle w:val="18"/>
-          <w:rFonts w:eastAsia="標楷體"/>
-          <w:sz w:val="20"/>
-        </w:rPr>
-        <w:t>原生設計以固定實體節點為主，對彈性擴縮與容器化整合的支援相對有限。</w:t>
-      </w:r>
-      <w:r>
-        <w:rPr>
-          <w:rStyle w:val="18"/>
-          <w:rFonts w:eastAsia="標楷體" w:hint="eastAsia"/>
-          <w:sz w:val="20"/>
-        </w:rPr>
-        <w:t>而</w:t>
-      </w:r>
-      <w:r>
-        <w:rPr>
-          <w:rFonts w:eastAsia="標楷體"/>
-          <w:sz w:val="20"/>
-          <w:szCs w:val="16"/>
-        </w:rPr>
-        <w:t>Kubernetes</w:t>
-      </w:r>
-      <w:r>
-        <w:rPr>
-          <w:rFonts w:eastAsia="標楷體"/>
-          <w:sz w:val="20"/>
-          <w:szCs w:val="16"/>
-        </w:rPr>
-        <w:t>是目前最主流的容器編排平台，能夠自動管理容器的部署、擴縮與健康監控。</w:t>
-      </w:r>
-      <w:r>
-        <w:rPr>
-          <w:rFonts w:eastAsia="標楷體"/>
-          <w:sz w:val="20"/>
-          <w:szCs w:val="16"/>
-        </w:rPr>
-        <w:t>Kubernetes</w:t>
-      </w:r>
-      <w:r>
-        <w:rPr>
-          <w:rFonts w:eastAsia="標楷體"/>
-          <w:sz w:val="20"/>
-          <w:szCs w:val="16"/>
-        </w:rPr>
-        <w:t>的</w:t>
-      </w:r>
-      <w:r>
-        <w:rPr>
-          <w:rFonts w:eastAsia="標楷體"/>
-          <w:sz w:val="20"/>
-          <w:szCs w:val="16"/>
-        </w:rPr>
-        <w:t xml:space="preserve">Cluster </w:t>
-      </w:r>
-      <w:proofErr w:type="spellStart"/>
-      <w:r>
-        <w:rPr>
-          <w:rFonts w:eastAsia="標楷體"/>
-          <w:sz w:val="20"/>
-          <w:szCs w:val="16"/>
-        </w:rPr>
-        <w:t>Autoscaler</w:t>
-      </w:r>
-      <w:proofErr w:type="spellEnd"/>
-      <w:r>
-        <w:rPr>
-          <w:rFonts w:eastAsia="標楷體"/>
-          <w:sz w:val="20"/>
-          <w:szCs w:val="16"/>
-        </w:rPr>
-        <w:t>可根據工作負載自動增減節點，非常適合需要彈性資源的場景。然而</w:t>
-      </w:r>
-      <w:r>
-        <w:rPr>
-          <w:rFonts w:eastAsia="標楷體"/>
-          <w:sz w:val="20"/>
-          <w:szCs w:val="16"/>
-        </w:rPr>
-        <w:t xml:space="preserve"> Kubernetes </w:t>
-      </w:r>
-      <w:r>
-        <w:rPr>
-          <w:rFonts w:eastAsia="標楷體"/>
-          <w:sz w:val="20"/>
-          <w:szCs w:val="16"/>
-        </w:rPr>
-        <w:t>原生的排程器</w:t>
-      </w:r>
-      <w:r>
-        <w:rPr>
-          <w:rFonts w:eastAsia="標楷體"/>
-          <w:sz w:val="20"/>
-          <w:szCs w:val="16"/>
-        </w:rPr>
-        <w:t xml:space="preserve"> (</w:t>
-      </w:r>
-      <w:proofErr w:type="spellStart"/>
-      <w:r>
-        <w:rPr>
-          <w:rFonts w:eastAsia="標楷體"/>
-          <w:sz w:val="20"/>
-          <w:szCs w:val="16"/>
-        </w:rPr>
-        <w:t>kube</w:t>
-      </w:r>
-      <w:proofErr w:type="spellEnd"/>
-      <w:r>
-        <w:rPr>
-          <w:rFonts w:eastAsia="標楷體"/>
-          <w:sz w:val="20"/>
-          <w:szCs w:val="16"/>
-        </w:rPr>
-        <w:t>-scheduler)</w:t>
-      </w:r>
-      <w:r>
-        <w:rPr>
-          <w:rFonts w:eastAsia="標楷體"/>
-          <w:sz w:val="20"/>
-          <w:szCs w:val="16"/>
-        </w:rPr>
-        <w:t>以服務導向設計為主，對批次工作、</w:t>
-      </w:r>
-      <w:r>
-        <w:rPr>
-          <w:rFonts w:eastAsia="標楷體"/>
-          <w:sz w:val="20"/>
-          <w:szCs w:val="16"/>
-        </w:rPr>
-        <w:t xml:space="preserve">GPU </w:t>
-      </w:r>
-      <w:r>
-        <w:rPr>
-          <w:rFonts w:eastAsia="標楷體"/>
-          <w:sz w:val="20"/>
-          <w:szCs w:val="16"/>
-        </w:rPr>
-        <w:t>共享與研究工作特有的排程需求支援不足。因此有多項研究嘗試將</w:t>
-      </w:r>
-      <w:r>
-        <w:rPr>
-          <w:rFonts w:eastAsia="標楷體"/>
-          <w:sz w:val="20"/>
-          <w:szCs w:val="16"/>
-        </w:rPr>
-        <w:t xml:space="preserve"> </w:t>
-      </w:r>
-      <w:proofErr w:type="spellStart"/>
-      <w:r>
-        <w:rPr>
-          <w:rFonts w:eastAsia="標楷體"/>
-          <w:sz w:val="20"/>
-          <w:szCs w:val="16"/>
-        </w:rPr>
-        <w:t>Slurm</w:t>
-      </w:r>
-      <w:proofErr w:type="spellEnd"/>
-      <w:r>
-        <w:rPr>
-          <w:rFonts w:eastAsia="標楷體"/>
-          <w:sz w:val="20"/>
-          <w:szCs w:val="16"/>
-        </w:rPr>
-        <w:t xml:space="preserve"> </w:t>
-      </w:r>
-      <w:r>
-        <w:rPr>
-          <w:rFonts w:eastAsia="標楷體"/>
-          <w:sz w:val="20"/>
-          <w:szCs w:val="16"/>
-        </w:rPr>
-        <w:t>與</w:t>
-      </w:r>
-      <w:r>
-        <w:rPr>
-          <w:rFonts w:eastAsia="標楷體"/>
-          <w:sz w:val="20"/>
-          <w:szCs w:val="16"/>
-        </w:rPr>
-        <w:t xml:space="preserve"> Kubernetes </w:t>
-      </w:r>
-      <w:r>
-        <w:rPr>
-          <w:rFonts w:eastAsia="標楷體"/>
-          <w:sz w:val="20"/>
-          <w:szCs w:val="16"/>
-        </w:rPr>
-        <w:t>整合，</w:t>
-      </w:r>
-      <w:r>
-        <w:rPr>
-          <w:rFonts w:eastAsia="標楷體"/>
-          <w:sz w:val="20"/>
-          <w:szCs w:val="16"/>
-        </w:rPr>
-        <w:t>以結合兩者優點。在</w:t>
-      </w:r>
-      <w:r>
-        <w:rPr>
-          <w:rFonts w:eastAsia="標楷體"/>
-          <w:sz w:val="20"/>
-          <w:szCs w:val="16"/>
-        </w:rPr>
-        <w:t xml:space="preserve"> </w:t>
-      </w:r>
-      <w:proofErr w:type="spellStart"/>
-      <w:r>
-        <w:rPr>
-          <w:rFonts w:eastAsia="標楷體"/>
-          <w:sz w:val="20"/>
-          <w:szCs w:val="16"/>
-        </w:rPr>
-        <w:t>Slurm</w:t>
-      </w:r>
-      <w:proofErr w:type="spellEnd"/>
-      <w:r>
-        <w:rPr>
-          <w:rFonts w:eastAsia="標楷體"/>
-          <w:sz w:val="20"/>
-          <w:szCs w:val="16"/>
-        </w:rPr>
-        <w:t xml:space="preserve"> </w:t>
-      </w:r>
-      <w:r>
-        <w:rPr>
-          <w:rFonts w:eastAsia="標楷體"/>
-          <w:sz w:val="20"/>
-          <w:szCs w:val="16"/>
-        </w:rPr>
-        <w:t>與</w:t>
-      </w:r>
-      <w:r>
-        <w:rPr>
-          <w:rFonts w:eastAsia="標楷體"/>
-          <w:sz w:val="20"/>
-          <w:szCs w:val="16"/>
-        </w:rPr>
-        <w:t xml:space="preserve"> Kubernetes </w:t>
-      </w:r>
-      <w:r>
-        <w:rPr>
-          <w:rFonts w:eastAsia="標楷體"/>
-          <w:sz w:val="20"/>
-          <w:szCs w:val="16"/>
-        </w:rPr>
-        <w:t>整合方面，既有研究已指出</w:t>
-      </w:r>
-      <w:r>
-        <w:rPr>
-          <w:rFonts w:eastAsia="標楷體"/>
-          <w:sz w:val="20"/>
-          <w:szCs w:val="16"/>
-        </w:rPr>
-        <w:t xml:space="preserve"> HPC </w:t>
-      </w:r>
-      <w:r>
-        <w:rPr>
-          <w:rFonts w:eastAsia="標楷體"/>
-          <w:sz w:val="20"/>
-          <w:szCs w:val="16"/>
-        </w:rPr>
-        <w:t>與</w:t>
-      </w:r>
-      <w:r>
-        <w:rPr>
-          <w:rFonts w:eastAsia="標楷體"/>
-          <w:sz w:val="20"/>
-          <w:szCs w:val="16"/>
-        </w:rPr>
-        <w:t xml:space="preserve"> cloud-native </w:t>
-      </w:r>
-      <w:r>
-        <w:rPr>
-          <w:rFonts w:eastAsia="標楷體"/>
-          <w:sz w:val="20"/>
-          <w:szCs w:val="16"/>
-        </w:rPr>
-        <w:t>系統的匯流可以同時取得批次排程語意與雲端彈性管理能力；實作層面也有</w:t>
-      </w:r>
-      <w:r>
-        <w:rPr>
-          <w:rFonts w:eastAsia="標楷體"/>
-          <w:sz w:val="20"/>
-          <w:szCs w:val="16"/>
-        </w:rPr>
-        <w:t xml:space="preserve"> Slinky </w:t>
-      </w:r>
-      <w:r>
-        <w:rPr>
-          <w:rFonts w:eastAsia="標楷體"/>
-          <w:sz w:val="20"/>
-          <w:szCs w:val="16"/>
-        </w:rPr>
-        <w:t>等</w:t>
-      </w:r>
-      <w:proofErr w:type="spellStart"/>
-      <w:r>
-        <w:rPr>
-          <w:rFonts w:eastAsia="標楷體"/>
-          <w:sz w:val="20"/>
-          <w:szCs w:val="16"/>
-        </w:rPr>
-        <w:t>Slurm</w:t>
-      </w:r>
-      <w:proofErr w:type="spellEnd"/>
-      <w:r>
-        <w:rPr>
-          <w:rFonts w:eastAsia="標楷體"/>
-          <w:sz w:val="20"/>
-          <w:szCs w:val="16"/>
-        </w:rPr>
-        <w:t xml:space="preserve">-on-Kubernetes </w:t>
-      </w:r>
-      <w:r>
-        <w:rPr>
-          <w:rFonts w:eastAsia="標楷體"/>
-          <w:sz w:val="20"/>
-          <w:szCs w:val="16"/>
-        </w:rPr>
-        <w:t>方向的工具，以及</w:t>
-      </w:r>
-      <w:r>
-        <w:rPr>
-          <w:rFonts w:eastAsia="標楷體"/>
-          <w:sz w:val="20"/>
-          <w:szCs w:val="16"/>
-        </w:rPr>
-        <w:t xml:space="preserve"> AWS </w:t>
-      </w:r>
-      <w:proofErr w:type="spellStart"/>
-      <w:r>
-        <w:rPr>
-          <w:rFonts w:eastAsia="標楷體"/>
-          <w:sz w:val="20"/>
-          <w:szCs w:val="16"/>
-        </w:rPr>
-        <w:t>ParallelCluster</w:t>
-      </w:r>
-      <w:proofErr w:type="spellEnd"/>
-      <w:r>
-        <w:rPr>
-          <w:rFonts w:eastAsia="標楷體"/>
-          <w:sz w:val="20"/>
-          <w:szCs w:val="16"/>
-        </w:rPr>
-        <w:t xml:space="preserve"> </w:t>
-      </w:r>
-      <w:r>
-        <w:rPr>
-          <w:rFonts w:eastAsia="標楷體"/>
-          <w:sz w:val="20"/>
-          <w:szCs w:val="16"/>
-        </w:rPr>
-        <w:t>等雲端</w:t>
-      </w:r>
-      <w:r>
-        <w:rPr>
-          <w:rFonts w:eastAsia="標楷體"/>
-          <w:sz w:val="20"/>
-          <w:szCs w:val="16"/>
-        </w:rPr>
-        <w:t xml:space="preserve"> HPC </w:t>
-      </w:r>
-      <w:r>
-        <w:rPr>
-          <w:rFonts w:eastAsia="標楷體"/>
-          <w:sz w:val="20"/>
-          <w:szCs w:val="16"/>
-        </w:rPr>
-        <w:t>叢集部署方案，顯示此類架構已具有實務需求與發展基礎。</w:t>
+        <w:t>方向的工具，顯示此類架構已具有實務需求與發展基礎。</w:t>
       </w:r>
     </w:p>
     <w:p>
@@ -1473,6 +1165,346 @@
         <w:rPr>
           <w:rFonts w:eastAsia="標楷體"/>
           <w:bCs/>
+          <w:sz w:val="20"/>
+          <w:szCs w:val="18"/>
+        </w:rPr>
+      </w:pPr>
+      <w:r>
+        <w:rPr>
+          <w:rFonts w:eastAsia="標楷體" w:hint="eastAsia"/>
+          <w:bCs/>
+          <w:sz w:val="20"/>
+          <w:szCs w:val="18"/>
+        </w:rPr>
+        <w:t xml:space="preserve">　　</w:t>
+      </w:r>
+      <w:r>
+        <w:rPr>
+          <w:rFonts w:eastAsia="標楷體" w:hint="eastAsia"/>
+          <w:bCs/>
+          <w:sz w:val="20"/>
+          <w:szCs w:val="18"/>
+        </w:rPr>
+        <w:t>近期研究聚焦於單節點內或單一叢集模型上的動態資源調度本身。</w:t>
+      </w:r>
+      <w:r>
+        <w:rPr>
+          <w:rFonts w:eastAsia="標楷體" w:hint="eastAsia"/>
+          <w:bCs/>
+          <w:sz w:val="20"/>
+          <w:szCs w:val="18"/>
+        </w:rPr>
+        <w:t>Wang</w:t>
+      </w:r>
+      <w:r>
+        <w:rPr>
+          <w:rFonts w:eastAsia="標楷體" w:hint="eastAsia"/>
+          <w:bCs/>
+          <w:sz w:val="20"/>
+          <w:szCs w:val="18"/>
+        </w:rPr>
+        <w:t>等人的</w:t>
+      </w:r>
+      <w:r>
+        <w:rPr>
+          <w:rFonts w:eastAsia="標楷體" w:hint="eastAsia"/>
+          <w:bCs/>
+          <w:sz w:val="20"/>
+          <w:szCs w:val="18"/>
+        </w:rPr>
+        <w:t xml:space="preserve">DCUDA [14] </w:t>
+      </w:r>
+      <w:r>
+        <w:rPr>
+          <w:rFonts w:eastAsia="標楷體" w:hint="eastAsia"/>
+          <w:bCs/>
+          <w:sz w:val="20"/>
+          <w:szCs w:val="18"/>
+        </w:rPr>
+        <w:t>針對單節點多</w:t>
+      </w:r>
+      <w:r>
+        <w:rPr>
+          <w:rFonts w:eastAsia="標楷體" w:hint="eastAsia"/>
+          <w:bCs/>
+          <w:sz w:val="20"/>
+          <w:szCs w:val="18"/>
+        </w:rPr>
+        <w:t>GPU</w:t>
+      </w:r>
+      <w:r>
+        <w:rPr>
+          <w:rFonts w:eastAsia="標楷體" w:hint="eastAsia"/>
+          <w:bCs/>
+          <w:sz w:val="20"/>
+          <w:szCs w:val="18"/>
+        </w:rPr>
+        <w:t>情境，設計了一套輕量級核心／記憶體使用率監控機制，搭配近乎零開銷的執行中</w:t>
+      </w:r>
+      <w:r>
+        <w:rPr>
+          <w:rFonts w:eastAsia="標楷體" w:hint="eastAsia"/>
+          <w:bCs/>
+          <w:sz w:val="20"/>
+          <w:szCs w:val="18"/>
+        </w:rPr>
+        <w:t>CUDA</w:t>
+      </w:r>
+      <w:r>
+        <w:rPr>
+          <w:rFonts w:eastAsia="標楷體" w:hint="eastAsia"/>
+          <w:bCs/>
+          <w:sz w:val="20"/>
+          <w:szCs w:val="18"/>
+        </w:rPr>
+        <w:t>應用即時遷移，將</w:t>
+      </w:r>
+      <w:r>
+        <w:rPr>
+          <w:rFonts w:eastAsia="標楷體" w:hint="eastAsia"/>
+          <w:bCs/>
+          <w:sz w:val="20"/>
+          <w:szCs w:val="18"/>
+        </w:rPr>
+        <w:t>GPU</w:t>
+      </w:r>
+      <w:r>
+        <w:rPr>
+          <w:rFonts w:eastAsia="標楷體" w:hint="eastAsia"/>
+          <w:bCs/>
+          <w:sz w:val="20"/>
+          <w:szCs w:val="18"/>
+        </w:rPr>
+        <w:t>過載時間平均降低</w:t>
+      </w:r>
+      <w:r>
+        <w:rPr>
+          <w:rFonts w:eastAsia="標楷體" w:hint="eastAsia"/>
+          <w:bCs/>
+          <w:sz w:val="20"/>
+          <w:szCs w:val="18"/>
+        </w:rPr>
+        <w:t xml:space="preserve"> 78.3%</w:t>
+      </w:r>
+      <w:r>
+        <w:rPr>
+          <w:rFonts w:eastAsia="標楷體" w:hint="eastAsia"/>
+          <w:bCs/>
+          <w:sz w:val="20"/>
+          <w:szCs w:val="18"/>
+        </w:rPr>
+        <w:t>、一般工作執行時間降低</w:t>
+      </w:r>
+      <w:r>
+        <w:rPr>
+          <w:rFonts w:eastAsia="標楷體" w:hint="eastAsia"/>
+          <w:bCs/>
+          <w:sz w:val="20"/>
+          <w:szCs w:val="18"/>
+        </w:rPr>
+        <w:t xml:space="preserve"> 42.1%</w:t>
+      </w:r>
+      <w:r>
+        <w:rPr>
+          <w:rFonts w:eastAsia="標楷體" w:hint="eastAsia"/>
+          <w:bCs/>
+          <w:sz w:val="20"/>
+          <w:szCs w:val="18"/>
+        </w:rPr>
+        <w:t>（記憶體密集型工作最高</w:t>
+      </w:r>
+      <w:r>
+        <w:rPr>
+          <w:rFonts w:eastAsia="標楷體" w:hint="eastAsia"/>
+          <w:bCs/>
+          <w:sz w:val="20"/>
+          <w:szCs w:val="18"/>
+        </w:rPr>
+        <w:t xml:space="preserve"> 67%</w:t>
+      </w:r>
+      <w:r>
+        <w:rPr>
+          <w:rFonts w:eastAsia="標楷體" w:hint="eastAsia"/>
+          <w:bCs/>
+          <w:sz w:val="20"/>
+          <w:szCs w:val="18"/>
+        </w:rPr>
+        <w:t>）。</w:t>
+      </w:r>
+      <w:r>
+        <w:rPr>
+          <w:rFonts w:eastAsia="標楷體" w:hint="eastAsia"/>
+          <w:bCs/>
+          <w:sz w:val="20"/>
+          <w:szCs w:val="18"/>
+        </w:rPr>
+        <w:t xml:space="preserve">Sedighi </w:t>
+      </w:r>
+      <w:r>
+        <w:rPr>
+          <w:rFonts w:eastAsia="標楷體" w:hint="eastAsia"/>
+          <w:bCs/>
+          <w:sz w:val="20"/>
+          <w:szCs w:val="18"/>
+        </w:rPr>
+        <w:t>等人</w:t>
+      </w:r>
+      <w:r>
+        <w:rPr>
+          <w:rFonts w:eastAsia="標楷體" w:hint="eastAsia"/>
+          <w:bCs/>
+          <w:sz w:val="20"/>
+          <w:szCs w:val="18"/>
+        </w:rPr>
+        <w:t xml:space="preserve"> [15] </w:t>
+      </w:r>
+      <w:r>
+        <w:rPr>
+          <w:rFonts w:eastAsia="標楷體" w:hint="eastAsia"/>
+          <w:bCs/>
+          <w:sz w:val="20"/>
+          <w:szCs w:val="18"/>
+        </w:rPr>
+        <w:t>則在</w:t>
+      </w:r>
+      <w:r>
+        <w:rPr>
+          <w:rFonts w:eastAsia="標楷體" w:hint="eastAsia"/>
+          <w:bCs/>
+          <w:sz w:val="20"/>
+          <w:szCs w:val="18"/>
+        </w:rPr>
+        <w:t xml:space="preserve"> Alibaba</w:t>
+      </w:r>
+      <w:r>
+        <w:rPr>
+          <w:rFonts w:eastAsia="標楷體" w:hint="eastAsia"/>
+          <w:bCs/>
+          <w:sz w:val="20"/>
+          <w:szCs w:val="18"/>
+        </w:rPr>
+        <w:t>的</w:t>
+      </w:r>
+      <w:r>
+        <w:rPr>
+          <w:rFonts w:eastAsia="標楷體" w:hint="eastAsia"/>
+          <w:bCs/>
+          <w:sz w:val="20"/>
+          <w:szCs w:val="18"/>
+        </w:rPr>
+        <w:t>cluster-trace-gpu</w:t>
+      </w:r>
+      <w:r>
+        <w:rPr>
+          <w:rFonts w:eastAsia="標楷體" w:hint="eastAsia"/>
+          <w:bCs/>
+          <w:sz w:val="20"/>
+          <w:szCs w:val="18"/>
+        </w:rPr>
+        <w:t>生產工作負載軌跡之上，提出結合硬體與軟體分割的公平且需求感知動態資源配置演算法，於模擬環境中將</w:t>
+      </w:r>
+      <w:r>
+        <w:rPr>
+          <w:rFonts w:eastAsia="標楷體" w:hint="eastAsia"/>
+          <w:bCs/>
+          <w:sz w:val="20"/>
+          <w:szCs w:val="18"/>
+        </w:rPr>
+        <w:t xml:space="preserve"> GPU </w:t>
+      </w:r>
+      <w:r>
+        <w:rPr>
+          <w:rFonts w:eastAsia="標楷體" w:hint="eastAsia"/>
+          <w:bCs/>
+          <w:sz w:val="20"/>
+          <w:szCs w:val="18"/>
+        </w:rPr>
+        <w:t>資源使用量降低達</w:t>
+      </w:r>
+      <w:r>
+        <w:rPr>
+          <w:rFonts w:eastAsia="標楷體" w:hint="eastAsia"/>
+          <w:bCs/>
+          <w:sz w:val="20"/>
+          <w:szCs w:val="18"/>
+        </w:rPr>
+        <w:t xml:space="preserve"> 88%</w:t>
+      </w:r>
+      <w:r>
+        <w:rPr>
+          <w:rFonts w:eastAsia="標楷體" w:hint="eastAsia"/>
+          <w:bCs/>
+          <w:sz w:val="20"/>
+          <w:szCs w:val="18"/>
+        </w:rPr>
+        <w:t>。這兩項工作皆聚焦「資源配置本身如何隨工作負載動態調整」（即時遷移／再分割），評估分別侷限於單一多</w:t>
+      </w:r>
+      <w:r>
+        <w:rPr>
+          <w:rFonts w:eastAsia="標楷體" w:hint="eastAsia"/>
+          <w:bCs/>
+          <w:sz w:val="20"/>
+          <w:szCs w:val="18"/>
+        </w:rPr>
+        <w:t xml:space="preserve"> GPU </w:t>
+      </w:r>
+      <w:r>
+        <w:rPr>
+          <w:rFonts w:eastAsia="標楷體" w:hint="eastAsia"/>
+          <w:bCs/>
+          <w:sz w:val="20"/>
+          <w:szCs w:val="18"/>
+        </w:rPr>
+        <w:t>節點與純模擬</w:t>
+      </w:r>
+      <w:r>
+        <w:rPr>
+          <w:rFonts w:eastAsia="標楷體" w:hint="eastAsia"/>
+          <w:bCs/>
+          <w:sz w:val="20"/>
+          <w:szCs w:val="18"/>
+        </w:rPr>
+        <w:t xml:space="preserve"> trace </w:t>
+      </w:r>
+      <w:r>
+        <w:rPr>
+          <w:rFonts w:eastAsia="標楷體" w:hint="eastAsia"/>
+          <w:bCs/>
+          <w:sz w:val="20"/>
+          <w:szCs w:val="18"/>
+        </w:rPr>
+        <w:t>重放，並未涉及與</w:t>
+      </w:r>
+      <w:r>
+        <w:rPr>
+          <w:rFonts w:eastAsia="標楷體" w:hint="eastAsia"/>
+          <w:bCs/>
+          <w:sz w:val="20"/>
+          <w:szCs w:val="18"/>
+        </w:rPr>
+        <w:t>Slurm</w:t>
+      </w:r>
+      <w:r>
+        <w:rPr>
+          <w:rFonts w:eastAsia="標楷體" w:hint="eastAsia"/>
+          <w:bCs/>
+          <w:sz w:val="20"/>
+          <w:szCs w:val="18"/>
+        </w:rPr>
+        <w:t>的整合。</w:t>
+      </w:r>
+    </w:p>
+    <w:p>
+      <w:pPr>
+        <w:pStyle w:val="1"/>
+        <w:tabs>
+          <w:tab w:val="left" w:pos="432"/>
+        </w:tabs>
+        <w:snapToGrid w:val="0"/>
+        <w:jc w:val="both"/>
+        <w:rPr>
+          <w:rFonts w:eastAsia="標楷體"/>
+          <w:bCs/>
           <w:sz w:val="22"/>
         </w:rPr>
       </w:pPr>
@@ -1492,7 +1524,7 @@
           <w:sz w:val="20"/>
           <w:szCs w:val="18"/>
         </w:rPr>
-        <w:t>近期研究聚焦於單節點內或單一叢集模型上的動態資源調度本身。</w:t>
+        <w:t>在</w:t>
       </w:r>
       <w:r>
         <w:rPr>
@@ -1501,7 +1533,7 @@
           <w:sz w:val="20"/>
           <w:szCs w:val="18"/>
         </w:rPr>
-        <w:t xml:space="preserve">Wang </w:t>
+        <w:t>GPU</w:t>
       </w:r>
       <w:r>
         <w:rPr>
@@ -1510,7 +1542,7 @@
           <w:sz w:val="20"/>
           <w:szCs w:val="18"/>
         </w:rPr>
-        <w:t>等人的</w:t>
+        <w:t>共享機制方面，</w:t>
       </w:r>
       <w:r>
         <w:rPr>
@@ -1519,7 +1551,7 @@
           <w:sz w:val="20"/>
           <w:szCs w:val="18"/>
         </w:rPr>
-        <w:t xml:space="preserve"> DCUDA [19] </w:t>
+        <w:t>NVIDIA MPS</w:t>
       </w:r>
       <w:r>
         <w:rPr>
@@ -1528,7 +1560,7 @@
           <w:sz w:val="20"/>
           <w:szCs w:val="18"/>
         </w:rPr>
-        <w:t>針對單節點多</w:t>
+        <w:t>允許多個</w:t>
       </w:r>
       <w:r>
         <w:rPr>
@@ -1537,6 +1569,24 @@
           <w:sz w:val="20"/>
           <w:szCs w:val="18"/>
         </w:rPr>
+        <w:t>CUDA process</w:t>
+      </w:r>
+      <w:r>
+        <w:rPr>
+          <w:rFonts w:eastAsia="標楷體" w:hint="eastAsia"/>
+          <w:bCs/>
+          <w:sz w:val="20"/>
+          <w:szCs w:val="18"/>
+        </w:rPr>
+        <w:t>同時共享同一張</w:t>
+      </w:r>
+      <w:r>
+        <w:rPr>
+          <w:rFonts w:eastAsia="標楷體" w:hint="eastAsia"/>
+          <w:bCs/>
+          <w:sz w:val="20"/>
+          <w:szCs w:val="18"/>
+        </w:rPr>
         <w:t>GPU</w:t>
       </w:r>
       <w:r>
@@ -1546,7 +1596,7 @@
           <w:sz w:val="20"/>
           <w:szCs w:val="18"/>
         </w:rPr>
-        <w:t>情境，設計了一套輕量級核心／記憶體使用率監控機制，搭配近乎零開銷的「執行中」</w:t>
+        <w:t>的運算資源</w:t>
       </w:r>
       <w:r>
         <w:rPr>
@@ -1555,7 +1605,7 @@
           <w:sz w:val="20"/>
           <w:szCs w:val="18"/>
         </w:rPr>
-        <w:t xml:space="preserve">CUDA </w:t>
+        <w:t xml:space="preserve"> [3]</w:t>
       </w:r>
       <w:r>
         <w:rPr>
@@ -1564,7 +1614,7 @@
           <w:sz w:val="20"/>
           <w:szCs w:val="18"/>
         </w:rPr>
-        <w:t>應用即時遷移，將</w:t>
+        <w:t>，</w:t>
       </w:r>
       <w:r>
         <w:rPr>
@@ -1573,6 +1623,24 @@
           <w:sz w:val="20"/>
           <w:szCs w:val="18"/>
         </w:rPr>
+        <w:t>NVIDIA MIG</w:t>
+      </w:r>
+      <w:r>
+        <w:rPr>
+          <w:rFonts w:eastAsia="標楷體" w:hint="eastAsia"/>
+          <w:bCs/>
+          <w:sz w:val="20"/>
+          <w:szCs w:val="18"/>
+        </w:rPr>
+        <w:t>則在硬體層面將</w:t>
+      </w:r>
+      <w:r>
+        <w:rPr>
+          <w:rFonts w:eastAsia="標楷體" w:hint="eastAsia"/>
+          <w:bCs/>
+          <w:sz w:val="20"/>
+          <w:szCs w:val="18"/>
+        </w:rPr>
         <w:t>GPU</w:t>
       </w:r>
       <w:r>
@@ -1582,7 +1650,7 @@
           <w:sz w:val="20"/>
           <w:szCs w:val="18"/>
         </w:rPr>
-        <w:t>過載時間平均降低</w:t>
+        <w:t>切分成隔離的</w:t>
       </w:r>
       <w:r>
         <w:rPr>
@@ -1591,7 +1659,7 @@
           <w:sz w:val="20"/>
           <w:szCs w:val="18"/>
         </w:rPr>
-        <w:t xml:space="preserve"> 78.3%</w:t>
+        <w:t>實例</w:t>
       </w:r>
       <w:r>
         <w:rPr>
@@ -1600,7 +1668,7 @@
           <w:sz w:val="20"/>
           <w:szCs w:val="18"/>
         </w:rPr>
-        <w:t>、一般工作執行時間降低</w:t>
+        <w:t xml:space="preserve"> [16]</w:t>
       </w:r>
       <w:r>
         <w:rPr>
@@ -1609,7 +1677,7 @@
           <w:sz w:val="20"/>
           <w:szCs w:val="18"/>
         </w:rPr>
-        <w:t xml:space="preserve"> 42.1%</w:t>
+        <w:t>。學術上亦有更細緻的</w:t>
       </w:r>
       <w:r>
         <w:rPr>
@@ -1618,7 +1686,7 @@
           <w:sz w:val="20"/>
           <w:szCs w:val="18"/>
         </w:rPr>
-        <w:t>（記憶體密集型工作最高</w:t>
+        <w:t xml:space="preserve"> partition </w:t>
       </w:r>
       <w:r>
         <w:rPr>
@@ -1627,7 +1695,7 @@
           <w:sz w:val="20"/>
           <w:szCs w:val="18"/>
         </w:rPr>
-        <w:t>67%</w:t>
+        <w:t>與時空共享研究，如多</w:t>
       </w:r>
       <w:r>
         <w:rPr>
@@ -1636,7 +1704,7 @@
           <w:sz w:val="20"/>
           <w:szCs w:val="18"/>
         </w:rPr>
-        <w:t>）。</w:t>
+        <w:t xml:space="preserve"> GPU </w:t>
       </w:r>
       <w:r>
         <w:rPr>
@@ -1645,7 +1713,7 @@
           <w:sz w:val="20"/>
           <w:szCs w:val="18"/>
         </w:rPr>
-        <w:t>Sedighi</w:t>
+        <w:t>伺服器上的時空共享服務</w:t>
       </w:r>
       <w:r>
         <w:rPr>
@@ -1654,7 +1722,7 @@
           <w:sz w:val="20"/>
           <w:szCs w:val="18"/>
         </w:rPr>
-        <w:t>等人</w:t>
+        <w:t xml:space="preserve"> [17] </w:t>
       </w:r>
       <w:r>
         <w:rPr>
@@ -1663,7 +1731,7 @@
           <w:sz w:val="20"/>
           <w:szCs w:val="18"/>
         </w:rPr>
-        <w:t xml:space="preserve"> [20] </w:t>
+        <w:t>與現代</w:t>
       </w:r>
       <w:r>
         <w:rPr>
@@ -1672,7 +1740,7 @@
           <w:sz w:val="20"/>
           <w:szCs w:val="18"/>
         </w:rPr>
-        <w:t>則在</w:t>
+        <w:t xml:space="preserve"> GPU </w:t>
       </w:r>
       <w:r>
         <w:rPr>
@@ -1681,7 +1749,7 @@
           <w:sz w:val="20"/>
           <w:szCs w:val="18"/>
         </w:rPr>
-        <w:t xml:space="preserve"> Alibaba </w:t>
+        <w:t>的階層式資源分割</w:t>
       </w:r>
       <w:r>
         <w:rPr>
@@ -1690,7 +1758,7 @@
           <w:sz w:val="20"/>
           <w:szCs w:val="18"/>
         </w:rPr>
-        <w:t>的</w:t>
+        <w:t xml:space="preserve"> [18]</w:t>
       </w:r>
       <w:r>
         <w:rPr>
@@ -1699,9 +1767,8 @@
           <w:sz w:val="20"/>
           <w:szCs w:val="18"/>
         </w:rPr>
-        <w:t xml:space="preserve"> cluster-trace-</w:t>
-      </w:r>
-      <w:proofErr w:type="spellStart"/>
+        <w:t>。針對深度學習工作負載，也有專門的叢集排程系統：</w:t>
+      </w:r>
       <w:r>
         <w:rPr>
           <w:rFonts w:eastAsia="標楷體" w:hint="eastAsia"/>
@@ -1709,9 +1776,8 @@
           <w:sz w:val="20"/>
           <w:szCs w:val="18"/>
         </w:rPr>
-        <w:t>gpu</w:t>
-      </w:r>
-      <w:proofErr w:type="spellEnd"/>
+        <w:t xml:space="preserve">Gandiva [19] </w:t>
+      </w:r>
       <w:r>
         <w:rPr>
           <w:rFonts w:eastAsia="標楷體" w:hint="eastAsia"/>
@@ -1719,7 +1785,7 @@
           <w:sz w:val="20"/>
           <w:szCs w:val="18"/>
         </w:rPr>
-        <w:t xml:space="preserve"> </w:t>
+        <w:t>以</w:t>
       </w:r>
       <w:r>
         <w:rPr>
@@ -1728,7 +1794,7 @@
           <w:sz w:val="20"/>
           <w:szCs w:val="18"/>
         </w:rPr>
-        <w:t>生產工作負載軌跡之上，提出結合硬體與軟體分割的公平且需求感知動態資源配置演算法，於模擬環境中將</w:t>
+        <w:t xml:space="preserve"> introspective </w:t>
       </w:r>
       <w:r>
         <w:rPr>
@@ -1737,6 +1803,105 @@
           <w:sz w:val="20"/>
           <w:szCs w:val="18"/>
         </w:rPr>
+        <w:t>排程與工作遷移提升利用率，</w:t>
+      </w:r>
+      <w:r>
+        <w:rPr>
+          <w:rFonts w:eastAsia="標楷體" w:hint="eastAsia"/>
+          <w:bCs/>
+          <w:sz w:val="20"/>
+          <w:szCs w:val="18"/>
+        </w:rPr>
+        <w:t xml:space="preserve">Tiresias [20] </w:t>
+      </w:r>
+      <w:r>
+        <w:rPr>
+          <w:rFonts w:eastAsia="標楷體" w:hint="eastAsia"/>
+          <w:bCs/>
+          <w:sz w:val="20"/>
+          <w:szCs w:val="18"/>
+        </w:rPr>
+        <w:t>以近似</w:t>
+      </w:r>
+      <w:r>
+        <w:rPr>
+          <w:rFonts w:eastAsia="標楷體" w:hint="eastAsia"/>
+          <w:bCs/>
+          <w:sz w:val="20"/>
+          <w:szCs w:val="18"/>
+        </w:rPr>
+        <w:t xml:space="preserve"> age-based </w:t>
+      </w:r>
+      <w:r>
+        <w:rPr>
+          <w:rFonts w:eastAsia="標楷體" w:hint="eastAsia"/>
+          <w:bCs/>
+          <w:sz w:val="20"/>
+          <w:szCs w:val="18"/>
+        </w:rPr>
+        <w:t>的優先序縮短</w:t>
+      </w:r>
+      <w:r>
+        <w:rPr>
+          <w:rFonts w:eastAsia="標楷體" w:hint="eastAsia"/>
+          <w:bCs/>
+          <w:sz w:val="20"/>
+          <w:szCs w:val="18"/>
+        </w:rPr>
+        <w:t xml:space="preserve"> JCT</w:t>
+      </w:r>
+      <w:r>
+        <w:rPr>
+          <w:rFonts w:eastAsia="標楷體" w:hint="eastAsia"/>
+          <w:bCs/>
+          <w:sz w:val="20"/>
+          <w:szCs w:val="18"/>
+        </w:rPr>
+        <w:t>，</w:t>
+      </w:r>
+      <w:r>
+        <w:rPr>
+          <w:rFonts w:eastAsia="標楷體" w:hint="eastAsia"/>
+          <w:bCs/>
+          <w:sz w:val="20"/>
+          <w:szCs w:val="18"/>
+        </w:rPr>
+        <w:t xml:space="preserve">MLaaS </w:t>
+      </w:r>
+      <w:r>
+        <w:rPr>
+          <w:rFonts w:eastAsia="標楷體" w:hint="eastAsia"/>
+          <w:bCs/>
+          <w:sz w:val="20"/>
+          <w:szCs w:val="18"/>
+        </w:rPr>
+        <w:t>生產叢集分析</w:t>
+      </w:r>
+      <w:r>
+        <w:rPr>
+          <w:rFonts w:eastAsia="標楷體" w:hint="eastAsia"/>
+          <w:bCs/>
+          <w:sz w:val="20"/>
+          <w:szCs w:val="18"/>
+        </w:rPr>
+        <w:t xml:space="preserve"> [2] </w:t>
+      </w:r>
+      <w:r>
+        <w:rPr>
+          <w:rFonts w:eastAsia="標楷體" w:hint="eastAsia"/>
+          <w:bCs/>
+          <w:sz w:val="20"/>
+          <w:szCs w:val="18"/>
+        </w:rPr>
+        <w:t>則刻畫了大規模異質</w:t>
+      </w:r>
+      <w:r>
+        <w:rPr>
+          <w:rFonts w:eastAsia="標楷體" w:hint="eastAsia"/>
+          <w:bCs/>
+          <w:sz w:val="20"/>
+          <w:szCs w:val="18"/>
+        </w:rPr>
         <w:t xml:space="preserve"> GPU </w:t>
       </w:r>
       <w:r>
@@ -1746,7 +1911,7 @@
           <w:sz w:val="20"/>
           <w:szCs w:val="18"/>
         </w:rPr>
-        <w:t>資源使用量降低達</w:t>
+        <w:t>叢集的工作特性。這些方法多假設整卡分配或同質</w:t>
       </w:r>
       <w:r>
         <w:rPr>
@@ -1755,7 +1920,7 @@
           <w:sz w:val="20"/>
           <w:szCs w:val="18"/>
         </w:rPr>
-        <w:t xml:space="preserve"> 88%</w:t>
+        <w:t xml:space="preserve"> GPU</w:t>
       </w:r>
       <w:r>
         <w:rPr>
@@ -1764,7 +1929,7 @@
           <w:sz w:val="20"/>
           <w:szCs w:val="18"/>
         </w:rPr>
-        <w:t>。這兩項工作皆聚焦「資源配置本身如何隨工作負載動態調整」（即時遷移／再分割），評估分別侷限於單一多</w:t>
+        <w:t>，較少把</w:t>
       </w:r>
       <w:r>
         <w:rPr>
@@ -1773,7 +1938,7 @@
           <w:sz w:val="20"/>
           <w:szCs w:val="18"/>
         </w:rPr>
-        <w:t xml:space="preserve"> GPU </w:t>
+        <w:t xml:space="preserve"> MPS fraction </w:t>
       </w:r>
       <w:r>
         <w:rPr>
@@ -1782,110 +1947,7 @@
           <w:sz w:val="20"/>
           <w:szCs w:val="18"/>
         </w:rPr>
-        <w:t>節點與純模擬</w:t>
-      </w:r>
-      <w:r>
-        <w:rPr>
-          <w:rFonts w:eastAsia="標楷體" w:hint="eastAsia"/>
-          <w:bCs/>
-          <w:sz w:val="20"/>
-          <w:szCs w:val="18"/>
-        </w:rPr>
-        <w:t xml:space="preserve"> trace </w:t>
-      </w:r>
-      <w:r>
-        <w:rPr>
-          <w:rFonts w:eastAsia="標楷體" w:hint="eastAsia"/>
-          <w:bCs/>
-          <w:sz w:val="20"/>
-          <w:szCs w:val="18"/>
-        </w:rPr>
-        <w:t>重放，並未涉及與批次排程器（如</w:t>
-      </w:r>
-      <w:r>
-        <w:rPr>
-          <w:rFonts w:eastAsia="標楷體" w:hint="eastAsia"/>
-          <w:bCs/>
-          <w:sz w:val="20"/>
-          <w:szCs w:val="18"/>
-        </w:rPr>
-        <w:t xml:space="preserve"> </w:t>
-      </w:r>
-      <w:proofErr w:type="spellStart"/>
-      <w:r>
-        <w:rPr>
-          <w:rFonts w:eastAsia="標楷體" w:hint="eastAsia"/>
-          <w:bCs/>
-          <w:sz w:val="20"/>
-          <w:szCs w:val="18"/>
-        </w:rPr>
-        <w:t>Slurm</w:t>
-      </w:r>
-      <w:proofErr w:type="spellEnd"/>
-      <w:r>
-        <w:rPr>
-          <w:rFonts w:eastAsia="標楷體" w:hint="eastAsia"/>
-          <w:bCs/>
-          <w:sz w:val="20"/>
-          <w:szCs w:val="18"/>
-        </w:rPr>
-        <w:t>）的整合或真實異質叢集上的統計驗證；本研究的排程決策則作用於</w:t>
-      </w:r>
-      <w:r>
-        <w:rPr>
-          <w:rFonts w:eastAsia="標楷體" w:hint="eastAsia"/>
-          <w:bCs/>
-          <w:sz w:val="20"/>
-          <w:szCs w:val="18"/>
-        </w:rPr>
-        <w:t xml:space="preserve"> </w:t>
-      </w:r>
-      <w:proofErr w:type="spellStart"/>
-      <w:r>
-        <w:rPr>
-          <w:rFonts w:eastAsia="標楷體" w:hint="eastAsia"/>
-          <w:bCs/>
-          <w:sz w:val="20"/>
-          <w:szCs w:val="18"/>
-        </w:rPr>
-        <w:t>Slurm</w:t>
-      </w:r>
-      <w:proofErr w:type="spellEnd"/>
-      <w:r>
-        <w:rPr>
-          <w:rFonts w:eastAsia="標楷體" w:hint="eastAsia"/>
-          <w:bCs/>
-          <w:sz w:val="20"/>
-          <w:szCs w:val="18"/>
-        </w:rPr>
-        <w:t xml:space="preserve"> </w:t>
-      </w:r>
-      <w:r>
-        <w:rPr>
-          <w:rFonts w:eastAsia="標楷體" w:hint="eastAsia"/>
-          <w:bCs/>
-          <w:sz w:val="20"/>
-          <w:szCs w:val="18"/>
-        </w:rPr>
-        <w:t>的工作提交路徑之上、決定「哪個工作該去哪張卡的哪個</w:t>
-      </w:r>
-      <w:r>
-        <w:rPr>
-          <w:rFonts w:eastAsia="標楷體" w:hint="eastAsia"/>
-          <w:bCs/>
-          <w:sz w:val="20"/>
-          <w:szCs w:val="18"/>
-        </w:rPr>
-        <w:t xml:space="preserve"> MPS </w:t>
-      </w:r>
-      <w:r>
-        <w:rPr>
-          <w:rFonts w:eastAsia="標楷體" w:hint="eastAsia"/>
-          <w:bCs/>
-          <w:sz w:val="20"/>
-          <w:szCs w:val="18"/>
-        </w:rPr>
-        <w:t>槽」，並在真實異質叢集上以失效安全與抗漂移統計方法落地檢驗，兩者的問題設定屬於不同但互補的抽象層次。</w:t>
+        <w:t>作為排程流程的顯式決策脈絡。</w:t>
       </w:r>
     </w:p>
     <w:p>
@@ -1987,7 +2049,34 @@
           <w:sz w:val="20"/>
           <w:szCs w:val="16"/>
         </w:rPr>
-        <w:t xml:space="preserve"> [23] </w:t>
+        <w:t xml:space="preserve"> [</w:t>
+      </w:r>
+      <w:r>
+        <w:rPr>
+          <w:rFonts w:eastAsia="標楷體" w:hint="eastAsia"/>
+          <w:bCs/>
+          <w:sz w:val="20"/>
+          <w:szCs w:val="16"/>
+        </w:rPr>
+        <w:t>1</w:t>
+      </w:r>
+      <w:r>
+        <w:rPr>
+          <w:rFonts w:eastAsia="標楷體"/>
+          <w:bCs/>
+          <w:sz w:val="20"/>
+          <w:szCs w:val="16"/>
+        </w:rPr>
+        <w:t>1</w:t>
+      </w:r>
+      <w:r>
+        <w:rPr>
+          <w:rFonts w:eastAsia="標楷體"/>
+          <w:bCs/>
+          <w:sz w:val="20"/>
+          <w:szCs w:val="16"/>
+        </w:rPr>
+        <w:t xml:space="preserve">] </w:t>
       </w:r>
       <w:r>
         <w:rPr>
@@ -2005,7 +2094,7 @@
           <w:sz w:val="20"/>
           <w:szCs w:val="16"/>
         </w:rPr>
-        <w:t xml:space="preserve"> UXP-RL</w:t>
+        <w:t>UXP-RL</w:t>
       </w:r>
       <w:r>
         <w:rPr>
@@ -2023,7 +2112,7 @@
           <w:sz w:val="20"/>
           <w:szCs w:val="16"/>
         </w:rPr>
-        <w:t xml:space="preserve"> DQN </w:t>
+        <w:t>DQN</w:t>
       </w:r>
       <w:r>
         <w:rPr>
@@ -2113,7 +2202,7 @@
           <w:sz w:val="20"/>
           <w:szCs w:val="16"/>
         </w:rPr>
-        <w:t xml:space="preserve"> GPU </w:t>
+        <w:t>GPU</w:t>
       </w:r>
       <w:r>
         <w:rPr>
@@ -2203,7 +2292,7 @@
           <w:sz w:val="20"/>
           <w:szCs w:val="16"/>
         </w:rPr>
-        <w:t xml:space="preserve">Zhang </w:t>
+        <w:t>Zhang</w:t>
       </w:r>
       <w:r>
         <w:rPr>
@@ -2221,7 +2310,25 @@
           <w:sz w:val="20"/>
           <w:szCs w:val="16"/>
         </w:rPr>
-        <w:t xml:space="preserve"> KIS-S [25]</w:t>
+        <w:t xml:space="preserve"> KIS-S [</w:t>
+      </w:r>
+      <w:r>
+        <w:rPr>
+          <w:rFonts w:eastAsia="標楷體"/>
+          <w:bCs/>
+          <w:sz w:val="20"/>
+          <w:szCs w:val="16"/>
+        </w:rPr>
+        <w:t>12</w:t>
+      </w:r>
+      <w:r>
+        <w:rPr>
+          <w:rFonts w:eastAsia="標楷體"/>
+          <w:bCs/>
+          <w:sz w:val="20"/>
+          <w:szCs w:val="16"/>
+        </w:rPr>
+        <w:t>]</w:t>
       </w:r>
       <w:r>
         <w:rPr>
@@ -2284,9 +2391,17 @@
           <w:sz w:val="20"/>
           <w:szCs w:val="16"/>
         </w:rPr>
-        <w:t>推論自動擴縮策略（</w:t>
-      </w:r>
-      <w:proofErr w:type="spellStart"/>
+        <w:t>推論自動擴縮策略</w:t>
+      </w:r>
+      <w:r>
+        <w:rPr>
+          <w:rFonts w:eastAsia="標楷體"/>
+          <w:bCs/>
+          <w:sz w:val="20"/>
+          <w:szCs w:val="16"/>
+        </w:rPr>
+        <w:t>(</w:t>
+      </w:r>
       <w:r>
         <w:rPr>
           <w:rFonts w:eastAsia="標楷體"/>
@@ -2296,15 +2411,32 @@
         </w:rPr>
         <w:t>KIScaler</w:t>
       </w:r>
-      <w:proofErr w:type="spellEnd"/>
-      <w:r>
-        <w:rPr>
-          <w:rFonts w:eastAsia="標楷體"/>
-          <w:bCs/>
-          <w:sz w:val="20"/>
-          <w:szCs w:val="16"/>
-        </w:rPr>
-        <w:t>），完全於自建模擬器（</w:t>
+      <w:r>
+        <w:rPr>
+          <w:rFonts w:eastAsia="標楷體"/>
+          <w:bCs/>
+          <w:sz w:val="20"/>
+          <w:szCs w:val="16"/>
+        </w:rPr>
+        <w:t>)</w:t>
+      </w:r>
+      <w:r>
+        <w:rPr>
+          <w:rFonts w:eastAsia="標楷體"/>
+          <w:bCs/>
+          <w:sz w:val="20"/>
+          <w:szCs w:val="16"/>
+        </w:rPr>
+        <w:t>，完全於自建模擬器</w:t>
+      </w:r>
+      <w:r>
+        <w:rPr>
+          <w:rFonts w:eastAsia="標楷體"/>
+          <w:bCs/>
+          <w:sz w:val="20"/>
+          <w:szCs w:val="16"/>
+        </w:rPr>
+        <w:t>(</w:t>
       </w:r>
       <w:r>
         <w:rPr>
@@ -2322,7 +2454,26 @@
           <w:sz w:val="20"/>
           <w:szCs w:val="16"/>
         </w:rPr>
-        <w:t>）中訓練後即零樣本部署，於多種流量情境下平均獎勵提升</w:t>
+        <w:t>)</w:t>
+      </w:r>
+      <w:r>
+        <w:rPr>
+          <w:rFonts w:eastAsia="標楷體"/>
+          <w:bCs/>
+          <w:sz w:val="20"/>
+          <w:szCs w:val="16"/>
+        </w:rPr>
+        <w:t>中訓練後</w:t>
+      </w:r>
+      <w:r>
+        <w:rPr>
+          <w:rFonts w:eastAsia="標楷體"/>
+          <w:bCs/>
+          <w:sz w:val="20"/>
+          <w:szCs w:val="16"/>
+        </w:rPr>
+        <w:lastRenderedPageBreak/>
+        <w:t>即零樣本部署，於多種流量情境下平均獎勵提升</w:t>
       </w:r>
       <w:r>
         <w:rPr>
@@ -2349,7 +2500,7 @@
           <w:sz w:val="20"/>
           <w:szCs w:val="16"/>
         </w:rPr>
-        <w:t xml:space="preserve">p95 </w:t>
+        <w:t>p95</w:t>
       </w:r>
       <w:r>
         <w:rPr>
@@ -2367,7 +2518,7 @@
           <w:sz w:val="20"/>
           <w:szCs w:val="16"/>
         </w:rPr>
-        <w:t xml:space="preserve"> CPU </w:t>
+        <w:t>CPU</w:t>
       </w:r>
       <w:r>
         <w:rPr>
@@ -2385,16 +2536,15 @@
           <w:sz w:val="20"/>
           <w:szCs w:val="16"/>
         </w:rPr>
-        <w:t xml:space="preserve"> 6.7 </w:t>
-      </w:r>
-      <w:r>
-        <w:rPr>
-          <w:rFonts w:eastAsia="標楷體"/>
-          <w:bCs/>
-          <w:sz w:val="20"/>
-          <w:szCs w:val="16"/>
-        </w:rPr>
-        <w:lastRenderedPageBreak/>
+        <w:t>6.7</w:t>
+      </w:r>
+      <w:r>
+        <w:rPr>
+          <w:rFonts w:eastAsia="標楷體"/>
+          <w:bCs/>
+          <w:sz w:val="20"/>
+          <w:szCs w:val="16"/>
+        </w:rPr>
         <w:t>倍；其問題設定是調整副本數的自動擴縮，而非本研究的工作放置排程。</w:t>
       </w:r>
       <w:r>
@@ -2422,7 +2572,25 @@
           <w:sz w:val="20"/>
           <w:szCs w:val="16"/>
         </w:rPr>
-        <w:t>DRR [26]</w:t>
+        <w:t>DRR [</w:t>
+      </w:r>
+      <w:r>
+        <w:rPr>
+          <w:rFonts w:eastAsia="標楷體"/>
+          <w:bCs/>
+          <w:sz w:val="20"/>
+          <w:szCs w:val="16"/>
+        </w:rPr>
+        <w:t>13</w:t>
+      </w:r>
+      <w:r>
+        <w:rPr>
+          <w:rFonts w:eastAsia="標楷體"/>
+          <w:bCs/>
+          <w:sz w:val="20"/>
+          <w:szCs w:val="16"/>
+        </w:rPr>
+        <w:t>]</w:t>
       </w:r>
       <w:r>
         <w:rPr>
@@ -2440,7 +2608,7 @@
           <w:sz w:val="20"/>
           <w:szCs w:val="16"/>
         </w:rPr>
-        <w:t xml:space="preserve"> GPU </w:t>
+        <w:t>GPU</w:t>
       </w:r>
       <w:r>
         <w:rPr>
@@ -2620,7 +2788,6 @@
         </w:rPr>
         <w:t xml:space="preserve">　　</w:t>
       </w:r>
-      <w:proofErr w:type="spellStart"/>
       <w:r>
         <w:rPr>
           <w:rFonts w:eastAsia="標楷體"/>
@@ -2628,9 +2795,8 @@
           <w:sz w:val="20"/>
           <w:szCs w:val="18"/>
         </w:rPr>
-        <w:t>Tsenos</w:t>
-      </w:r>
-      <w:proofErr w:type="spellEnd"/>
+        <w:t xml:space="preserve">Tsenos </w:t>
+      </w:r>
       <w:r>
         <w:rPr>
           <w:rFonts w:eastAsia="標楷體"/>
@@ -2638,7 +2804,7 @@
           <w:sz w:val="20"/>
           <w:szCs w:val="18"/>
         </w:rPr>
-        <w:t xml:space="preserve"> </w:t>
+        <w:t>與</w:t>
       </w:r>
       <w:r>
         <w:rPr>
@@ -2647,7 +2813,7 @@
           <w:sz w:val="20"/>
           <w:szCs w:val="18"/>
         </w:rPr>
-        <w:t>與</w:t>
+        <w:t xml:space="preserve"> Kalogeraki [26] </w:t>
       </w:r>
       <w:r>
         <w:rPr>
@@ -2656,9 +2822,8 @@
           <w:sz w:val="20"/>
           <w:szCs w:val="18"/>
         </w:rPr>
-        <w:t xml:space="preserve"> </w:t>
-      </w:r>
-      <w:proofErr w:type="spellStart"/>
+        <w:t>針對缺乏原生虛擬化支援的邊緣</w:t>
+      </w:r>
       <w:r>
         <w:rPr>
           <w:rFonts w:eastAsia="標楷體"/>
@@ -2666,9 +2831,8 @@
           <w:sz w:val="20"/>
           <w:szCs w:val="18"/>
         </w:rPr>
-        <w:t>Kalogeraki</w:t>
-      </w:r>
-      <w:proofErr w:type="spellEnd"/>
+        <w:t xml:space="preserve"> GPU</w:t>
+      </w:r>
       <w:r>
         <w:rPr>
           <w:rFonts w:eastAsia="標楷體"/>
@@ -2676,7 +2840,7 @@
           <w:sz w:val="20"/>
           <w:szCs w:val="18"/>
         </w:rPr>
-        <w:t xml:space="preserve"> </w:t>
+        <w:t>（如消費級卡）提出一套硬體無關的時空共享機制：為每個行程建立</w:t>
       </w:r>
       <w:r>
         <w:rPr>
@@ -2685,7 +2849,7 @@
           <w:sz w:val="20"/>
           <w:szCs w:val="18"/>
         </w:rPr>
-        <w:t>針對缺乏原生虛擬化支援的邊緣</w:t>
+        <w:t xml:space="preserve"> cgroup</w:t>
       </w:r>
       <w:r>
         <w:rPr>
@@ -2694,7 +2858,7 @@
           <w:sz w:val="20"/>
           <w:szCs w:val="18"/>
         </w:rPr>
-        <w:t xml:space="preserve"> GPU</w:t>
+        <w:t>、動態調整其</w:t>
       </w:r>
       <w:r>
         <w:rPr>
@@ -2703,7 +2867,7 @@
           <w:sz w:val="20"/>
           <w:szCs w:val="18"/>
         </w:rPr>
-        <w:t>（如</w:t>
+        <w:t xml:space="preserve"> duty cycle </w:t>
       </w:r>
       <w:r>
         <w:rPr>
@@ -2712,7 +2876,7 @@
           <w:sz w:val="20"/>
           <w:szCs w:val="18"/>
         </w:rPr>
-        <w:t xml:space="preserve"> RTX 4090</w:t>
+        <w:t>來實現優先權式與截止期限式排程，且無需修改工作負載原始碼即可整合進</w:t>
       </w:r>
       <w:r>
         <w:rPr>
@@ -2721,6 +2885,15 @@
           <w:sz w:val="20"/>
           <w:szCs w:val="18"/>
         </w:rPr>
+        <w:t xml:space="preserve"> TensorFlow</w:t>
+      </w:r>
+      <w:r>
+        <w:rPr>
+          <w:rFonts w:eastAsia="標楷體"/>
+          <w:bCs/>
+          <w:sz w:val="20"/>
+          <w:szCs w:val="18"/>
+        </w:rPr>
         <w:t>、</w:t>
       </w:r>
       <w:r>
@@ -2730,7 +2903,7 @@
           <w:sz w:val="20"/>
           <w:szCs w:val="18"/>
         </w:rPr>
-        <w:t xml:space="preserve">GTX 1080Ti </w:t>
+        <w:t>PyTorch</w:t>
       </w:r>
       <w:r>
         <w:rPr>
@@ -2739,9 +2912,8 @@
           <w:sz w:val="20"/>
           <w:szCs w:val="18"/>
         </w:rPr>
-        <w:t>等消費級卡）提出一套硬體無關的時空共享機制：為每個行程建立</w:t>
-      </w:r>
-      <w:proofErr w:type="spellStart"/>
+        <w:t>、</w:t>
+      </w:r>
       <w:r>
         <w:rPr>
           <w:rFonts w:eastAsia="標楷體"/>
@@ -2749,9 +2921,8 @@
           <w:sz w:val="20"/>
           <w:szCs w:val="18"/>
         </w:rPr>
-        <w:t>cgroup</w:t>
-      </w:r>
-      <w:proofErr w:type="spellEnd"/>
+        <w:t xml:space="preserve">FFmpeg </w:t>
+      </w:r>
       <w:r>
         <w:rPr>
           <w:rFonts w:eastAsia="標楷體"/>
@@ -2759,7 +2930,7 @@
           <w:sz w:val="20"/>
           <w:szCs w:val="18"/>
         </w:rPr>
-        <w:t>、動態調整其</w:t>
+        <w:t>等既有框架。</w:t>
       </w:r>
       <w:r>
         <w:rPr>
@@ -2768,7 +2939,7 @@
           <w:sz w:val="20"/>
           <w:szCs w:val="18"/>
         </w:rPr>
-        <w:t>duty cycle</w:t>
+        <w:t xml:space="preserve">Majeed </w:t>
       </w:r>
       <w:r>
         <w:rPr>
@@ -2777,7 +2948,7 @@
           <w:sz w:val="20"/>
           <w:szCs w:val="18"/>
         </w:rPr>
-        <w:t>來實現優先權式與截止期限式排程，且無需修改工作負載原始碼即可整合進</w:t>
+        <w:t>等人</w:t>
       </w:r>
       <w:r>
         <w:rPr>
@@ -2786,18 +2957,17 @@
           <w:sz w:val="20"/>
           <w:szCs w:val="18"/>
         </w:rPr>
-        <w:t xml:space="preserve"> TensorFlow</w:t>
-      </w:r>
-      <w:r>
-        <w:rPr>
-          <w:rFonts w:eastAsia="標楷體"/>
+        <w:t xml:space="preserve"> [2</w:t>
+      </w:r>
+      <w:r>
+        <w:rPr>
+          <w:rFonts w:eastAsia="標楷體" w:hint="eastAsia"/>
           <w:bCs/>
           <w:sz w:val="20"/>
           <w:szCs w:val="18"/>
         </w:rPr>
-        <w:t>、</w:t>
-      </w:r>
-      <w:proofErr w:type="spellStart"/>
+        <w:t>3</w:t>
+      </w:r>
       <w:r>
         <w:rPr>
           <w:rFonts w:eastAsia="標楷體"/>
@@ -2805,9 +2975,8 @@
           <w:sz w:val="20"/>
           <w:szCs w:val="18"/>
         </w:rPr>
-        <w:t>PyTorch</w:t>
-      </w:r>
-      <w:proofErr w:type="spellEnd"/>
+        <w:t xml:space="preserve">] </w:t>
+      </w:r>
       <w:r>
         <w:rPr>
           <w:rFonts w:eastAsia="標楷體"/>
@@ -2815,9 +2984,8 @@
           <w:sz w:val="20"/>
           <w:szCs w:val="18"/>
         </w:rPr>
-        <w:t>、</w:t>
-      </w:r>
-      <w:proofErr w:type="spellStart"/>
+        <w:t>則以系統性文獻回顧整理</w:t>
+      </w:r>
       <w:r>
         <w:rPr>
           <w:rFonts w:eastAsia="標楷體"/>
@@ -2825,9 +2993,8 @@
           <w:sz w:val="20"/>
           <w:szCs w:val="18"/>
         </w:rPr>
-        <w:t>FFmpeg</w:t>
-      </w:r>
-      <w:proofErr w:type="spellEnd"/>
+        <w:t xml:space="preserve"> NVIDIA Jetson </w:t>
+      </w:r>
       <w:r>
         <w:rPr>
           <w:rFonts w:eastAsia="標楷體"/>
@@ -2835,7 +3002,7 @@
           <w:sz w:val="20"/>
           <w:szCs w:val="18"/>
         </w:rPr>
-        <w:t xml:space="preserve"> </w:t>
+        <w:t>系列邊緣</w:t>
       </w:r>
       <w:r>
         <w:rPr>
@@ -2844,16 +3011,16 @@
           <w:sz w:val="20"/>
           <w:szCs w:val="18"/>
         </w:rPr>
-        <w:t>等既有框架。</w:t>
-      </w:r>
-      <w:r>
-        <w:rPr>
-          <w:rFonts w:eastAsia="標楷體" w:hint="eastAsia"/>
+        <w:t xml:space="preserve"> SoC </w:t>
+      </w:r>
+      <w:r>
+        <w:rPr>
+          <w:rFonts w:eastAsia="標楷體"/>
           <w:bCs/>
           <w:sz w:val="20"/>
           <w:szCs w:val="18"/>
         </w:rPr>
-        <w:t>而</w:t>
+        <w:t>上的</w:t>
       </w:r>
       <w:r>
         <w:rPr>
@@ -2862,7 +3029,7 @@
           <w:sz w:val="20"/>
           <w:szCs w:val="18"/>
         </w:rPr>
-        <w:t xml:space="preserve">Majeed </w:t>
+        <w:t xml:space="preserve"> DNN </w:t>
       </w:r>
       <w:r>
         <w:rPr>
@@ -2871,7 +3038,7 @@
           <w:sz w:val="20"/>
           <w:szCs w:val="18"/>
         </w:rPr>
-        <w:t>等人則以系統性文獻回顧整理</w:t>
+        <w:t>排程器，區分規則式與最佳化式兩大類，並整理其記憶體競爭、跨加速器轉移成本與靜態／動態排程的權衡；其排程粒度是單一</w:t>
       </w:r>
       <w:r>
         <w:rPr>
@@ -2880,7 +3047,7 @@
           <w:sz w:val="20"/>
           <w:szCs w:val="18"/>
         </w:rPr>
-        <w:t xml:space="preserve"> NVIDIA Jetson AGX </w:t>
+        <w:t xml:space="preserve"> DNN </w:t>
       </w:r>
       <w:r>
         <w:rPr>
@@ -2889,7 +3056,7 @@
           <w:sz w:val="20"/>
           <w:szCs w:val="18"/>
         </w:rPr>
-        <w:t>系列邊緣</w:t>
+        <w:t>模型內的層級（將個別網路層指派給不同硬體加速器）。這些邊緣場景的資源與延遲約束與資料中心叢集不同，惟顯示異質硬體上的細粒度排程是一個活躍的研究方向。此外，異質</w:t>
       </w:r>
       <w:r>
         <w:rPr>
@@ -2898,7 +3065,7 @@
           <w:sz w:val="20"/>
           <w:szCs w:val="18"/>
         </w:rPr>
-        <w:t xml:space="preserve"> SoC</w:t>
+        <w:t xml:space="preserve"> Kubernetes </w:t>
       </w:r>
       <w:r>
         <w:rPr>
@@ -2907,7 +3074,7 @@
           <w:sz w:val="20"/>
           <w:szCs w:val="18"/>
         </w:rPr>
-        <w:t>（</w:t>
+        <w:t>叢集上的</w:t>
       </w:r>
       <w:r>
         <w:rPr>
@@ -2916,7 +3083,7 @@
           <w:sz w:val="20"/>
           <w:szCs w:val="18"/>
         </w:rPr>
-        <w:t>CPU</w:t>
+        <w:t xml:space="preserve"> RL </w:t>
       </w:r>
       <w:r>
         <w:rPr>
@@ -2925,7 +3092,7 @@
           <w:sz w:val="20"/>
           <w:szCs w:val="18"/>
         </w:rPr>
-        <w:t>＋</w:t>
+        <w:t>排程</w:t>
       </w:r>
       <w:r>
         <w:rPr>
@@ -2934,16 +3101,16 @@
           <w:sz w:val="20"/>
           <w:szCs w:val="18"/>
         </w:rPr>
-        <w:t>GPU</w:t>
-      </w:r>
-      <w:r>
-        <w:rPr>
-          <w:rFonts w:eastAsia="標楷體"/>
+        <w:t xml:space="preserve"> [2</w:t>
+      </w:r>
+      <w:r>
+        <w:rPr>
+          <w:rFonts w:eastAsia="標楷體" w:hint="eastAsia"/>
           <w:bCs/>
           <w:sz w:val="20"/>
           <w:szCs w:val="18"/>
         </w:rPr>
-        <w:t>＋深度學習加速器</w:t>
+        <w:t>4</w:t>
       </w:r>
       <w:r>
         <w:rPr>
@@ -2952,7 +3119,7 @@
           <w:sz w:val="20"/>
           <w:szCs w:val="18"/>
         </w:rPr>
-        <w:t xml:space="preserve"> DLA</w:t>
+        <w:t>]</w:t>
       </w:r>
       <w:r>
         <w:rPr>
@@ -2961,7 +3128,7 @@
           <w:sz w:val="20"/>
           <w:szCs w:val="18"/>
         </w:rPr>
-        <w:t>＋可程式視覺加速器</w:t>
+        <w:t>、混合學習與最佳化排程</w:t>
       </w:r>
       <w:r>
         <w:rPr>
@@ -2970,16 +3137,16 @@
           <w:sz w:val="20"/>
           <w:szCs w:val="18"/>
         </w:rPr>
-        <w:t xml:space="preserve"> PVA</w:t>
-      </w:r>
-      <w:r>
-        <w:rPr>
-          <w:rFonts w:eastAsia="標楷體"/>
+        <w:t xml:space="preserve"> [2</w:t>
+      </w:r>
+      <w:r>
+        <w:rPr>
+          <w:rFonts w:eastAsia="標楷體" w:hint="eastAsia"/>
           <w:bCs/>
           <w:sz w:val="20"/>
           <w:szCs w:val="18"/>
         </w:rPr>
-        <w:t>＋視訊影像合成器</w:t>
+        <w:t>5</w:t>
       </w:r>
       <w:r>
         <w:rPr>
@@ -2988,7 +3155,7 @@
           <w:sz w:val="20"/>
           <w:szCs w:val="18"/>
         </w:rPr>
-        <w:t xml:space="preserve"> VIC</w:t>
+        <w:t xml:space="preserve">] </w:t>
       </w:r>
       <w:r>
         <w:rPr>
@@ -2997,7 +3164,7 @@
           <w:sz w:val="20"/>
           <w:szCs w:val="18"/>
         </w:rPr>
-        <w:t>）上的</w:t>
+        <w:t>與語意感知的</w:t>
       </w:r>
       <w:r>
         <w:rPr>
@@ -3006,7 +3173,7 @@
           <w:sz w:val="20"/>
           <w:szCs w:val="18"/>
         </w:rPr>
-        <w:t>DNN</w:t>
+        <w:t xml:space="preserve"> LLM </w:t>
       </w:r>
       <w:r>
         <w:rPr>
@@ -3015,7 +3182,7 @@
           <w:sz w:val="20"/>
           <w:szCs w:val="18"/>
         </w:rPr>
-        <w:t>排程器，區分規則式（如</w:t>
+        <w:t>叢集排程</w:t>
       </w:r>
       <w:r>
         <w:rPr>
@@ -3024,16 +3191,16 @@
           <w:sz w:val="20"/>
           <w:szCs w:val="18"/>
         </w:rPr>
-        <w:t xml:space="preserve"> Jedi</w:t>
-      </w:r>
-      <w:r>
-        <w:rPr>
-          <w:rFonts w:eastAsia="標楷體"/>
+        <w:t xml:space="preserve"> [</w:t>
+      </w:r>
+      <w:r>
+        <w:rPr>
+          <w:rFonts w:eastAsia="標楷體" w:hint="eastAsia"/>
           <w:bCs/>
           <w:sz w:val="20"/>
           <w:szCs w:val="18"/>
         </w:rPr>
-        <w:t>、</w:t>
+        <w:t>26</w:t>
       </w:r>
       <w:r>
         <w:rPr>
@@ -3042,7 +3209,7 @@
           <w:sz w:val="20"/>
           <w:szCs w:val="18"/>
         </w:rPr>
-        <w:t>CP-CNN</w:t>
+        <w:t xml:space="preserve">] </w:t>
       </w:r>
       <w:r>
         <w:rPr>
@@ -3051,157 +3218,7 @@
           <w:sz w:val="20"/>
           <w:szCs w:val="18"/>
         </w:rPr>
-        <w:t>、</w:t>
-      </w:r>
-      <w:r>
-        <w:rPr>
-          <w:rFonts w:eastAsia="標楷體"/>
-          <w:bCs/>
-          <w:sz w:val="20"/>
-          <w:szCs w:val="18"/>
-        </w:rPr>
-        <w:t>Herald</w:t>
-      </w:r>
-      <w:r>
-        <w:rPr>
-          <w:rFonts w:eastAsia="標楷體"/>
-          <w:bCs/>
-          <w:sz w:val="20"/>
-          <w:szCs w:val="18"/>
-        </w:rPr>
-        <w:t>、</w:t>
-      </w:r>
-      <w:r>
-        <w:rPr>
-          <w:rFonts w:eastAsia="標楷體"/>
-          <w:bCs/>
-          <w:sz w:val="20"/>
-          <w:szCs w:val="18"/>
-        </w:rPr>
-        <w:t>H2H</w:t>
-      </w:r>
-      <w:r>
-        <w:rPr>
-          <w:rFonts w:eastAsia="標楷體"/>
-          <w:bCs/>
-          <w:sz w:val="20"/>
-          <w:szCs w:val="18"/>
-        </w:rPr>
-        <w:t>、</w:t>
-      </w:r>
-      <w:r>
-        <w:rPr>
-          <w:rFonts w:eastAsia="標楷體"/>
-          <w:bCs/>
-          <w:sz w:val="20"/>
-          <w:szCs w:val="18"/>
-        </w:rPr>
-        <w:t>HaX-</w:t>
-      </w:r>
-      <w:proofErr w:type="spellStart"/>
-      <w:r>
-        <w:rPr>
-          <w:rFonts w:eastAsia="標楷體"/>
-          <w:bCs/>
-          <w:sz w:val="20"/>
-          <w:szCs w:val="18"/>
-        </w:rPr>
-        <w:t>CoNN</w:t>
-      </w:r>
-      <w:proofErr w:type="spellEnd"/>
-      <w:r>
-        <w:rPr>
-          <w:rFonts w:eastAsia="標楷體"/>
-          <w:bCs/>
-          <w:sz w:val="20"/>
-          <w:szCs w:val="18"/>
-        </w:rPr>
-        <w:t>）與最佳化式（線性規劃、</w:t>
-      </w:r>
-      <w:proofErr w:type="spellStart"/>
-      <w:r>
-        <w:rPr>
-          <w:rFonts w:eastAsia="標楷體"/>
-          <w:bCs/>
-          <w:sz w:val="20"/>
-          <w:szCs w:val="18"/>
-        </w:rPr>
-        <w:t>AxoNN</w:t>
-      </w:r>
-      <w:proofErr w:type="spellEnd"/>
-      <w:r>
-        <w:rPr>
-          <w:rFonts w:eastAsia="標楷體"/>
-          <w:bCs/>
-          <w:sz w:val="20"/>
-          <w:szCs w:val="18"/>
-        </w:rPr>
-        <w:t>、遺傳演算法、以</w:t>
-      </w:r>
-      <w:r>
-        <w:rPr>
-          <w:rFonts w:eastAsia="標楷體"/>
-          <w:bCs/>
-          <w:sz w:val="20"/>
-          <w:szCs w:val="18"/>
-        </w:rPr>
-        <w:t>Z3</w:t>
-      </w:r>
-      <w:r>
-        <w:rPr>
-          <w:rFonts w:eastAsia="標楷體"/>
-          <w:bCs/>
-          <w:sz w:val="20"/>
-          <w:szCs w:val="18"/>
-        </w:rPr>
-        <w:t>求解器動態重排的</w:t>
-      </w:r>
-      <w:r>
-        <w:rPr>
-          <w:rFonts w:eastAsia="標楷體"/>
-          <w:bCs/>
-          <w:sz w:val="20"/>
-          <w:szCs w:val="18"/>
-        </w:rPr>
-        <w:t xml:space="preserve"> D-HaX-</w:t>
-      </w:r>
-      <w:proofErr w:type="spellStart"/>
-      <w:r>
-        <w:rPr>
-          <w:rFonts w:eastAsia="標楷體"/>
-          <w:bCs/>
-          <w:sz w:val="20"/>
-          <w:szCs w:val="18"/>
-        </w:rPr>
-        <w:t>CoNN</w:t>
-      </w:r>
-      <w:proofErr w:type="spellEnd"/>
-      <w:r>
-        <w:rPr>
-          <w:rFonts w:eastAsia="標楷體"/>
-          <w:bCs/>
-          <w:sz w:val="20"/>
-          <w:szCs w:val="18"/>
-        </w:rPr>
-        <w:t>）兩大類，並整理其記憶體競爭、跨加速器轉移成本與靜態／動態排程的權衡。其排程粒度是單一</w:t>
-      </w:r>
-      <w:r>
-        <w:rPr>
-          <w:rFonts w:eastAsia="標楷體"/>
-          <w:bCs/>
-          <w:sz w:val="20"/>
-          <w:szCs w:val="18"/>
-        </w:rPr>
-        <w:t xml:space="preserve"> DNN </w:t>
-      </w:r>
-      <w:r>
-        <w:rPr>
-          <w:rFonts w:eastAsia="標楷體"/>
-          <w:bCs/>
-          <w:sz w:val="20"/>
-          <w:szCs w:val="18"/>
-        </w:rPr>
-        <w:t>模型內的層級（將個別網路層指派給不同硬體加速器）。</w:t>
+        <w:t>亦顯示學習式方法在異質資源分配上的潛力。</w:t>
       </w:r>
     </w:p>
     <w:p>
@@ -3291,6 +3308,7 @@
     </w:p>
     <w:p>
       <w:pPr>
+        <w:jc w:val="both"/>
         <w:rPr>
           <w:rFonts w:eastAsia="標楷體"/>
           <w:bCs/>
@@ -3305,63 +3323,63 @@
       </w:r>
       <w:r>
         <w:rPr>
-          <w:rFonts w:eastAsia="標楷體" w:hint="eastAsia"/>
-          <w:bCs/>
-        </w:rPr>
-        <w:t>目標是在異質</w:t>
-      </w:r>
-      <w:r>
-        <w:rPr>
-          <w:rFonts w:eastAsia="標楷體" w:hint="eastAsia"/>
+          <w:rFonts w:eastAsia="標楷體"/>
+          <w:bCs/>
+        </w:rPr>
+        <w:t>本研究的目標是在異質</w:t>
+      </w:r>
+      <w:r>
+        <w:rPr>
+          <w:rFonts w:eastAsia="標楷體"/>
           <w:bCs/>
         </w:rPr>
         <w:t>GPU</w:t>
       </w:r>
       <w:r>
         <w:rPr>
-          <w:rFonts w:eastAsia="標楷體" w:hint="eastAsia"/>
+          <w:rFonts w:eastAsia="標楷體"/>
           <w:bCs/>
         </w:rPr>
         <w:t>與</w:t>
       </w:r>
       <w:r>
         <w:rPr>
-          <w:rFonts w:eastAsia="標楷體" w:hint="eastAsia"/>
+          <w:rFonts w:eastAsia="標楷體"/>
           <w:bCs/>
         </w:rPr>
         <w:t>NVIDIA MPS</w:t>
       </w:r>
       <w:r>
         <w:rPr>
-          <w:rFonts w:eastAsia="標楷體" w:hint="eastAsia"/>
-          <w:bCs/>
-        </w:rPr>
-        <w:t>環境中，學習一個能同時決定</w:t>
-      </w:r>
-      <w:r>
-        <w:rPr>
-          <w:rFonts w:eastAsia="標楷體" w:hint="eastAsia"/>
-          <w:bCs/>
-        </w:rPr>
-        <w:t>GPU placement</w:t>
-      </w:r>
-      <w:r>
-        <w:rPr>
-          <w:rFonts w:eastAsia="標楷體" w:hint="eastAsia"/>
-          <w:bCs/>
-        </w:rPr>
-        <w:t>與</w:t>
-      </w:r>
-      <w:r>
-        <w:rPr>
-          <w:rFonts w:eastAsia="標楷體" w:hint="eastAsia"/>
-          <w:bCs/>
-        </w:rPr>
-        <w:t>MPS allocation</w:t>
-      </w:r>
-      <w:r>
-        <w:rPr>
-          <w:rFonts w:eastAsia="標楷體" w:hint="eastAsia"/>
+          <w:rFonts w:eastAsia="標楷體"/>
+          <w:bCs/>
+        </w:rPr>
+        <w:t>環境中，學習一個能在</w:t>
+      </w:r>
+      <w:r>
+        <w:rPr>
+          <w:rFonts w:eastAsia="標楷體"/>
+          <w:bCs/>
+        </w:rPr>
+        <w:t>MPS</w:t>
+      </w:r>
+      <w:r>
+        <w:rPr>
+          <w:rFonts w:eastAsia="標楷體"/>
+          <w:bCs/>
+        </w:rPr>
+        <w:t>配額約束下決定工作派遣與</w:t>
+      </w:r>
+      <w:r>
+        <w:rPr>
+          <w:rFonts w:eastAsia="標楷體"/>
+          <w:bCs/>
+        </w:rPr>
+        <w:t xml:space="preserve"> GPU placement </w:t>
+      </w:r>
+      <w:r>
+        <w:rPr>
+          <w:rFonts w:eastAsia="標楷體"/>
           <w:bCs/>
         </w:rPr>
         <w:t>的排程策略，以降低</w:t>
@@ -3371,262 +3389,212 @@
           <w:rFonts w:eastAsia="標楷體" w:hint="eastAsia"/>
           <w:bCs/>
         </w:rPr>
-        <w:t xml:space="preserve"> </w:t>
-      </w:r>
-      <w:r>
-        <w:rPr>
-          <w:rFonts w:eastAsia="標楷體" w:hint="eastAsia"/>
-          <w:bCs/>
-        </w:rPr>
         <w:t>平均</w:t>
       </w:r>
       <w:r>
         <w:rPr>
-          <w:rFonts w:eastAsia="標楷體" w:hint="eastAsia"/>
-          <w:bCs/>
-        </w:rPr>
-        <w:t xml:space="preserve"> JCT</w:t>
-      </w:r>
-      <w:r>
-        <w:rPr>
-          <w:rFonts w:eastAsia="標楷體" w:hint="eastAsia"/>
+          <w:rFonts w:eastAsia="標楷體"/>
+          <w:bCs/>
+        </w:rPr>
+        <w:t>JCT</w:t>
+      </w:r>
+      <w:r>
+        <w:rPr>
+          <w:rFonts w:eastAsia="標楷體"/>
+          <w:bCs/>
+        </w:rPr>
+        <w:t>與尾端</w:t>
+      </w:r>
+      <w:r>
+        <w:rPr>
+          <w:rFonts w:eastAsia="標楷體"/>
+          <w:bCs/>
+        </w:rPr>
+        <w:t>JCT</w:t>
+      </w:r>
+      <w:r>
+        <w:rPr>
+          <w:rFonts w:eastAsia="標楷體"/>
+          <w:bCs/>
+        </w:rPr>
+        <w:t>、同時提升</w:t>
+      </w:r>
+      <w:r>
+        <w:rPr>
+          <w:rFonts w:eastAsia="標楷體"/>
+          <w:bCs/>
+        </w:rPr>
+        <w:t>GPU</w:t>
+      </w:r>
+      <w:r>
+        <w:rPr>
+          <w:rFonts w:eastAsia="標楷體" w:hint="eastAsia"/>
+          <w:bCs/>
+        </w:rPr>
+        <w:t>利用率</w:t>
+      </w:r>
+      <w:r>
+        <w:rPr>
+          <w:rFonts w:eastAsia="標楷體"/>
+          <w:bCs/>
+        </w:rPr>
+        <w:t>。更具體而言，本研究要回答兩個問題：第一，</w:t>
+      </w:r>
+      <w:r>
+        <w:rPr>
+          <w:rFonts w:eastAsia="標楷體"/>
+          <w:bCs/>
+        </w:rPr>
+        <w:t>DRL</w:t>
+      </w:r>
+      <w:r>
+        <w:rPr>
+          <w:rFonts w:eastAsia="標楷體"/>
+          <w:bCs/>
+        </w:rPr>
+        <w:t>是否能在模擬環境中學到比固定規則更好的</w:t>
+      </w:r>
+      <w:r>
+        <w:rPr>
+          <w:rFonts w:eastAsia="標楷體"/>
+          <w:bCs/>
+        </w:rPr>
+        <w:t xml:space="preserve">GPU + MPS </w:t>
+      </w:r>
+      <w:r>
+        <w:rPr>
+          <w:rFonts w:eastAsia="標楷體"/>
+          <w:bCs/>
+        </w:rPr>
+        <w:t>排程策略；第二，此學習式策略部署到真實異質</w:t>
+      </w:r>
+      <w:r>
+        <w:rPr>
+          <w:rFonts w:eastAsia="標楷體"/>
+          <w:bCs/>
+        </w:rPr>
+        <w:t xml:space="preserve"> GPU </w:t>
+      </w:r>
+      <w:r>
+        <w:rPr>
+          <w:rFonts w:eastAsia="標楷體"/>
+          <w:bCs/>
+        </w:rPr>
+        <w:t>叢集後，能否勝過</w:t>
+      </w:r>
+      <w:r>
+        <w:rPr>
+          <w:rFonts w:eastAsia="標楷體"/>
+          <w:bCs/>
+        </w:rPr>
+        <w:t xml:space="preserve"> FCFS</w:t>
+      </w:r>
+      <w:r>
+        <w:rPr>
+          <w:rFonts w:eastAsia="標楷體"/>
           <w:bCs/>
         </w:rPr>
         <w:t>、</w:t>
       </w:r>
       <w:r>
         <w:rPr>
-          <w:rFonts w:eastAsia="標楷體" w:hint="eastAsia"/>
-          <w:bCs/>
-        </w:rPr>
-        <w:t>尾部</w:t>
-      </w:r>
-      <w:r>
-        <w:rPr>
-          <w:rFonts w:eastAsia="標楷體" w:hint="eastAsia"/>
-          <w:bCs/>
-        </w:rPr>
-        <w:t>JCT</w:t>
-      </w:r>
-      <w:r>
-        <w:rPr>
-          <w:rFonts w:eastAsia="標楷體" w:hint="eastAsia"/>
-          <w:bCs/>
-        </w:rPr>
-        <w:t>，同時提升</w:t>
-      </w:r>
-      <w:r>
-        <w:rPr>
-          <w:rFonts w:eastAsia="標楷體" w:hint="eastAsia"/>
-          <w:bCs/>
-        </w:rPr>
-        <w:t xml:space="preserve"> GPU</w:t>
-      </w:r>
-      <w:r>
-        <w:rPr>
-          <w:rFonts w:eastAsia="標楷體" w:hint="eastAsia"/>
-          <w:bCs/>
-        </w:rPr>
-        <w:t>利用率</w:t>
-      </w:r>
-      <w:r>
-        <w:rPr>
-          <w:rFonts w:eastAsia="標楷體" w:hint="eastAsia"/>
-          <w:bCs/>
-        </w:rPr>
-        <w:t>。更具體而言，本研究要回答</w:t>
-      </w:r>
-      <w:r>
-        <w:rPr>
-          <w:rFonts w:eastAsia="標楷體" w:hint="eastAsia"/>
-          <w:bCs/>
-        </w:rPr>
-        <w:t>兩</w:t>
-      </w:r>
-      <w:r>
-        <w:rPr>
-          <w:rFonts w:eastAsia="標楷體" w:hint="eastAsia"/>
-          <w:bCs/>
-        </w:rPr>
-        <w:t>個問題</w:t>
-      </w:r>
-      <w:r>
-        <w:rPr>
-          <w:rFonts w:eastAsia="標楷體" w:hint="eastAsia"/>
-          <w:bCs/>
-        </w:rPr>
-        <w:t>。第一，</w:t>
-      </w:r>
-      <w:r>
-        <w:rPr>
-          <w:rFonts w:eastAsia="標楷體"/>
-          <w:bCs/>
-        </w:rPr>
-        <w:t>D</w:t>
-      </w:r>
-      <w:r>
-        <w:rPr>
-          <w:rFonts w:eastAsia="標楷體" w:hint="eastAsia"/>
-          <w:bCs/>
-        </w:rPr>
-        <w:t xml:space="preserve">RL </w:t>
-      </w:r>
-      <w:r>
-        <w:rPr>
-          <w:rFonts w:eastAsia="標楷體" w:hint="eastAsia"/>
-          <w:bCs/>
-        </w:rPr>
-        <w:t>是否能在模擬環境中學到比固定規則更好的</w:t>
-      </w:r>
-      <w:r>
-        <w:rPr>
-          <w:rFonts w:eastAsia="標楷體" w:hint="eastAsia"/>
+          <w:rFonts w:eastAsia="標楷體"/>
+          <w:bCs/>
+        </w:rPr>
+        <w:t xml:space="preserve">Backfill </w:t>
+      </w:r>
+      <w:r>
+        <w:rPr>
+          <w:rFonts w:eastAsia="標楷體"/>
+          <w:bCs/>
+        </w:rPr>
+        <w:t>與啟發式</w:t>
+      </w:r>
+      <w:r>
+        <w:rPr>
+          <w:rFonts w:eastAsia="標楷體" w:hint="eastAsia"/>
+          <w:bCs/>
+        </w:rPr>
+        <w:t>策略</w:t>
+      </w:r>
+      <w:r>
+        <w:rPr>
+          <w:rFonts w:eastAsia="標楷體"/>
+          <w:bCs/>
+        </w:rPr>
+        <w:t>。</w:t>
+      </w:r>
+    </w:p>
+    <w:p>
+      <w:pPr>
+        <w:jc w:val="both"/>
+        <w:rPr>
+          <w:rFonts w:eastAsia="標楷體"/>
+          <w:bCs/>
+        </w:rPr>
+      </w:pPr>
+      <w:r>
+        <w:rPr>
+          <w:rFonts w:eastAsia="標楷體" w:hint="eastAsia"/>
+          <w:bCs/>
+        </w:rPr>
+        <w:t xml:space="preserve">　　</w:t>
+      </w:r>
+      <w:r>
+        <w:rPr>
+          <w:rFonts w:eastAsia="標楷體" w:hint="eastAsia"/>
+          <w:bCs/>
+        </w:rPr>
+        <w:t>本研究</w:t>
+      </w:r>
+      <w:r>
+        <w:rPr>
+          <w:rFonts w:eastAsia="標楷體"/>
+          <w:bCs/>
+        </w:rPr>
+        <w:t>將異質</w:t>
+      </w:r>
+      <w:r>
+        <w:rPr>
+          <w:rFonts w:eastAsia="標楷體"/>
           <w:bCs/>
         </w:rPr>
         <w:t xml:space="preserve"> GPU + MPS </w:t>
       </w:r>
       <w:r>
         <w:rPr>
-          <w:rFonts w:eastAsia="標楷體" w:hint="eastAsia"/>
-          <w:bCs/>
-        </w:rPr>
-        <w:t>排程策略</w:t>
-      </w:r>
-      <w:r>
-        <w:rPr>
-          <w:rFonts w:eastAsia="標楷體" w:hint="eastAsia"/>
-          <w:bCs/>
-        </w:rPr>
-        <w:t>。</w:t>
-      </w:r>
-      <w:r>
-        <w:rPr>
-          <w:rFonts w:eastAsia="標楷體" w:hint="eastAsia"/>
-          <w:bCs/>
-        </w:rPr>
-        <w:t>第二，</w:t>
-      </w:r>
-      <w:r>
-        <w:rPr>
-          <w:rFonts w:eastAsia="標楷體" w:hint="eastAsia"/>
-          <w:bCs/>
-        </w:rPr>
-        <w:t>學習式策略在真實環境中是否能勝過</w:t>
-      </w:r>
-      <w:r>
-        <w:rPr>
-          <w:rFonts w:eastAsia="標楷體" w:hint="eastAsia"/>
-          <w:bCs/>
-        </w:rPr>
-        <w:t xml:space="preserve"> FCFS</w:t>
-      </w:r>
-      <w:r>
-        <w:rPr>
-          <w:rFonts w:eastAsia="標楷體" w:hint="eastAsia"/>
-          <w:bCs/>
-        </w:rPr>
-        <w:t>、</w:t>
-      </w:r>
-      <w:r>
-        <w:rPr>
-          <w:rFonts w:eastAsia="標楷體" w:hint="eastAsia"/>
-          <w:bCs/>
-        </w:rPr>
-        <w:t>Backfill</w:t>
-      </w:r>
-      <w:r>
-        <w:rPr>
-          <w:rFonts w:eastAsia="標楷體" w:hint="eastAsia"/>
-          <w:bCs/>
-        </w:rPr>
-        <w:t>、與啟發式</w:t>
-      </w:r>
-      <w:r>
-        <w:rPr>
-          <w:rFonts w:eastAsia="標楷體" w:hint="eastAsia"/>
-          <w:bCs/>
-        </w:rPr>
-        <w:t>策略</w:t>
-      </w:r>
-      <w:r>
-        <w:rPr>
-          <w:rFonts w:eastAsia="標楷體" w:hint="eastAsia"/>
-          <w:bCs/>
-        </w:rPr>
-        <w:t>。</w:t>
-      </w:r>
-    </w:p>
-    <w:p>
-      <w:pPr>
-        <w:rPr>
-          <w:rFonts w:eastAsia="標楷體"/>
-          <w:bCs/>
-        </w:rPr>
-      </w:pPr>
-    </w:p>
-    <w:p>
-      <w:pPr>
-        <w:jc w:val="both"/>
-        <w:rPr>
-          <w:rFonts w:eastAsia="標楷體"/>
-          <w:bCs/>
-        </w:rPr>
-      </w:pPr>
-      <w:r>
-        <w:rPr>
-          <w:rFonts w:eastAsia="標楷體" w:hint="eastAsia"/>
-          <w:bCs/>
-        </w:rPr>
-        <w:t xml:space="preserve">　　</w:t>
-      </w:r>
-      <w:r>
-        <w:rPr>
-          <w:rFonts w:eastAsia="標楷體" w:hint="eastAsia"/>
-          <w:bCs/>
-        </w:rPr>
-        <w:t>本研究</w:t>
-      </w:r>
-      <w:r>
-        <w:rPr>
-          <w:rFonts w:eastAsia="標楷體"/>
-          <w:bCs/>
-        </w:rPr>
-        <w:t>將異質</w:t>
-      </w:r>
-      <w:r>
-        <w:rPr>
-          <w:rFonts w:eastAsia="標楷體"/>
-          <w:bCs/>
-        </w:rPr>
-        <w:t xml:space="preserve"> GPU + MPS </w:t>
-      </w:r>
-      <w:r>
-        <w:rPr>
-          <w:rFonts w:eastAsia="標楷體"/>
-          <w:bCs/>
-        </w:rPr>
-        <w:t>排程建模為馬可夫決策過程。每次有工作可排程時，代理人觀察叢集狀態，選擇一個</w:t>
-      </w:r>
-      <w:r>
-        <w:rPr>
-          <w:rFonts w:eastAsia="標楷體"/>
-          <w:bCs/>
-        </w:rPr>
-        <w:t xml:space="preserve"> GPU </w:t>
-      </w:r>
-      <w:r>
-        <w:rPr>
-          <w:rFonts w:eastAsia="標楷體"/>
-          <w:bCs/>
-        </w:rPr>
-        <w:t>與</w:t>
-      </w:r>
-      <w:r>
-        <w:rPr>
-          <w:rFonts w:eastAsia="標楷體"/>
-          <w:bCs/>
-        </w:rPr>
-        <w:t xml:space="preserve"> MPS fraction</w:t>
+          <w:rFonts w:eastAsia="標楷體"/>
+          <w:bCs/>
+        </w:rPr>
+        <w:t>排程建模為馬可夫決策過程。每次有工作可排程時，代理人觀察叢集狀態</w:t>
+      </w:r>
+      <w:r>
+        <w:rPr>
+          <w:rFonts w:eastAsia="標楷體" w:hint="eastAsia"/>
+          <w:bCs/>
+        </w:rPr>
+        <w:t>來</w:t>
+      </w:r>
+      <w:r>
+        <w:rPr>
+          <w:rFonts w:eastAsia="標楷體"/>
+          <w:bCs/>
+        </w:rPr>
+        <w:t>選擇一個工作與其</w:t>
+      </w:r>
+      <w:r>
+        <w:rPr>
+          <w:rFonts w:eastAsia="標楷體"/>
+          <w:bCs/>
+        </w:rPr>
+        <w:t>GPU</w:t>
+      </w:r>
+      <w:r>
+        <w:rPr>
+          <w:rFonts w:eastAsia="標楷體" w:hint="eastAsia"/>
+          <w:bCs/>
+        </w:rPr>
+        <w:t>放置</w:t>
       </w:r>
       <w:r>
         <w:rPr>
@@ -4029,7 +3997,7 @@
       <w:pPr>
         <w:jc w:val="both"/>
         <w:rPr>
-          <w:rFonts w:eastAsia="標楷體" w:hint="eastAsia"/>
+          <w:rFonts w:eastAsia="標楷體"/>
           <w:bCs/>
         </w:rPr>
       </w:pPr>
@@ -4170,6 +4138,13 @@
       </w:r>
       <w:r>
         <w:rPr>
+          <w:rFonts w:eastAsia="標楷體"/>
+          <w:bCs/>
+        </w:rPr>
+        <w:t xml:space="preserve"> </w:t>
+      </w:r>
+      <w:r>
+        <w:rPr>
           <w:rFonts w:eastAsia="標楷體" w:hint="eastAsia"/>
           <w:bCs/>
         </w:rPr>
@@ -4205,17 +4180,10 @@
       </w:r>
       <w:r>
         <w:rPr>
-          <w:rFonts w:eastAsia="標楷體" w:hint="eastAsia"/>
-          <w:bCs/>
-        </w:rPr>
-        <w:t>8</w:t>
-      </w:r>
-      <w:r>
-        <w:rPr>
-          <w:rFonts w:eastAsia="標楷體" w:hint="eastAsia"/>
-          <w:bCs/>
-        </w:rPr>
-        <w:t xml:space="preserve"> </w:t>
+          <w:rFonts w:eastAsia="標楷體"/>
+          <w:bCs/>
+        </w:rPr>
+        <w:t xml:space="preserve">33 </w:t>
       </w:r>
       <w:r>
         <w:rPr>
@@ -4229,14 +4197,7 @@
           <w:rFonts w:eastAsia="標楷體" w:hint="eastAsia"/>
           <w:bCs/>
         </w:rPr>
-        <w:t>action</w:t>
-      </w:r>
-      <w:r>
-        <w:rPr>
-          <w:rFonts w:eastAsia="標楷體" w:hint="eastAsia"/>
-          <w:bCs/>
-        </w:rPr>
-        <w:t>s</w:t>
+        <w:t>離散動作</w:t>
       </w:r>
       <w:r>
         <w:rPr>
@@ -4294,7 +4255,28 @@
           <w:rFonts w:eastAsia="標楷體" w:hint="eastAsia"/>
           <w:bCs/>
         </w:rPr>
-        <w:t>，故設定為</w:t>
+        <w:t>，</w:t>
+      </w:r>
+      <w:r>
+        <w:rPr>
+          <w:rFonts w:eastAsia="標楷體"/>
+          <w:bCs/>
+        </w:rPr>
+        <w:t>故採以</w:t>
+      </w:r>
+      <w:r>
+        <w:rPr>
+          <w:rFonts w:eastAsia="標楷體"/>
+          <w:bCs/>
+        </w:rPr>
+        <w:t>JCT</w:t>
+      </w:r>
+      <w:r>
+        <w:rPr>
+          <w:rFonts w:eastAsia="標楷體"/>
+          <w:bCs/>
+        </w:rPr>
+        <w:t>為核心的多目標形式</w:t>
       </w:r>
       <w:r>
         <w:rPr>
@@ -4308,7 +4290,7 @@
           <w:rPr>
             <w:rFonts w:ascii="Cambria Math" w:eastAsia="標楷體" w:hAnsi="Cambria Math"/>
           </w:rPr>
-          <m:t>Reward=</m:t>
+          <m:t>R=</m:t>
         </m:r>
         <m:sSub>
           <m:sSubPr>
@@ -4427,7 +4409,6 @@
         </w:rPr>
         <w:t>，</w:t>
       </w:r>
-      <w:proofErr w:type="spellStart"/>
       <w:r>
         <w:rPr>
           <w:rFonts w:eastAsia="標楷體" w:hint="eastAsia"/>
@@ -4449,7 +4430,6 @@
         </w:rPr>
         <w:t>Util</w:t>
       </w:r>
-      <w:proofErr w:type="spellEnd"/>
       <w:r>
         <w:rPr>
           <w:rFonts w:eastAsia="標楷體" w:hint="eastAsia"/>
@@ -4549,6 +4529,34 @@
           <w:rFonts w:eastAsia="標楷體" w:hint="eastAsia"/>
           <w:bCs/>
         </w:rPr>
+        <w:t>見下圖</w:t>
+      </w:r>
+      <w:r>
+        <w:rPr>
+          <w:rFonts w:eastAsia="標楷體"/>
+          <w:bCs/>
+        </w:rPr>
+        <w:t xml:space="preserve"> </w:t>
+      </w:r>
+      <w:r>
+        <w:rPr>
+          <w:rFonts w:eastAsia="標楷體" w:hint="eastAsia"/>
+          <w:bCs/>
+        </w:rPr>
+        <w:t>1</w:t>
+      </w:r>
+      <w:r>
+        <w:rPr>
+          <w:rFonts w:eastAsia="標楷體" w:hint="eastAsia"/>
+          <w:bCs/>
+        </w:rPr>
+        <w:t>，</w:t>
+      </w:r>
+      <w:r>
+        <w:rPr>
+          <w:rFonts w:eastAsia="標楷體" w:hint="eastAsia"/>
+          <w:bCs/>
+        </w:rPr>
         <w:t>使用者提交</w:t>
       </w:r>
       <w:r>
@@ -4558,7 +4566,6 @@
         </w:rPr>
         <w:t>工作後，</w:t>
       </w:r>
-      <w:proofErr w:type="spellStart"/>
       <w:r>
         <w:rPr>
           <w:rFonts w:eastAsia="標楷體" w:hint="eastAsia"/>
@@ -4566,7 +4573,6 @@
         </w:rPr>
         <w:t>Slurm</w:t>
       </w:r>
-      <w:proofErr w:type="spellEnd"/>
       <w:r>
         <w:rPr>
           <w:rFonts w:eastAsia="標楷體" w:hint="eastAsia"/>
@@ -4579,7 +4585,7 @@
           <w:rFonts w:eastAsia="標楷體" w:hint="eastAsia"/>
           <w:bCs/>
         </w:rPr>
-        <w:t xml:space="preserve"> job submission hook </w:t>
+        <w:t>工作繳交掛勾</w:t>
       </w:r>
       <w:r>
         <w:rPr>
@@ -4705,7 +4711,7 @@
           <w:rFonts w:eastAsia="標楷體" w:hint="eastAsia"/>
           <w:bCs/>
         </w:rPr>
-        <w:t xml:space="preserve"> RLPD </w:t>
+        <w:t xml:space="preserve">RLPD </w:t>
       </w:r>
       <w:r>
         <w:rPr>
@@ -4721,23 +4727,31 @@
           <w:bCs/>
           <w:szCs w:val="16"/>
         </w:rPr>
-        <w:t>)</w:t>
-      </w:r>
-      <w:r>
-        <w:rPr>
-          <w:rFonts w:eastAsia="標楷體" w:hint="eastAsia"/>
-          <w:bCs/>
-          <w:szCs w:val="16"/>
-        </w:rPr>
-        <w:t xml:space="preserve"> </w:t>
-      </w:r>
-      <w:r>
-        <w:rPr>
-          <w:rFonts w:eastAsia="標楷體" w:hint="eastAsia"/>
-          <w:bCs/>
-          <w:szCs w:val="16"/>
-        </w:rPr>
-        <w:t xml:space="preserve">[24] </w:t>
+        <w:t xml:space="preserve">) </w:t>
+      </w:r>
+      <w:r>
+        <w:rPr>
+          <w:rFonts w:eastAsia="標楷體" w:hint="eastAsia"/>
+          <w:bCs/>
+          <w:szCs w:val="16"/>
+        </w:rPr>
+        <w:t>[</w:t>
+      </w:r>
+      <w:r>
+        <w:rPr>
+          <w:rFonts w:eastAsia="標楷體" w:hint="eastAsia"/>
+          <w:bCs/>
+          <w:szCs w:val="16"/>
+        </w:rPr>
+        <w:t>9</w:t>
+      </w:r>
+      <w:r>
+        <w:rPr>
+          <w:rFonts w:eastAsia="標楷體" w:hint="eastAsia"/>
+          <w:bCs/>
+          <w:szCs w:val="16"/>
+        </w:rPr>
+        <w:t xml:space="preserve">] </w:t>
       </w:r>
       <w:r>
         <w:rPr>
@@ -4848,7 +4862,7 @@
           <w:sz w:val="20"/>
           <w:szCs w:val="16"/>
         </w:rPr>
-        <w:t>1</w:t>
+        <w:t xml:space="preserve">1 </w:t>
       </w:r>
       <w:r>
         <w:rPr>
@@ -4857,15 +4871,6 @@
           <w:sz w:val="20"/>
           <w:szCs w:val="16"/>
         </w:rPr>
-        <w:t xml:space="preserve"> </w:t>
-      </w:r>
-      <w:r>
-        <w:rPr>
-          <w:rFonts w:eastAsia="標楷體" w:hint="eastAsia"/>
-          <w:b/>
-          <w:sz w:val="20"/>
-          <w:szCs w:val="16"/>
-        </w:rPr>
         <w:t>工作提交到排程決策流程</w:t>
       </w:r>
     </w:p>
@@ -4873,7 +4878,7 @@
       <w:pPr>
         <w:jc w:val="both"/>
         <w:rPr>
-          <w:rFonts w:eastAsia="標楷體" w:hint="eastAsia"/>
+          <w:rFonts w:eastAsia="標楷體"/>
           <w:bCs/>
         </w:rPr>
       </w:pPr>
@@ -4882,7 +4887,7 @@
       <w:pPr>
         <w:jc w:val="both"/>
         <w:rPr>
-          <w:rFonts w:eastAsia="標楷體" w:hint="eastAsia"/>
+          <w:rFonts w:eastAsia="標楷體"/>
           <w:bCs/>
         </w:rPr>
       </w:pPr>
@@ -4919,7 +4924,7 @@
           <w:rFonts w:eastAsia="標楷體" w:hint="eastAsia"/>
           <w:bCs/>
         </w:rPr>
-        <w:t xml:space="preserve"> Kubernetes (k3s) </w:t>
+        <w:t xml:space="preserve">Kubernetes (k3s) </w:t>
       </w:r>
       <w:r>
         <w:rPr>
@@ -4933,23 +4938,7 @@
           <w:rFonts w:eastAsia="標楷體" w:hint="eastAsia"/>
           <w:bCs/>
         </w:rPr>
-        <w:t xml:space="preserve"> </w:t>
-      </w:r>
-      <w:proofErr w:type="spellStart"/>
-      <w:r>
-        <w:rPr>
-          <w:rFonts w:eastAsia="標楷體" w:hint="eastAsia"/>
-          <w:bCs/>
-        </w:rPr>
-        <w:t>Slurm</w:t>
-      </w:r>
-      <w:proofErr w:type="spellEnd"/>
-      <w:r>
-        <w:rPr>
-          <w:rFonts w:eastAsia="標楷體" w:hint="eastAsia"/>
-          <w:bCs/>
-        </w:rPr>
-        <w:t xml:space="preserve"> controller</w:t>
+        <w:t xml:space="preserve"> Slurm controller</w:t>
       </w:r>
       <w:r>
         <w:rPr>
@@ -5005,7 +4994,97 @@
           <w:rFonts w:eastAsia="標楷體" w:hint="eastAsia"/>
           <w:bCs/>
         </w:rPr>
-        <w:t xml:space="preserve"> [10]</w:t>
+        <w:t xml:space="preserve"> [</w:t>
+      </w:r>
+      <w:r>
+        <w:rPr>
+          <w:rFonts w:eastAsia="標楷體" w:hint="eastAsia"/>
+          <w:bCs/>
+        </w:rPr>
+        <w:t>5</w:t>
+      </w:r>
+      <w:r>
+        <w:rPr>
+          <w:rFonts w:eastAsia="標楷體" w:hint="eastAsia"/>
+          <w:bCs/>
+        </w:rPr>
+        <w:t>]</w:t>
+      </w:r>
+      <w:r>
+        <w:rPr>
+          <w:rFonts w:hint="eastAsia"/>
+        </w:rPr>
+        <w:t>，</w:t>
+      </w:r>
+      <w:r>
+        <w:rPr>
+          <w:rFonts w:eastAsia="標楷體"/>
+          <w:bCs/>
+        </w:rPr>
+        <w:t>並透過</w:t>
+      </w:r>
+      <w:r>
+        <w:rPr>
+          <w:rFonts w:eastAsia="標楷體"/>
+          <w:bCs/>
+        </w:rPr>
+        <w:t xml:space="preserve"> Kubernetes Dynamic Resource Allocation (DRA) </w:t>
+      </w:r>
+      <w:r>
+        <w:rPr>
+          <w:rFonts w:eastAsia="標楷體"/>
+          <w:bCs/>
+        </w:rPr>
+        <w:t>對</w:t>
+      </w:r>
+      <w:r>
+        <w:rPr>
+          <w:rFonts w:eastAsia="標楷體"/>
+          <w:bCs/>
+        </w:rPr>
+        <w:t>GPU</w:t>
+      </w:r>
+      <w:r>
+        <w:rPr>
+          <w:rFonts w:eastAsia="標楷體"/>
+          <w:bCs/>
+        </w:rPr>
+        <w:t>與</w:t>
+      </w:r>
+      <w:r>
+        <w:rPr>
+          <w:rFonts w:eastAsia="標楷體"/>
+          <w:bCs/>
+        </w:rPr>
+        <w:t>MPS</w:t>
+      </w:r>
+      <w:r>
+        <w:rPr>
+          <w:rFonts w:eastAsia="標楷體"/>
+          <w:bCs/>
+        </w:rPr>
+        <w:t>資源進行配置</w:t>
+      </w:r>
+      <w:r>
+        <w:rPr>
+          <w:rFonts w:eastAsia="標楷體"/>
+          <w:bCs/>
+        </w:rPr>
+        <w:t xml:space="preserve"> [</w:t>
+      </w:r>
+      <w:r>
+        <w:rPr>
+          <w:rFonts w:eastAsia="標楷體" w:hint="eastAsia"/>
+          <w:bCs/>
+        </w:rPr>
+        <w:t>27</w:t>
+      </w:r>
+      <w:r>
+        <w:rPr>
+          <w:rFonts w:eastAsia="標楷體"/>
+          <w:bCs/>
+        </w:rPr>
+        <w:t>]</w:t>
       </w:r>
       <w:r>
         <w:rPr>
@@ -5086,7 +5165,6 @@
           <w:sz w:val="22"/>
         </w:rPr>
       </w:pPr>
-      <w:proofErr w:type="spellStart"/>
       <w:r>
         <w:rPr>
           <w:rFonts w:eastAsia="標楷體" w:hint="eastAsia"/>
@@ -5095,7 +5173,6 @@
         </w:rPr>
         <w:t>Slurm</w:t>
       </w:r>
-      <w:proofErr w:type="spellEnd"/>
       <w:r>
         <w:rPr>
           <w:rFonts w:eastAsia="標楷體" w:hint="eastAsia"/>
@@ -5159,9 +5236,126 @@
           <w:sz w:val="20"/>
           <w:szCs w:val="16"/>
         </w:rPr>
+        <w:t xml:space="preserve"> Slurm </w:t>
+      </w:r>
+      <w:r>
+        <w:rPr>
+          <w:rFonts w:eastAsia="標楷體"/>
+          <w:bCs/>
+          <w:sz w:val="20"/>
+          <w:szCs w:val="16"/>
+        </w:rPr>
+        <w:t>原生排程能力作為穩定</w:t>
+      </w:r>
+      <w:r>
+        <w:rPr>
+          <w:rFonts w:eastAsia="標楷體" w:hint="eastAsia"/>
+          <w:bCs/>
+          <w:sz w:val="20"/>
+          <w:szCs w:val="16"/>
+        </w:rPr>
+        <w:t>基線</w:t>
+      </w:r>
+      <w:r>
+        <w:rPr>
+          <w:rFonts w:eastAsia="標楷體"/>
+          <w:bCs/>
+          <w:sz w:val="20"/>
+          <w:szCs w:val="16"/>
+        </w:rPr>
+        <w:t>，而非重</w:t>
+      </w:r>
+      <w:r>
+        <w:rPr>
+          <w:rFonts w:eastAsia="標楷體"/>
+          <w:bCs/>
+          <w:sz w:val="20"/>
+          <w:szCs w:val="16"/>
+        </w:rPr>
+        <w:lastRenderedPageBreak/>
+        <w:t>寫排程核心。</w:t>
+      </w:r>
+      <w:r>
+        <w:rPr>
+          <w:rFonts w:eastAsia="標楷體" w:hint="eastAsia"/>
+          <w:bCs/>
+          <w:sz w:val="20"/>
+          <w:szCs w:val="16"/>
+        </w:rPr>
+        <w:t>例如</w:t>
+      </w:r>
+      <w:r>
+        <w:rPr>
+          <w:rFonts w:eastAsia="標楷體"/>
+          <w:bCs/>
+          <w:sz w:val="20"/>
+          <w:szCs w:val="16"/>
+        </w:rPr>
+        <w:t>backfil</w:t>
+      </w:r>
+      <w:r>
+        <w:rPr>
+          <w:rFonts w:eastAsia="標楷體" w:hint="eastAsia"/>
+          <w:bCs/>
+          <w:sz w:val="20"/>
+          <w:szCs w:val="16"/>
+        </w:rPr>
+        <w:t>l</w:t>
+      </w:r>
+      <w:r>
+        <w:rPr>
+          <w:rFonts w:eastAsia="標楷體"/>
+          <w:bCs/>
+          <w:sz w:val="20"/>
+          <w:szCs w:val="16"/>
+        </w:rPr>
+        <w:t>允許在不延後高優先權工作的前提下，讓資源需求較小、執行時間較短的工作提前插隊執行，緩解大工作長期佔用資源造成的閒置</w:t>
+      </w:r>
+      <w:r>
+        <w:rPr>
+          <w:rFonts w:eastAsia="標楷體" w:hint="eastAsia"/>
+          <w:bCs/>
+          <w:sz w:val="20"/>
+          <w:szCs w:val="16"/>
+        </w:rPr>
+        <w:t>，此外也納入</w:t>
+      </w:r>
+      <w:r>
+        <w:rPr>
+          <w:rFonts w:eastAsia="標楷體"/>
+          <w:bCs/>
+          <w:sz w:val="20"/>
+          <w:szCs w:val="16"/>
+        </w:rPr>
+        <w:t>更保守的</w:t>
+      </w:r>
+      <w:r>
+        <w:rPr>
+          <w:rFonts w:eastAsia="標楷體"/>
+          <w:bCs/>
+          <w:sz w:val="20"/>
+          <w:szCs w:val="16"/>
+        </w:rPr>
         <w:t xml:space="preserve"> </w:t>
       </w:r>
-      <w:proofErr w:type="spellStart"/>
+      <w:r>
+        <w:rPr>
+          <w:rFonts w:eastAsia="標楷體" w:hint="eastAsia"/>
+          <w:bCs/>
+          <w:sz w:val="20"/>
+          <w:szCs w:val="16"/>
+        </w:rPr>
+        <w:t>FCFS</w:t>
+      </w:r>
+      <w:r>
+        <w:rPr>
+          <w:rFonts w:eastAsia="標楷體"/>
+          <w:bCs/>
+          <w:sz w:val="20"/>
+          <w:szCs w:val="16"/>
+        </w:rPr>
+        <w:t>作為下界對照，用以檢驗啟發式與學習式策略相對</w:t>
+      </w:r>
       <w:r>
         <w:rPr>
           <w:rFonts w:eastAsia="標楷體"/>
@@ -5170,163 +5364,6 @@
           <w:szCs w:val="16"/>
         </w:rPr>
         <w:t>Slurm</w:t>
-      </w:r>
-      <w:proofErr w:type="spellEnd"/>
-      <w:r>
-        <w:rPr>
-          <w:rFonts w:eastAsia="標楷體"/>
-          <w:bCs/>
-          <w:sz w:val="20"/>
-          <w:szCs w:val="16"/>
-        </w:rPr>
-        <w:t xml:space="preserve"> </w:t>
-      </w:r>
-      <w:r>
-        <w:rPr>
-          <w:rFonts w:eastAsia="標楷體"/>
-          <w:bCs/>
-          <w:sz w:val="20"/>
-          <w:szCs w:val="16"/>
-        </w:rPr>
-        <w:t>原生排程能力作為穩定</w:t>
-      </w:r>
-      <w:r>
-        <w:rPr>
-          <w:rFonts w:eastAsia="標楷體" w:hint="eastAsia"/>
-          <w:bCs/>
-          <w:sz w:val="20"/>
-          <w:szCs w:val="16"/>
-        </w:rPr>
-        <w:t>基線</w:t>
-      </w:r>
-      <w:r>
-        <w:rPr>
-          <w:rFonts w:eastAsia="標楷體"/>
-          <w:bCs/>
-          <w:sz w:val="20"/>
-          <w:szCs w:val="16"/>
-        </w:rPr>
-        <w:t>，而非重寫排程核心。</w:t>
-      </w:r>
-      <w:r>
-        <w:rPr>
-          <w:rFonts w:eastAsia="標楷體" w:hint="eastAsia"/>
-          <w:bCs/>
-          <w:sz w:val="20"/>
-          <w:szCs w:val="16"/>
-        </w:rPr>
-        <w:t>例如</w:t>
-      </w:r>
-      <w:r>
-        <w:rPr>
-          <w:rFonts w:eastAsia="標楷體"/>
-          <w:bCs/>
-          <w:sz w:val="20"/>
-          <w:szCs w:val="16"/>
-        </w:rPr>
-        <w:t>backfil</w:t>
-      </w:r>
-      <w:r>
-        <w:rPr>
-          <w:rFonts w:eastAsia="標楷體" w:hint="eastAsia"/>
-          <w:bCs/>
-          <w:sz w:val="20"/>
-          <w:szCs w:val="16"/>
-        </w:rPr>
-        <w:t>l</w:t>
-      </w:r>
-      <w:r>
-        <w:rPr>
-          <w:rFonts w:eastAsia="標楷體"/>
-          <w:bCs/>
-          <w:sz w:val="20"/>
-          <w:szCs w:val="16"/>
-        </w:rPr>
-        <w:t>允許在不延後高優先權工作的前提下，讓資源需求較小、執行時間較短的工作提前插隊執行，緩解大工作長期佔用資源</w:t>
-      </w:r>
-      <w:r>
-        <w:rPr>
-          <w:rFonts w:eastAsia="標楷體"/>
-          <w:bCs/>
-          <w:sz w:val="20"/>
-          <w:szCs w:val="16"/>
-        </w:rPr>
-        <w:lastRenderedPageBreak/>
-        <w:t>造成的閒置</w:t>
-      </w:r>
-      <w:r>
-        <w:rPr>
-          <w:rFonts w:eastAsia="標楷體" w:hint="eastAsia"/>
-          <w:bCs/>
-          <w:sz w:val="20"/>
-          <w:szCs w:val="16"/>
-        </w:rPr>
-        <w:t>，此外也納入</w:t>
-      </w:r>
-      <w:r>
-        <w:rPr>
-          <w:rFonts w:eastAsia="標楷體"/>
-          <w:bCs/>
-          <w:sz w:val="20"/>
-          <w:szCs w:val="16"/>
-        </w:rPr>
-        <w:t>更保守的</w:t>
-      </w:r>
-      <w:r>
-        <w:rPr>
-          <w:rFonts w:eastAsia="標楷體"/>
-          <w:bCs/>
-          <w:sz w:val="20"/>
-          <w:szCs w:val="16"/>
-        </w:rPr>
-        <w:t xml:space="preserve"> </w:t>
-      </w:r>
-      <w:r>
-        <w:rPr>
-          <w:rFonts w:eastAsia="標楷體" w:hint="eastAsia"/>
-          <w:bCs/>
-          <w:sz w:val="20"/>
-          <w:szCs w:val="16"/>
-        </w:rPr>
-        <w:t>FCFS</w:t>
-      </w:r>
-      <w:r>
-        <w:rPr>
-          <w:rFonts w:eastAsia="標楷體"/>
-          <w:bCs/>
-          <w:sz w:val="20"/>
-          <w:szCs w:val="16"/>
-        </w:rPr>
-        <w:t>作為下界對照，用以檢驗啟發式與學習式策略相對</w:t>
-      </w:r>
-      <w:r>
-        <w:rPr>
-          <w:rFonts w:eastAsia="標楷體"/>
-          <w:bCs/>
-          <w:sz w:val="20"/>
-          <w:szCs w:val="16"/>
-        </w:rPr>
-        <w:t xml:space="preserve"> </w:t>
-      </w:r>
-      <w:proofErr w:type="spellStart"/>
-      <w:r>
-        <w:rPr>
-          <w:rFonts w:eastAsia="標楷體"/>
-          <w:bCs/>
-          <w:sz w:val="20"/>
-          <w:szCs w:val="16"/>
-        </w:rPr>
-        <w:t>Slurm</w:t>
-      </w:r>
-      <w:proofErr w:type="spellEnd"/>
-      <w:r>
-        <w:rPr>
-          <w:rFonts w:eastAsia="標楷體"/>
-          <w:bCs/>
-          <w:sz w:val="20"/>
-          <w:szCs w:val="16"/>
-        </w:rPr>
-        <w:t xml:space="preserve"> </w:t>
       </w:r>
       <w:r>
         <w:rPr>
@@ -5939,27 +5976,7 @@
                 <w:sz w:val="20"/>
                 <w:szCs w:val="16"/>
               </w:rPr>
-              <w:t>(1 − (</w:t>
-            </w:r>
-            <w:proofErr w:type="spellStart"/>
-            <w:r>
-              <w:rPr>
-                <w:rFonts w:eastAsia="標楷體"/>
-                <w:bCs/>
-                <w:sz w:val="20"/>
-                <w:szCs w:val="16"/>
-              </w:rPr>
-              <w:t>fit_tier</w:t>
-            </w:r>
-            <w:proofErr w:type="spellEnd"/>
-            <w:r>
-              <w:rPr>
-                <w:rFonts w:eastAsia="標楷體"/>
-                <w:bCs/>
-                <w:sz w:val="20"/>
-                <w:szCs w:val="16"/>
-              </w:rPr>
-              <w:t xml:space="preserve"> − req))/</w:t>
+              <w:t>(1 − (fit_tier − req))/</w:t>
             </w:r>
             <w:r>
               <w:rPr>
@@ -6270,25 +6287,14 @@
               </w:rPr>
               <w:t>。</w:t>
             </w:r>
-            <w:proofErr w:type="spellStart"/>
-            <w:r>
-              <w:rPr>
-                <w:rFonts w:eastAsia="標楷體"/>
-                <w:bCs/>
-                <w:sz w:val="20"/>
-                <w:szCs w:val="16"/>
-              </w:rPr>
-              <w:t>mps_req</w:t>
-            </w:r>
-            <w:proofErr w:type="spellEnd"/>
-            <w:r>
-              <w:rPr>
-                <w:rFonts w:eastAsia="標楷體"/>
-                <w:bCs/>
-                <w:sz w:val="20"/>
-                <w:szCs w:val="16"/>
-              </w:rPr>
-              <w:t xml:space="preserve">=0 </w:t>
+            <w:r>
+              <w:rPr>
+                <w:rFonts w:eastAsia="標楷體"/>
+                <w:bCs/>
+                <w:sz w:val="20"/>
+                <w:szCs w:val="16"/>
+              </w:rPr>
+              <w:t xml:space="preserve">mps_req=0 </w:t>
             </w:r>
             <w:r>
               <w:rPr>
@@ -6338,25 +6344,14 @@
               </w:rPr>
               <w:t>；</w:t>
             </w:r>
-            <w:proofErr w:type="spellStart"/>
-            <w:r>
-              <w:rPr>
-                <w:rFonts w:eastAsia="標楷體"/>
-                <w:bCs/>
-                <w:sz w:val="20"/>
-                <w:szCs w:val="16"/>
-              </w:rPr>
-              <w:t>mps_req</w:t>
-            </w:r>
-            <w:proofErr w:type="spellEnd"/>
-            <w:r>
-              <w:rPr>
-                <w:rFonts w:eastAsia="標楷體"/>
-                <w:bCs/>
-                <w:sz w:val="20"/>
-                <w:szCs w:val="16"/>
-              </w:rPr>
-              <w:t>=50%</w:t>
+            <w:r>
+              <w:rPr>
+                <w:rFonts w:eastAsia="標楷體"/>
+                <w:bCs/>
+                <w:sz w:val="20"/>
+                <w:szCs w:val="16"/>
+              </w:rPr>
+              <w:t>mps_req=50%</w:t>
             </w:r>
             <w:r>
               <w:rPr>
@@ -6594,6 +6589,15 @@
           <w:sz w:val="20"/>
           <w:szCs w:val="16"/>
         </w:rPr>
+        <w:t xml:space="preserve"> </w:t>
+      </w:r>
+      <w:r>
+        <w:rPr>
+          <w:rFonts w:eastAsia="標楷體"/>
+          <w:bCs/>
+          <w:sz w:val="20"/>
+          <w:szCs w:val="16"/>
+        </w:rPr>
         <w:t>提出的離散動作變體則以</w:t>
       </w:r>
       <w:r>
@@ -6719,25 +6723,7 @@
           <w:sz w:val="20"/>
           <w:szCs w:val="16"/>
         </w:rPr>
-        <w:t>決策</w:t>
-      </w:r>
-      <w:r>
-        <w:rPr>
-          <w:rFonts w:eastAsia="標楷體" w:hint="eastAsia"/>
-          <w:bCs/>
-          <w:sz w:val="20"/>
-          <w:szCs w:val="16"/>
-        </w:rPr>
-        <w:t xml:space="preserve"> [7][16]</w:t>
-      </w:r>
-      <w:r>
-        <w:rPr>
-          <w:rFonts w:eastAsia="標楷體" w:hint="eastAsia"/>
-          <w:bCs/>
-          <w:sz w:val="20"/>
-          <w:szCs w:val="16"/>
-        </w:rPr>
-        <w:t>。</w:t>
+        <w:t>決策。</w:t>
       </w:r>
       <w:r>
         <w:rPr>
@@ -6772,19 +6758,8 @@
           <w:sz w:val="20"/>
           <w:szCs w:val="16"/>
         </w:rPr>
-        <w:t>RDSAC-</w:t>
-      </w:r>
-      <w:proofErr w:type="spellStart"/>
-      <w:r>
-        <w:rPr>
-          <w:rFonts w:eastAsia="標楷體" w:hint="eastAsia"/>
-          <w:bCs/>
-          <w:sz w:val="20"/>
-          <w:szCs w:val="16"/>
-        </w:rPr>
-        <w:t>cvar</w:t>
-      </w:r>
-      <w:proofErr w:type="spellEnd"/>
+        <w:t>RDSAC-cvar</w:t>
+      </w:r>
       <w:r>
         <w:rPr>
           <w:rFonts w:eastAsia="標楷體" w:hint="eastAsia"/>
@@ -6908,7 +6883,25 @@
           <w:sz w:val="20"/>
           <w:szCs w:val="16"/>
         </w:rPr>
-        <w:t xml:space="preserve"> [8]</w:t>
+        <w:t xml:space="preserve"> [</w:t>
+      </w:r>
+      <w:r>
+        <w:rPr>
+          <w:rFonts w:eastAsia="標楷體"/>
+          <w:bCs/>
+          <w:sz w:val="20"/>
+          <w:szCs w:val="16"/>
+        </w:rPr>
+        <w:t>9</w:t>
+      </w:r>
+      <w:r>
+        <w:rPr>
+          <w:rFonts w:eastAsia="標楷體"/>
+          <w:bCs/>
+          <w:sz w:val="20"/>
+          <w:szCs w:val="16"/>
+        </w:rPr>
+        <w:t>]</w:t>
       </w:r>
       <w:r>
         <w:rPr>
@@ -7290,16 +7283,7 @@
           <w:sz w:val="20"/>
           <w:szCs w:val="16"/>
         </w:rPr>
-        <w:t>實機叢集進</w:t>
-      </w:r>
-      <w:r>
-        <w:rPr>
-          <w:rFonts w:eastAsia="標楷體" w:hint="eastAsia"/>
-          <w:bCs/>
-          <w:sz w:val="20"/>
-          <w:szCs w:val="16"/>
-        </w:rPr>
-        <w:t>行部署與評估</w:t>
+        <w:t>實機叢集進行部署與評估</w:t>
       </w:r>
       <w:r>
         <w:rPr>
@@ -7407,27 +7391,7 @@
           <w:sz w:val="20"/>
           <w:szCs w:val="16"/>
         </w:rPr>
-        <w:t xml:space="preserve"> </w:t>
-      </w:r>
-      <w:proofErr w:type="spellStart"/>
-      <w:r>
-        <w:rPr>
-          <w:rFonts w:eastAsia="標楷體" w:hint="eastAsia"/>
-          <w:bCs/>
-          <w:sz w:val="20"/>
-          <w:szCs w:val="16"/>
-        </w:rPr>
-        <w:t>MLaaS</w:t>
-      </w:r>
-      <w:proofErr w:type="spellEnd"/>
-      <w:r>
-        <w:rPr>
-          <w:rFonts w:eastAsia="標楷體" w:hint="eastAsia"/>
-          <w:bCs/>
-          <w:sz w:val="20"/>
-          <w:szCs w:val="16"/>
-        </w:rPr>
-        <w:t xml:space="preserve"> </w:t>
+        <w:t xml:space="preserve"> MLaaS </w:t>
       </w:r>
       <w:r>
         <w:rPr>
@@ -8088,7 +8052,7 @@
                 <w:sz w:val="20"/>
                 <w:szCs w:val="16"/>
               </w:rPr>
-              <w:t>GPU utilization</w:t>
+              <w:t>GPU</w:t>
             </w:r>
             <w:r>
               <w:rPr>
@@ -8097,6 +8061,15 @@
                 <w:sz w:val="20"/>
                 <w:szCs w:val="16"/>
               </w:rPr>
+              <w:t>利用率</w:t>
+            </w:r>
+            <w:r>
+              <w:rPr>
+                <w:rFonts w:eastAsia="標楷體" w:hint="eastAsia"/>
+                <w:bCs/>
+                <w:sz w:val="20"/>
+                <w:szCs w:val="16"/>
+              </w:rPr>
               <w:t>、</w:t>
             </w:r>
             <w:r>
@@ -8106,7 +8079,7 @@
                 <w:sz w:val="20"/>
                 <w:szCs w:val="16"/>
               </w:rPr>
-              <w:t>SM utilization</w:t>
+              <w:t>SM</w:t>
             </w:r>
             <w:r>
               <w:rPr>
@@ -8115,6 +8088,15 @@
                 <w:sz w:val="20"/>
                 <w:szCs w:val="16"/>
               </w:rPr>
+              <w:t>利用率</w:t>
+            </w:r>
+            <w:r>
+              <w:rPr>
+                <w:rFonts w:eastAsia="標楷體" w:hint="eastAsia"/>
+                <w:bCs/>
+                <w:sz w:val="20"/>
+                <w:szCs w:val="16"/>
+              </w:rPr>
               <w:t>、</w:t>
             </w:r>
             <w:r>
@@ -8124,7 +8106,7 @@
                 <w:sz w:val="20"/>
                 <w:szCs w:val="16"/>
               </w:rPr>
-              <w:t>memory usage</w:t>
+              <w:t>記憶體用量</w:t>
             </w:r>
             <w:r>
               <w:rPr>
@@ -8160,7 +8142,16 @@
                 <w:sz w:val="20"/>
                 <w:szCs w:val="16"/>
               </w:rPr>
-              <w:t>queue delay</w:t>
+              <w:t>佇列</w:t>
+            </w:r>
+            <w:r>
+              <w:rPr>
+                <w:rFonts w:eastAsia="標楷體" w:hint="eastAsia"/>
+                <w:bCs/>
+                <w:sz w:val="20"/>
+                <w:szCs w:val="16"/>
+              </w:rPr>
+              <w:t>延遲</w:t>
             </w:r>
           </w:p>
         </w:tc>
@@ -8383,7 +8374,43 @@
           <w:sz w:val="20"/>
           <w:szCs w:val="16"/>
         </w:rPr>
-        <w:t>深度強化學習的訓練參數如下：</w:t>
+        <w:t>深度強化學習的訓練參數如</w:t>
+      </w:r>
+      <w:r>
+        <w:rPr>
+          <w:rFonts w:eastAsia="標楷體" w:hint="eastAsia"/>
+          <w:bCs/>
+          <w:sz w:val="20"/>
+          <w:szCs w:val="16"/>
+        </w:rPr>
+        <w:t>表</w:t>
+      </w:r>
+      <w:r>
+        <w:rPr>
+          <w:rFonts w:eastAsia="標楷體" w:hint="eastAsia"/>
+          <w:bCs/>
+          <w:sz w:val="20"/>
+          <w:szCs w:val="16"/>
+        </w:rPr>
+        <w:t xml:space="preserve"> 3 </w:t>
+      </w:r>
+      <w:r>
+        <w:rPr>
+          <w:rFonts w:eastAsia="標楷體" w:hint="eastAsia"/>
+          <w:bCs/>
+          <w:sz w:val="20"/>
+          <w:szCs w:val="16"/>
+        </w:rPr>
+        <w:t>所示</w:t>
+      </w:r>
+      <w:r>
+        <w:rPr>
+          <w:rFonts w:eastAsia="標楷體" w:hint="eastAsia"/>
+          <w:bCs/>
+          <w:sz w:val="20"/>
+          <w:szCs w:val="16"/>
+        </w:rPr>
+        <w:t>：</w:t>
       </w:r>
     </w:p>
     <w:p>
@@ -8729,19 +8756,8 @@
                 <w:sz w:val="20"/>
                 <w:szCs w:val="16"/>
               </w:rPr>
-              <w:t xml:space="preserve">(256, 256) + </w:t>
-            </w:r>
-            <w:proofErr w:type="spellStart"/>
-            <w:r>
-              <w:rPr>
-                <w:rFonts w:eastAsia="標楷體"/>
-                <w:bCs/>
-                <w:sz w:val="20"/>
-                <w:szCs w:val="16"/>
-              </w:rPr>
-              <w:t>LayerNorm</w:t>
-            </w:r>
-            <w:proofErr w:type="spellEnd"/>
+              <w:t>(256, 256) + LayerNorm</w:t>
+            </w:r>
           </w:p>
         </w:tc>
       </w:tr>
@@ -8972,27 +8988,7 @@
                 <w:sz w:val="20"/>
                 <w:szCs w:val="16"/>
               </w:rPr>
-              <w:t>RDSAC-</w:t>
-            </w:r>
-            <w:proofErr w:type="spellStart"/>
-            <w:r>
-              <w:rPr>
-                <w:rFonts w:eastAsia="標楷體"/>
-                <w:bCs/>
-                <w:sz w:val="20"/>
-                <w:szCs w:val="16"/>
-              </w:rPr>
-              <w:t>cvar</w:t>
-            </w:r>
-            <w:proofErr w:type="spellEnd"/>
-            <w:r>
-              <w:rPr>
-                <w:rFonts w:eastAsia="標楷體"/>
-                <w:bCs/>
-                <w:sz w:val="20"/>
-                <w:szCs w:val="16"/>
-              </w:rPr>
-              <w:t xml:space="preserve"> </w:t>
+              <w:t xml:space="preserve">RDSAC-cvar </w:t>
             </w:r>
             <w:r>
               <w:rPr>
@@ -9076,25 +9072,14 @@
               </w:rPr>
               <w:t>自動調整（</w:t>
             </w:r>
-            <w:proofErr w:type="spellStart"/>
-            <w:r>
-              <w:rPr>
-                <w:rFonts w:eastAsia="標楷體"/>
-                <w:bCs/>
-                <w:sz w:val="20"/>
-                <w:szCs w:val="16"/>
-              </w:rPr>
-              <w:t>init</w:t>
-            </w:r>
-            <w:proofErr w:type="spellEnd"/>
-            <w:r>
-              <w:rPr>
-                <w:rFonts w:eastAsia="標楷體"/>
-                <w:bCs/>
-                <w:sz w:val="20"/>
-                <w:szCs w:val="16"/>
-              </w:rPr>
-              <w:t xml:space="preserve"> 0.1</w:t>
+            <w:r>
+              <w:rPr>
+                <w:rFonts w:eastAsia="標楷體"/>
+                <w:bCs/>
+                <w:sz w:val="20"/>
+                <w:szCs w:val="16"/>
+              </w:rPr>
+              <w:t>init 0.1</w:t>
             </w:r>
             <w:r>
               <w:rPr>
@@ -9191,45 +9176,14 @@
               </w:rPr>
               <w:t>（</w:t>
             </w:r>
-            <w:proofErr w:type="spellStart"/>
-            <w:r>
-              <w:rPr>
-                <w:rFonts w:eastAsia="標楷體"/>
-                <w:bCs/>
-                <w:sz w:val="20"/>
-                <w:szCs w:val="16"/>
-              </w:rPr>
-              <w:t>w_jct</w:t>
-            </w:r>
-            <w:proofErr w:type="spellEnd"/>
-            <w:r>
-              <w:rPr>
-                <w:rFonts w:eastAsia="標楷體"/>
-                <w:bCs/>
-                <w:sz w:val="20"/>
-                <w:szCs w:val="16"/>
-              </w:rPr>
-              <w:t xml:space="preserve">=1.0, </w:t>
-            </w:r>
-            <w:proofErr w:type="spellStart"/>
-            <w:r>
-              <w:rPr>
-                <w:rFonts w:eastAsia="標楷體"/>
-                <w:bCs/>
-                <w:sz w:val="20"/>
-                <w:szCs w:val="16"/>
-              </w:rPr>
-              <w:t>w_util</w:t>
-            </w:r>
-            <w:proofErr w:type="spellEnd"/>
-            <w:r>
-              <w:rPr>
-                <w:rFonts w:eastAsia="標楷體"/>
-                <w:bCs/>
-                <w:sz w:val="20"/>
-                <w:szCs w:val="16"/>
-              </w:rPr>
-              <w:t>=0.05</w:t>
+            <w:r>
+              <w:rPr>
+                <w:rFonts w:eastAsia="標楷體"/>
+                <w:bCs/>
+                <w:sz w:val="20"/>
+                <w:szCs w:val="16"/>
+              </w:rPr>
+              <w:t>w_jct=1.0, w_util=0.05</w:t>
             </w:r>
             <w:r>
               <w:rPr>
@@ -9431,7 +9385,6 @@
         </w:rPr>
         <w:t>、</w:t>
       </w:r>
-      <w:proofErr w:type="spellStart"/>
       <w:r>
         <w:rPr>
           <w:rFonts w:eastAsia="標楷體"/>
@@ -9450,7 +9403,6 @@
         </w:rPr>
         <w:t>t</w:t>
       </w:r>
-      <w:proofErr w:type="spellEnd"/>
       <w:r>
         <w:rPr>
           <w:rFonts w:eastAsia="標楷體" w:hint="eastAsia"/>
@@ -9701,28 +9653,27 @@
           <w:sz w:val="20"/>
           <w:szCs w:val="16"/>
         </w:rPr>
-        <w:t>比其他方法好，而</w:t>
-      </w:r>
-      <w:r>
-        <w:rPr>
-          <w:rFonts w:eastAsia="標楷體" w:hint="eastAsia"/>
-          <w:bCs/>
-          <w:sz w:val="20"/>
-          <w:szCs w:val="16"/>
-        </w:rPr>
-        <w:t>RDSAC-</w:t>
-      </w:r>
-      <w:proofErr w:type="spellStart"/>
-      <w:r>
-        <w:rPr>
-          <w:rFonts w:eastAsia="標楷體" w:hint="eastAsia"/>
-          <w:bCs/>
-          <w:sz w:val="20"/>
-          <w:szCs w:val="16"/>
-        </w:rPr>
-        <w:t>cvar</w:t>
-      </w:r>
-      <w:proofErr w:type="spellEnd"/>
+        <w:t>比其他</w:t>
+      </w:r>
+      <w:r>
+        <w:rPr>
+          <w:rFonts w:eastAsia="標楷體" w:hint="eastAsia"/>
+          <w:bCs/>
+          <w:sz w:val="20"/>
+          <w:szCs w:val="16"/>
+        </w:rPr>
+        <w:lastRenderedPageBreak/>
+        <w:t>方法好，而</w:t>
+      </w:r>
+      <w:r>
+        <w:rPr>
+          <w:rFonts w:eastAsia="標楷體" w:hint="eastAsia"/>
+          <w:bCs/>
+          <w:sz w:val="20"/>
+          <w:szCs w:val="16"/>
+        </w:rPr>
+        <w:t>RDSAC-cvar</w:t>
+      </w:r>
       <w:r>
         <w:rPr>
           <w:rFonts w:eastAsia="標楷體" w:hint="eastAsia"/>
@@ -10587,19 +10538,8 @@
                 <w:sz w:val="20"/>
                 <w:szCs w:val="16"/>
               </w:rPr>
-              <w:t>-</w:t>
-            </w:r>
-            <w:proofErr w:type="spellStart"/>
-            <w:r>
-              <w:rPr>
-                <w:rFonts w:eastAsia="標楷體"/>
-                <w:bCs/>
-                <w:sz w:val="20"/>
-                <w:szCs w:val="16"/>
-              </w:rPr>
-              <w:t>cvar</w:t>
-            </w:r>
-            <w:proofErr w:type="spellEnd"/>
+              <w:t>-cvar</w:t>
+            </w:r>
           </w:p>
         </w:tc>
         <w:tc>
@@ -10819,6 +10759,521 @@
       <w:pPr>
         <w:pStyle w:val="1"/>
         <w:numPr>
+          <w:ilvl w:val="1"/>
+          <w:numId w:val="4"/>
+        </w:numPr>
+        <w:tabs>
+          <w:tab w:val="left" w:pos="432"/>
+        </w:tabs>
+        <w:snapToGrid w:val="0"/>
+        <w:ind w:left="240" w:hanging="240"/>
+        <w:rPr>
+          <w:rFonts w:eastAsia="標楷體" w:hint="eastAsia"/>
+          <w:b/>
+          <w:szCs w:val="22"/>
+        </w:rPr>
+      </w:pPr>
+      <w:r>
+        <w:rPr>
+          <w:rFonts w:eastAsia="標楷體" w:hint="eastAsia"/>
+          <w:b/>
+          <w:sz w:val="22"/>
+          <w:szCs w:val="18"/>
+        </w:rPr>
+        <w:t>與啟發式基準的嚴謹比較</w:t>
+      </w:r>
+    </w:p>
+    <w:p>
+      <w:pPr>
+        <w:pStyle w:val="1"/>
+        <w:snapToGrid w:val="0"/>
+        <w:rPr>
+          <w:rFonts w:eastAsia="標楷體"/>
+          <w:bCs/>
+          <w:sz w:val="20"/>
+          <w:szCs w:val="16"/>
+        </w:rPr>
+      </w:pPr>
+    </w:p>
+    <w:p>
+      <w:pPr>
+        <w:pStyle w:val="1"/>
+        <w:snapToGrid w:val="0"/>
+        <w:jc w:val="both"/>
+        <w:rPr>
+          <w:rFonts w:eastAsia="標楷體"/>
+          <w:bCs/>
+          <w:sz w:val="20"/>
+          <w:szCs w:val="16"/>
+        </w:rPr>
+      </w:pPr>
+      <w:r>
+        <w:rPr>
+          <w:rFonts w:eastAsia="標楷體" w:hint="eastAsia"/>
+          <w:bCs/>
+          <w:sz w:val="20"/>
+          <w:szCs w:val="16"/>
+        </w:rPr>
+        <w:t xml:space="preserve">　　</w:t>
+      </w:r>
+      <w:r>
+        <w:rPr>
+          <w:rFonts w:eastAsia="標楷體" w:hint="eastAsia"/>
+          <w:bCs/>
+          <w:sz w:val="20"/>
+          <w:szCs w:val="16"/>
+        </w:rPr>
+        <w:t>表</w:t>
+      </w:r>
+      <w:r>
+        <w:rPr>
+          <w:rFonts w:eastAsia="標楷體" w:hint="eastAsia"/>
+          <w:bCs/>
+          <w:sz w:val="20"/>
+          <w:szCs w:val="16"/>
+        </w:rPr>
+        <w:t xml:space="preserve"> </w:t>
+      </w:r>
+      <w:r>
+        <w:rPr>
+          <w:rFonts w:eastAsia="標楷體"/>
+          <w:bCs/>
+          <w:sz w:val="20"/>
+          <w:szCs w:val="16"/>
+        </w:rPr>
+        <w:t>4</w:t>
+      </w:r>
+      <w:r>
+        <w:rPr>
+          <w:rFonts w:eastAsia="標楷體" w:hint="eastAsia"/>
+          <w:bCs/>
+          <w:sz w:val="20"/>
+          <w:szCs w:val="16"/>
+        </w:rPr>
+        <w:t xml:space="preserve"> </w:t>
+      </w:r>
+      <w:r>
+        <w:rPr>
+          <w:rFonts w:eastAsia="標楷體" w:hint="eastAsia"/>
+          <w:bCs/>
+          <w:sz w:val="20"/>
+          <w:szCs w:val="16"/>
+        </w:rPr>
+        <w:t>顯示學習式策略在平均</w:t>
+      </w:r>
+      <w:r>
+        <w:rPr>
+          <w:rFonts w:eastAsia="標楷體" w:hint="eastAsia"/>
+          <w:bCs/>
+          <w:sz w:val="20"/>
+          <w:szCs w:val="16"/>
+        </w:rPr>
+        <w:t>JCT</w:t>
+      </w:r>
+      <w:r>
+        <w:rPr>
+          <w:rFonts w:eastAsia="標楷體" w:hint="eastAsia"/>
+          <w:bCs/>
+          <w:sz w:val="20"/>
+          <w:szCs w:val="16"/>
+        </w:rPr>
+        <w:t>上優於</w:t>
+      </w:r>
+      <w:r>
+        <w:rPr>
+          <w:rFonts w:eastAsia="標楷體" w:hint="eastAsia"/>
+          <w:bCs/>
+          <w:sz w:val="20"/>
+          <w:szCs w:val="16"/>
+        </w:rPr>
+        <w:t xml:space="preserve"> FCFS</w:t>
+      </w:r>
+      <w:r>
+        <w:rPr>
+          <w:rFonts w:eastAsia="標楷體" w:hint="eastAsia"/>
+          <w:bCs/>
+          <w:sz w:val="20"/>
+          <w:szCs w:val="16"/>
+        </w:rPr>
+        <w:t>和</w:t>
+      </w:r>
+      <w:r>
+        <w:rPr>
+          <w:rFonts w:eastAsia="標楷體" w:hint="eastAsia"/>
+          <w:bCs/>
+          <w:sz w:val="20"/>
+          <w:szCs w:val="16"/>
+        </w:rPr>
+        <w:t>Backfill</w:t>
+      </w:r>
+      <w:r>
+        <w:rPr>
+          <w:rFonts w:eastAsia="標楷體" w:hint="eastAsia"/>
+          <w:bCs/>
+          <w:sz w:val="20"/>
+          <w:szCs w:val="16"/>
+        </w:rPr>
+        <w:t>，</w:t>
+      </w:r>
+      <w:r>
+        <w:rPr>
+          <w:rFonts w:eastAsia="標楷體" w:hint="eastAsia"/>
+          <w:bCs/>
+          <w:sz w:val="20"/>
+          <w:szCs w:val="16"/>
+        </w:rPr>
+        <w:t>然而若以啟發式為配對基準做嚴格檢定，多數學習臂與</w:t>
+      </w:r>
+      <w:r>
+        <w:rPr>
+          <w:rFonts w:eastAsia="標楷體" w:hint="eastAsia"/>
+          <w:bCs/>
+          <w:sz w:val="20"/>
+          <w:szCs w:val="16"/>
+        </w:rPr>
+        <w:t>啟發式</w:t>
+      </w:r>
+      <w:r>
+        <w:rPr>
+          <w:rFonts w:eastAsia="標楷體" w:hint="eastAsia"/>
+          <w:bCs/>
+          <w:sz w:val="20"/>
+          <w:szCs w:val="16"/>
+        </w:rPr>
+        <w:t>的差異在本</w:t>
+      </w:r>
+      <w:r>
+        <w:rPr>
+          <w:rFonts w:eastAsia="標楷體" w:hint="eastAsia"/>
+          <w:bCs/>
+          <w:sz w:val="20"/>
+          <w:szCs w:val="16"/>
+        </w:rPr>
+        <w:t>n=8</w:t>
+      </w:r>
+      <w:r>
+        <w:rPr>
+          <w:rFonts w:eastAsia="標楷體"/>
+          <w:bCs/>
+          <w:sz w:val="20"/>
+          <w:szCs w:val="16"/>
+        </w:rPr>
+        <w:t xml:space="preserve"> </w:t>
+      </w:r>
+      <w:r>
+        <w:rPr>
+          <w:rFonts w:eastAsia="標楷體" w:hint="eastAsia"/>
+          <w:bCs/>
+          <w:sz w:val="20"/>
+          <w:szCs w:val="16"/>
+        </w:rPr>
+        <w:t>seed</w:t>
+      </w:r>
+      <w:r>
+        <w:rPr>
+          <w:rFonts w:eastAsia="標楷體" w:hint="eastAsia"/>
+          <w:bCs/>
+          <w:sz w:val="20"/>
+          <w:szCs w:val="16"/>
+        </w:rPr>
+        <w:t>s</w:t>
+      </w:r>
+      <w:r>
+        <w:rPr>
+          <w:rFonts w:eastAsia="標楷體" w:hint="eastAsia"/>
+          <w:bCs/>
+          <w:sz w:val="20"/>
+          <w:szCs w:val="16"/>
+        </w:rPr>
+        <w:t>下並未達統計顯著（</w:t>
+      </w:r>
+      <w:r>
+        <w:rPr>
+          <w:rFonts w:eastAsia="標楷體" w:hint="eastAsia"/>
+          <w:bCs/>
+          <w:sz w:val="20"/>
+          <w:szCs w:val="16"/>
+        </w:rPr>
+        <w:t xml:space="preserve">Holm-Bonferroni </w:t>
+      </w:r>
+      <w:r>
+        <w:rPr>
+          <w:rFonts w:eastAsia="標楷體" w:hint="eastAsia"/>
+          <w:bCs/>
+          <w:sz w:val="20"/>
+          <w:szCs w:val="16"/>
+        </w:rPr>
+        <w:t>校正後</w:t>
+      </w:r>
+      <w:r>
+        <w:rPr>
+          <w:rFonts w:eastAsia="標楷體" w:hint="eastAsia"/>
+          <w:bCs/>
+          <w:sz w:val="20"/>
+          <w:szCs w:val="16"/>
+        </w:rPr>
+        <w:t xml:space="preserve"> adjusted p &gt; 0.05</w:t>
+      </w:r>
+      <w:r>
+        <w:rPr>
+          <w:rFonts w:eastAsia="標楷體" w:hint="eastAsia"/>
+          <w:bCs/>
+          <w:sz w:val="20"/>
+          <w:szCs w:val="16"/>
+        </w:rPr>
+        <w:t>）。其中</w:t>
+      </w:r>
+      <w:r>
+        <w:rPr>
+          <w:rFonts w:eastAsia="標楷體" w:hint="eastAsia"/>
+          <w:bCs/>
+          <w:sz w:val="20"/>
+          <w:szCs w:val="16"/>
+        </w:rPr>
+        <w:t>RLPD</w:t>
+      </w:r>
+      <w:r>
+        <w:rPr>
+          <w:rFonts w:eastAsia="標楷體" w:hint="eastAsia"/>
+          <w:bCs/>
+          <w:sz w:val="20"/>
+          <w:szCs w:val="16"/>
+        </w:rPr>
+        <w:t>相對</w:t>
+      </w:r>
+      <w:r>
+        <w:rPr>
+          <w:rFonts w:eastAsia="標楷體" w:hint="eastAsia"/>
+          <w:bCs/>
+          <w:sz w:val="20"/>
+          <w:szCs w:val="16"/>
+        </w:rPr>
+        <w:t>啟發式</w:t>
+      </w:r>
+      <w:r>
+        <w:rPr>
+          <w:rFonts w:eastAsia="標楷體" w:hint="eastAsia"/>
+          <w:bCs/>
+          <w:sz w:val="20"/>
+          <w:szCs w:val="16"/>
+        </w:rPr>
+        <w:t>的平均Δ</w:t>
+      </w:r>
+      <w:r>
+        <w:rPr>
+          <w:rFonts w:eastAsia="標楷體" w:hint="eastAsia"/>
+          <w:bCs/>
+          <w:sz w:val="20"/>
+          <w:szCs w:val="16"/>
+        </w:rPr>
+        <w:t>JCT</w:t>
+      </w:r>
+      <w:r>
+        <w:rPr>
+          <w:rFonts w:eastAsia="標楷體" w:hint="eastAsia"/>
+          <w:bCs/>
+          <w:sz w:val="20"/>
+          <w:szCs w:val="16"/>
+        </w:rPr>
+        <w:t>為</w:t>
+      </w:r>
+      <w:r>
+        <w:rPr>
+          <w:rFonts w:eastAsia="標楷體" w:hint="eastAsia"/>
+          <w:bCs/>
+          <w:sz w:val="20"/>
+          <w:szCs w:val="16"/>
+        </w:rPr>
+        <w:t xml:space="preserve"> +2.2%</w:t>
+      </w:r>
+      <w:r>
+        <w:rPr>
+          <w:rFonts w:eastAsia="標楷體" w:hint="eastAsia"/>
+          <w:bCs/>
+          <w:sz w:val="20"/>
+          <w:szCs w:val="16"/>
+        </w:rPr>
+        <w:t>，但此均值受單一</w:t>
+      </w:r>
+      <w:r>
+        <w:rPr>
+          <w:rFonts w:eastAsia="標楷體" w:hint="eastAsia"/>
+          <w:bCs/>
+          <w:sz w:val="20"/>
+          <w:szCs w:val="16"/>
+        </w:rPr>
+        <w:t xml:space="preserve"> seed </w:t>
+      </w:r>
+      <w:r>
+        <w:rPr>
+          <w:rFonts w:eastAsia="標楷體" w:hint="eastAsia"/>
+          <w:bCs/>
+          <w:sz w:val="20"/>
+          <w:szCs w:val="16"/>
+        </w:rPr>
+        <w:t>拉高，去除後其餘中位數約與</w:t>
+      </w:r>
+      <w:r>
+        <w:rPr>
+          <w:rFonts w:eastAsia="標楷體" w:hint="eastAsia"/>
+          <w:bCs/>
+          <w:sz w:val="20"/>
+          <w:szCs w:val="16"/>
+        </w:rPr>
+        <w:t xml:space="preserve"> </w:t>
+      </w:r>
+      <w:r>
+        <w:rPr>
+          <w:rFonts w:eastAsia="標楷體" w:hint="eastAsia"/>
+          <w:bCs/>
+          <w:sz w:val="20"/>
+          <w:szCs w:val="16"/>
+        </w:rPr>
+        <w:t>啟發式</w:t>
+      </w:r>
+      <w:r>
+        <w:rPr>
+          <w:rFonts w:eastAsia="標楷體" w:hint="eastAsia"/>
+          <w:bCs/>
+          <w:sz w:val="20"/>
+          <w:szCs w:val="16"/>
+        </w:rPr>
+        <w:t>打平。整體而言，學習式策略相對</w:t>
+      </w:r>
+      <w:r>
+        <w:rPr>
+          <w:rFonts w:eastAsia="標楷體" w:hint="eastAsia"/>
+          <w:bCs/>
+          <w:sz w:val="20"/>
+          <w:szCs w:val="16"/>
+        </w:rPr>
+        <w:t>內建</w:t>
+      </w:r>
+      <w:r>
+        <w:rPr>
+          <w:rFonts w:eastAsia="標楷體" w:hint="eastAsia"/>
+          <w:bCs/>
+          <w:sz w:val="20"/>
+          <w:szCs w:val="16"/>
+        </w:rPr>
+        <w:t>Slurm</w:t>
+      </w:r>
+      <w:r>
+        <w:rPr>
+          <w:rFonts w:eastAsia="標楷體" w:hint="eastAsia"/>
+          <w:bCs/>
+          <w:sz w:val="20"/>
+          <w:szCs w:val="16"/>
+        </w:rPr>
+        <w:t>排程</w:t>
+      </w:r>
+      <w:r>
+        <w:rPr>
+          <w:rFonts w:eastAsia="標楷體" w:hint="eastAsia"/>
+          <w:bCs/>
+          <w:sz w:val="20"/>
+          <w:szCs w:val="16"/>
+        </w:rPr>
+        <w:t>(</w:t>
+      </w:r>
+      <w:r>
+        <w:rPr>
+          <w:rFonts w:eastAsia="標楷體" w:hint="eastAsia"/>
+          <w:bCs/>
+          <w:sz w:val="20"/>
+          <w:szCs w:val="16"/>
+        </w:rPr>
+        <w:t>FCFS/Backfill</w:t>
+      </w:r>
+      <w:r>
+        <w:rPr>
+          <w:rFonts w:eastAsia="標楷體" w:hint="eastAsia"/>
+          <w:bCs/>
+          <w:sz w:val="20"/>
+          <w:szCs w:val="16"/>
+        </w:rPr>
+        <w:t>)</w:t>
+      </w:r>
+      <w:r>
+        <w:rPr>
+          <w:rFonts w:eastAsia="標楷體" w:hint="eastAsia"/>
+          <w:bCs/>
+          <w:sz w:val="20"/>
+          <w:szCs w:val="16"/>
+        </w:rPr>
+        <w:t>的平均</w:t>
+      </w:r>
+      <w:r>
+        <w:rPr>
+          <w:rFonts w:eastAsia="標楷體" w:hint="eastAsia"/>
+          <w:bCs/>
+          <w:sz w:val="20"/>
+          <w:szCs w:val="16"/>
+        </w:rPr>
+        <w:t xml:space="preserve"> JCT </w:t>
+      </w:r>
+      <w:r>
+        <w:rPr>
+          <w:rFonts w:eastAsia="標楷體" w:hint="eastAsia"/>
+          <w:bCs/>
+          <w:sz w:val="20"/>
+          <w:szCs w:val="16"/>
+        </w:rPr>
+        <w:t>優勢方向一致，但相對已</w:t>
+      </w:r>
+      <w:r>
+        <w:rPr>
+          <w:rFonts w:eastAsia="標楷體" w:hint="eastAsia"/>
+          <w:bCs/>
+          <w:sz w:val="20"/>
+          <w:szCs w:val="16"/>
+        </w:rPr>
+        <w:t>size-aware</w:t>
+      </w:r>
+      <w:r>
+        <w:rPr>
+          <w:rFonts w:eastAsia="標楷體" w:hint="eastAsia"/>
+          <w:bCs/>
+          <w:sz w:val="20"/>
+          <w:szCs w:val="16"/>
+        </w:rPr>
+        <w:t>的啟發式則未構成統計上穩健的超越</w:t>
+      </w:r>
+      <w:r>
+        <w:rPr>
+          <w:rFonts w:eastAsia="標楷體" w:hint="eastAsia"/>
+          <w:bCs/>
+          <w:sz w:val="20"/>
+          <w:szCs w:val="16"/>
+        </w:rPr>
+        <w:t>，</w:t>
+      </w:r>
+      <w:r>
+        <w:rPr>
+          <w:rFonts w:eastAsia="標楷體" w:hint="eastAsia"/>
+          <w:bCs/>
+          <w:sz w:val="20"/>
+          <w:szCs w:val="16"/>
+        </w:rPr>
+        <w:t>這反映了策略效益確實取決於基準與測試場景。</w:t>
+      </w:r>
+    </w:p>
+    <w:p>
+      <w:pPr>
+        <w:pStyle w:val="1"/>
+        <w:snapToGrid w:val="0"/>
+        <w:rPr>
+          <w:rFonts w:eastAsia="標楷體"/>
+          <w:bCs/>
+          <w:sz w:val="20"/>
+          <w:szCs w:val="16"/>
+        </w:rPr>
+      </w:pPr>
+    </w:p>
+    <w:p>
+      <w:pPr>
+        <w:pStyle w:val="1"/>
+        <w:numPr>
           <w:ilvl w:val="0"/>
           <w:numId w:val="4"/>
         </w:numPr>
@@ -11024,7 +11479,6 @@
         </w:rPr>
         <w:t>在平均工作完成時間比</w:t>
       </w:r>
-      <w:proofErr w:type="spellStart"/>
       <w:r>
         <w:rPr>
           <w:rFonts w:eastAsia="標楷體" w:hint="eastAsia"/>
@@ -11034,7 +11488,6 @@
         </w:rPr>
         <w:t>Slurm</w:t>
       </w:r>
-      <w:proofErr w:type="spellEnd"/>
       <w:r>
         <w:rPr>
           <w:rFonts w:eastAsia="標楷體" w:hint="eastAsia"/>
@@ -11383,101 +11836,6 @@
     </w:p>
     <w:p>
       <w:pPr>
-        <w:pStyle w:val="14"/>
-        <w:snapToGrid w:val="0"/>
-        <w:jc w:val="both"/>
-      </w:pPr>
-      <w:r>
-        <w:t>按照內文引用的順序，參考文獻需連續地編號，編號寫在中</w:t>
-      </w:r>
-      <w:r>
-        <w:rPr>
-          <w:rFonts w:hint="eastAsia"/>
-        </w:rPr>
-        <w:t>括</w:t>
-      </w:r>
-      <w:r>
-        <w:t>號內，如</w:t>
-      </w:r>
-      <w:r>
-        <w:t xml:space="preserve"> [1]</w:t>
-      </w:r>
-      <w:r>
-        <w:t>。參考文獻格式如以下</w:t>
-      </w:r>
-      <w:r>
-        <w:t>[1]-[6]</w:t>
-      </w:r>
-      <w:r>
-        <w:t>例子所示。內文引用到參考文獻時，只需簡單地提到參考數字，如</w:t>
-      </w:r>
-      <w:r>
-        <w:t>[3]</w:t>
-      </w:r>
-      <w:r>
-        <w:t>，不需寫成</w:t>
-      </w:r>
-      <w:r>
-        <w:t>“</w:t>
-      </w:r>
-      <w:r>
-        <w:t>參考文獻</w:t>
-      </w:r>
-      <w:r>
-        <w:t xml:space="preserve"> [3]”</w:t>
-      </w:r>
-      <w:r>
-        <w:t>。</w:t>
-      </w:r>
-    </w:p>
-    <w:p>
-      <w:pPr>
-        <w:pStyle w:val="14"/>
-        <w:snapToGrid w:val="0"/>
-        <w:jc w:val="both"/>
-      </w:pPr>
-      <w:r>
-        <w:t>除非有六位作者或更多作者，所有作者的名字都要寫出來，而不要使用</w:t>
-      </w:r>
-      <w:r>
-        <w:t>“…</w:t>
-      </w:r>
-      <w:r>
-        <w:t>等</w:t>
-      </w:r>
-      <w:r>
-        <w:t>”</w:t>
-      </w:r>
-      <w:r>
-        <w:t>。尚未被發表的論文，即使已經投稿了，仍應標示為</w:t>
-      </w:r>
-      <w:r>
-        <w:t>“</w:t>
-      </w:r>
-      <w:r>
-        <w:t>未出版</w:t>
-      </w:r>
-      <w:r>
-        <w:t>(unpublished)” [4]</w:t>
-      </w:r>
-      <w:r>
-        <w:t>。而已經被接受了的論文應該標示為</w:t>
-      </w:r>
-      <w:r>
-        <w:t>“</w:t>
-      </w:r>
-      <w:r>
-        <w:t>即將出版</w:t>
-      </w:r>
-      <w:r>
-        <w:t>(in press)” [5]</w:t>
-      </w:r>
-      <w:r>
-        <w:t>。除了專有名詞和元素符號之外，文章題目的第一個字母需要大寫。</w:t>
-      </w:r>
-    </w:p>
-    <w:p>
-      <w:pPr>
         <w:pStyle w:val="1"/>
         <w:rPr>
           <w:rFonts w:eastAsia="標楷體"/>
@@ -11495,7 +11853,7 @@
         <w:rPr>
           <w:rFonts w:eastAsia="標楷體"/>
         </w:rPr>
-        <w:t>G. Eason, B. Noble, and I. N. Sneddon, “On certain integrals of Lipschitz-Hankel type involving products of Bessel functions,” Phil. Trans. Roy. Soc. London, vol. A247, pp. 529–551, April 1955.</w:t>
+        <w:t>M. Jeon, S. Venkataraman, A. Phanishayee, et al., "Analysis of large-scale multi-tenant GPU clusters for DNN training workloads," in USENIX ATC, 2019.</w:t>
       </w:r>
     </w:p>
     <w:p>
@@ -11509,7 +11867,7 @@
         <w:rPr>
           <w:rFonts w:eastAsia="標楷體"/>
         </w:rPr>
-        <w:t>J. Clerk Maxwell, A Treatise on Electricity and Magnetism, 3rd ed., vol. 2. Oxford: Clarendon, 1892, pp.68–73.</w:t>
+        <w:t>Q. Weng, W. Xiao, Y. Yu, et al., "MLaaS in the wild: workload analysis and scheduling in large-scale heterogeneous GPU clusters," in USENIX NSDI, 2022.</w:t>
       </w:r>
     </w:p>
     <w:p>
@@ -11523,7 +11881,7 @@
         <w:rPr>
           <w:rFonts w:eastAsia="標楷體"/>
         </w:rPr>
-        <w:t>I. S. Jacobs and C. P. Bean, “Fine particles, thin films and exchange anisotropy,” in Magnetism, vol. III, G. T. Rado and H. Suhl, Eds. New York: Academic, 1963, pp. 271–350.</w:t>
+        <w:t>NVIDIA Corporation, "Multi-Process service (MPS)," NVIDIA Documentation, 2024.</w:t>
       </w:r>
     </w:p>
     <w:p>
@@ -11537,7 +11895,7 @@
         <w:rPr>
           <w:rFonts w:eastAsia="標楷體"/>
         </w:rPr>
-        <w:t>K. Elissa, “Title of paper if known,” unpublished.</w:t>
+        <w:t>tba</w:t>
       </w:r>
     </w:p>
     <w:p>
@@ -11551,7 +11909,7 @@
         <w:rPr>
           <w:rFonts w:eastAsia="標楷體"/>
         </w:rPr>
-        <w:t>R. Nicole, “Title of paper with only first word capitalized,” J. Name Stand. Abbrev., in press.</w:t>
+        <w:t>tba</w:t>
       </w:r>
     </w:p>
     <w:p>
@@ -11565,7 +11923,322 @@
         <w:rPr>
           <w:rFonts w:eastAsia="標楷體"/>
         </w:rPr>
-        <w:t>M. Young, The Technical Writer's Handbook. Mill Valley, CA: University Science, 1989.</w:t>
+        <w:t>P. Christodoulou, "Soft actor-critic for discrete action settings," arXiv:1910.07207, 2019 (unpublished).</w:t>
+      </w:r>
+    </w:p>
+    <w:p>
+      <w:pPr>
+        <w:pStyle w:val="references"/>
+        <w:rPr>
+          <w:rFonts w:eastAsia="標楷體"/>
+        </w:rPr>
+      </w:pPr>
+      <w:r>
+        <w:rPr>
+          <w:rFonts w:eastAsia="標楷體"/>
+        </w:rPr>
+        <w:t>W. Dabney, G. Ostrovski, D. Silver, and R. Munos, "Implicit quantile networks for distributional reinforcement learning," in ICML, 2018.</w:t>
+      </w:r>
+    </w:p>
+    <w:p>
+      <w:pPr>
+        <w:pStyle w:val="references"/>
+        <w:rPr>
+          <w:rFonts w:eastAsia="標楷體"/>
+        </w:rPr>
+      </w:pPr>
+      <w:r>
+        <w:rPr>
+          <w:rFonts w:eastAsia="標楷體"/>
+        </w:rPr>
+        <w:t>X. Ma, J. Chen, L. Xia, J. Yang, Q. Zhao, and Z. Zhou, "DSAC: distributional soft actor-critic for risk-sensitive reinforcement learning," Journal of Artificial Intelligence Research, vol. 83, 2025.</w:t>
+      </w:r>
+    </w:p>
+    <w:p>
+      <w:pPr>
+        <w:pStyle w:val="references"/>
+        <w:rPr>
+          <w:rFonts w:eastAsia="標楷體"/>
+        </w:rPr>
+      </w:pPr>
+      <w:r>
+        <w:rPr>
+          <w:rFonts w:eastAsia="標楷體"/>
+        </w:rPr>
+        <w:t>P. J. Ball, L. Smith, I. Kostrikov, and S. Levine, "Efficient online reinforcement learning with offline data (RLPD)," in ICML, 2023.</w:t>
+      </w:r>
+    </w:p>
+    <w:p>
+      <w:pPr>
+        <w:pStyle w:val="references"/>
+        <w:rPr>
+          <w:rFonts w:eastAsia="標楷體"/>
+        </w:rPr>
+      </w:pPr>
+      <w:r>
+        <w:rPr>
+          <w:rFonts w:eastAsia="標楷體"/>
+        </w:rPr>
+        <w:t>SchedMD, "Slinky: Slurm in Kubernetes," https://github.com/SlinkyProject, 2024.</w:t>
+      </w:r>
+    </w:p>
+    <w:p>
+      <w:pPr>
+        <w:pStyle w:val="references"/>
+        <w:rPr>
+          <w:rFonts w:eastAsia="標楷體"/>
+        </w:rPr>
+      </w:pPr>
+      <w:r>
+        <w:rPr>
+          <w:rFonts w:eastAsia="標楷體"/>
+        </w:rPr>
+        <w:t>Y.-D. Lin, Y.-T. Ling, Y.-C. Lai, and D. Sudyana, "Reinforcement learning for AI as a service: CPU-GPU task scheduling for preprocessing, training, and inference tasks," IEEE Transactions on Network and Service Management, vol. 22, no. 4, 2025.</w:t>
+      </w:r>
+    </w:p>
+    <w:p>
+      <w:pPr>
+        <w:pStyle w:val="references"/>
+        <w:rPr>
+          <w:rFonts w:eastAsia="標楷體"/>
+        </w:rPr>
+      </w:pPr>
+      <w:r>
+        <w:rPr>
+          <w:rFonts w:eastAsia="標楷體"/>
+        </w:rPr>
+        <w:t>G. Zhang, W. Guo, Z. Tan, Q. Guan, and H. Jiang, "KIS-S: a GPU-aware Kubernetes inference simulator with RL-based auto-scaling," arXiv:2507.07932, 2025 (unpublished).</w:t>
+      </w:r>
+    </w:p>
+    <w:p>
+      <w:pPr>
+        <w:pStyle w:val="references"/>
+        <w:rPr>
+          <w:rFonts w:eastAsia="標楷體"/>
+        </w:rPr>
+      </w:pPr>
+      <w:r>
+        <w:rPr>
+          <w:rFonts w:eastAsia="標楷體"/>
+        </w:rPr>
+        <w:t>Q. Wu, P. Chen, and Y. Wang, "Defragmentation scheduling with deep reinforcement learning in shared GPU clusters," in ACM SoCC, 2025.</w:t>
+      </w:r>
+    </w:p>
+    <w:p>
+      <w:pPr>
+        <w:pStyle w:val="references"/>
+        <w:rPr>
+          <w:rFonts w:eastAsia="標楷體"/>
+        </w:rPr>
+      </w:pPr>
+      <w:r>
+        <w:rPr>
+          <w:rFonts w:eastAsia="標楷體"/>
+        </w:rPr>
+        <w:t>X. Wang, Y. Li, F. Guo, Y. Xu, and J. C. S. Lui, "Dynamic GPU scheduling with multi-resource awareness and live migration support," IEEE Transactions on Cloud Computing, vol. 11, no. 3, 2023.</w:t>
+      </w:r>
+    </w:p>
+    <w:p>
+      <w:pPr>
+        <w:pStyle w:val="references"/>
+        <w:rPr>
+          <w:rFonts w:eastAsia="標楷體"/>
+        </w:rPr>
+      </w:pPr>
+      <w:r>
+        <w:rPr>
+          <w:rFonts w:eastAsia="標楷體"/>
+        </w:rPr>
+        <w:t>H. Sedighi, F. Wuhib, and R. H. Glitho, "Dynamic task scheduling and adaptive GPU resource allocation in the cloud," IEEE Transactions on Network and Service Management, vol. 23, 2026.</w:t>
+      </w:r>
+    </w:p>
+    <w:p>
+      <w:pPr>
+        <w:pStyle w:val="references"/>
+        <w:rPr>
+          <w:rFonts w:eastAsia="標楷體"/>
+        </w:rPr>
+      </w:pPr>
+      <w:r>
+        <w:rPr>
+          <w:rFonts w:eastAsia="標楷體"/>
+        </w:rPr>
+        <w:t>E. Lipe, N. Karia, C. Espenshade, C. Stein, A. Tantawi, and O. Tardieu, "Energy efficient scheduling of AI/ML workloads on Multi-Instance GPUs with dynamic repartitioning," in IEEE CCGrid, 2025.</w:t>
+      </w:r>
+    </w:p>
+    <w:p>
+      <w:pPr>
+        <w:pStyle w:val="references"/>
+        <w:rPr>
+          <w:rFonts w:eastAsia="標楷體"/>
+        </w:rPr>
+      </w:pPr>
+      <w:r>
+        <w:rPr>
+          <w:rFonts w:eastAsia="標楷體"/>
+        </w:rPr>
+        <w:t>S. Choi, S. Lee, Y. Kim, J. Park, Y. Kwon, and J. Huh, "Serving heterogeneous machine learning models on multi-GPU servers with spatio-temporal sharing," in USENIX ATC, 2022.</w:t>
+      </w:r>
+    </w:p>
+    <w:p>
+      <w:pPr>
+        <w:pStyle w:val="references"/>
+        <w:rPr>
+          <w:rFonts w:eastAsia="標楷體"/>
+        </w:rPr>
+      </w:pPr>
+      <w:r>
+        <w:rPr>
+          <w:rFonts w:eastAsia="標楷體"/>
+        </w:rPr>
+        <w:t>U. Saroliya, E. Arima, D. Liu, and M. Schulz, "Hierarchical resource partitioning on modern GPUs: a reinforcement learning approach," in IEEE CLUSTER, 2023.</w:t>
+      </w:r>
+    </w:p>
+    <w:p>
+      <w:pPr>
+        <w:pStyle w:val="references"/>
+        <w:rPr>
+          <w:rFonts w:eastAsia="標楷體"/>
+        </w:rPr>
+      </w:pPr>
+      <w:r>
+        <w:rPr>
+          <w:rFonts w:eastAsia="標楷體"/>
+        </w:rPr>
+        <w:t>W. Xiao, R. Bhardwaj, R. Ramjee, et al., "Gandiva: introspective cluster scheduling for deep learning," in USENIX OSDI, 2018.</w:t>
+      </w:r>
+    </w:p>
+    <w:p>
+      <w:pPr>
+        <w:pStyle w:val="references"/>
+        <w:rPr>
+          <w:rFonts w:eastAsia="標楷體"/>
+        </w:rPr>
+      </w:pPr>
+      <w:r>
+        <w:rPr>
+          <w:rFonts w:eastAsia="標楷體"/>
+        </w:rPr>
+        <w:t>J. Gu, M. Chowdhury, K. G. Shin, et al., "Tiresias: a GPU cluster manager for distributed deep learning," in USENIX NSDI, 2019.</w:t>
+      </w:r>
+    </w:p>
+    <w:p>
+      <w:pPr>
+        <w:pStyle w:val="references"/>
+        <w:rPr>
+          <w:rFonts w:eastAsia="標楷體"/>
+        </w:rPr>
+      </w:pPr>
+      <w:r>
+        <w:rPr>
+          <w:rFonts w:eastAsia="標楷體"/>
+        </w:rPr>
+        <w:t>A. Bhatt, D. Palenicek, B. Belousov, M. Argus, A. Amiranashvili, T. Brox, and J. Peters, "CrossQ: batch normalization in deep reinforcement learning for greater sample efficiency and simplicity," in ICLR, 2024.</w:t>
+      </w:r>
+    </w:p>
+    <w:p>
+      <w:pPr>
+        <w:pStyle w:val="references"/>
+        <w:rPr>
+          <w:rFonts w:eastAsia="標楷體"/>
+        </w:rPr>
+      </w:pPr>
+      <w:r>
+        <w:rPr>
+          <w:rFonts w:eastAsia="標楷體"/>
+        </w:rPr>
+        <w:t>M. Tsenos and V. Kalogeraki, "Exploring GPU-based workload scheduling techniques for edge computing," in IEEE IC2E, 2025.</w:t>
+      </w:r>
+    </w:p>
+    <w:p>
+      <w:pPr>
+        <w:pStyle w:val="references"/>
+        <w:rPr>
+          <w:rFonts w:eastAsia="標楷體"/>
+        </w:rPr>
+      </w:pPr>
+      <w:r>
+        <w:rPr>
+          <w:rFonts w:eastAsia="標楷體"/>
+        </w:rPr>
+        <w:t xml:space="preserve">A. A. Majeed, M. Meribout, and S. M. Sali, "Scheduling techniques of AI models on modern heterogeneous edge GPU: </w:t>
+      </w:r>
+      <w:r>
+        <w:rPr>
+          <w:rFonts w:eastAsia="標楷體"/>
+        </w:rPr>
+        <w:lastRenderedPageBreak/>
+        <w:t>a critical review," IEEE Transactions on Industrial Informatics, vol. 22, no. 4, 2026.</w:t>
+      </w:r>
+    </w:p>
+    <w:p>
+      <w:pPr>
+        <w:pStyle w:val="references"/>
+        <w:rPr>
+          <w:rFonts w:eastAsia="標楷體"/>
+        </w:rPr>
+      </w:pPr>
+      <w:r>
+        <w:rPr>
+          <w:rFonts w:eastAsia="標楷體"/>
+        </w:rPr>
+        <w:t>S. Dong, B. Zheng, L. Pan, and S. Liu, "A reinforcement learning-based approach for scheduling machine learning training tasks in heterogeneous Kubernetes clusters," Future Generation Computer Systems, vol. 182, art. 108459, 2026.</w:t>
+      </w:r>
+    </w:p>
+    <w:p>
+      <w:pPr>
+        <w:pStyle w:val="references"/>
+        <w:rPr>
+          <w:rFonts w:eastAsia="標楷體"/>
+        </w:rPr>
+      </w:pPr>
+      <w:r>
+        <w:rPr>
+          <w:rFonts w:eastAsia="標楷體"/>
+        </w:rPr>
+        <w:t>S. Dongare, R. I. S. Khan, H. Albahar, N. Zhao, D. Melendez Maita, and A. R. Butt, "Hybrid learning and optimization-based dynamic scheduling for DL workloads on heterogeneous GPU clusters," in ACM SoCC, 2025.</w:t>
+      </w:r>
+    </w:p>
+    <w:p>
+      <w:pPr>
+        <w:pStyle w:val="references"/>
+        <w:rPr>
+          <w:rFonts w:eastAsia="標楷體"/>
+        </w:rPr>
+      </w:pPr>
+      <w:r>
+        <w:rPr>
+          <w:rFonts w:eastAsia="標楷體"/>
+        </w:rPr>
+        <w:t>Y. Wang, Y. Hu, A. Klimovic, X. Zhang, Y. Wen, G. Sun, and J. Lin, "Semantic-aware scheduling for GPU clusters with large language models," arXiv:2510.03334, 2025 (unpublished).</w:t>
+      </w:r>
+    </w:p>
+    <w:p>
+      <w:pPr>
+        <w:pStyle w:val="references"/>
+        <w:rPr>
+          <w:rFonts w:eastAsia="標楷體"/>
+        </w:rPr>
+      </w:pPr>
+      <w:r>
+        <w:rPr>
+          <w:rFonts w:eastAsia="標楷體"/>
+        </w:rPr>
+        <w:t>Kubernetes Authors, "Dynamic resource allocation (DRA)," Kubernetes Documentation, 2025.</w:t>
+      </w:r>
+    </w:p>
+    <w:p>
+      <w:pPr>
+        <w:pStyle w:val="references"/>
+        <w:rPr>
+          <w:rFonts w:eastAsia="標楷體"/>
+        </w:rPr>
+      </w:pPr>
+      <w:r>
+        <w:rPr>
+          <w:rFonts w:eastAsia="標楷體"/>
+        </w:rPr>
+        <w:t>J. Duan, Y. Guan, S. E. Li, Y. Ren, and B. Cheng, "Distributional soft actor-critic: off-policy reinforcement learning for addressing value estimation errors," IEEE Transactions on Neural Networks and Learning Systems, 2021.</w:t>
       </w:r>
     </w:p>
     <w:p>
@@ -11841,7 +12514,7 @@
   <w:abstractNum w:abstractNumId="2" w15:restartNumberingAfterBreak="0">
     <w:nsid w:val="223638DD"/>
     <w:multiLevelType w:val="multilevel"/>
-    <w:tmpl w:val="694C1DB0"/>
+    <w:tmpl w:val="A858D18E"/>
     <w:lvl w:ilvl="0">
       <w:start w:val="1"/>
       <w:numFmt w:val="decimal"/>
@@ -11859,6 +12532,10 @@
       <w:pPr>
         <w:ind w:left="432" w:hanging="432"/>
       </w:pPr>
+      <w:rPr>
+        <w:sz w:val="22"/>
+        <w:szCs w:val="20"/>
+      </w:rPr>
     </w:lvl>
     <w:lvl w:ilvl="2">
       <w:start w:val="1"/>
